--- a/Actividad1_Barreiro_Marco.docx
+++ b/Actividad1_Barreiro_Marco.docx
@@ -6,11 +6,7077 @@
       <w:pPr>
         <w:jc w:val="center"/>
       </w:pPr>
-      <w:r>
-        <w:t>Informe rescate animal</w:t>
-      </w:r>
+    </w:p>
+    <w:p>
+      <w:pPr>
+        <w:jc w:val="center"/>
+      </w:pPr>
+    </w:p>
+    <w:p>
+      <w:pPr>
+        <w:jc w:val="both"/>
+        <w:rPr>
+          <w:rFonts w:cs="Times New Roman"/>
+          <w:noProof/>
+          <w:color w:val="000000" w:themeColor="text1"/>
+          <w:sz w:val="32"/>
+          <w:szCs w:val="32"/>
+          <w:lang w:val="es-ES_tradnl" w:eastAsia="es-ES"/>
+        </w:rPr>
+      </w:pPr>
+      <w:r>
+        <w:rPr>
+          <w:rFonts w:cs="Times New Roman"/>
+          <w:noProof/>
+          <w:color w:val="000000" w:themeColor="text1"/>
+          <w:sz w:val="32"/>
+          <w:szCs w:val="32"/>
+          <w:lang w:val="es-ES_tradnl" w:eastAsia="es-ES"/>
+        </w:rPr>
+        <w:t xml:space="preserve">TECNOLOGÍAS DE LA INFORMACIÓN </w:t>
+      </w:r>
+    </w:p>
+    <w:p>
+      <w:pPr>
+        <w:jc w:val="both"/>
+        <w:rPr>
+          <w:rFonts w:cs="Times New Roman"/>
+          <w:color w:val="000000" w:themeColor="text1"/>
+          <w:kern w:val="24"/>
+          <w:sz w:val="32"/>
+          <w:szCs w:val="32"/>
+          <w:lang w:val="es-ES_tradnl"/>
+        </w:rPr>
+      </w:pPr>
+      <w:r>
+        <w:rPr>
+          <w:rFonts w:cs="Times New Roman"/>
+          <w:color w:val="000000" w:themeColor="text1"/>
+          <w:kern w:val="24"/>
+          <w:sz w:val="32"/>
+          <w:szCs w:val="32"/>
+          <w:lang w:val="es-ES_tradnl"/>
+        </w:rPr>
+        <w:t>Desarrollo de Sistemas Informáticos</w:t>
+      </w:r>
+      <w:r>
+        <w:rPr>
+          <w:rFonts w:cs="Times New Roman"/>
+          <w:noProof/>
+          <w:color w:val="000000" w:themeColor="text1"/>
+          <w:kern w:val="24"/>
+          <w:sz w:val="32"/>
+          <w:szCs w:val="32"/>
+          <w:lang w:eastAsia="es-419"/>
+        </w:rPr>
+        <w:drawing>
+          <wp:anchor distT="0" distB="0" distL="114300" distR="114300" simplePos="0" relativeHeight="251660288" behindDoc="1" locked="0" layoutInCell="1" allowOverlap="1" wp14:anchorId="72C2C49B" wp14:editId="34FD5616">
+            <wp:simplePos x="0" y="0"/>
+            <wp:positionH relativeFrom="column">
+              <wp:posOffset>-666115</wp:posOffset>
+            </wp:positionH>
+            <wp:positionV relativeFrom="paragraph">
+              <wp:posOffset>245110</wp:posOffset>
+            </wp:positionV>
+            <wp:extent cx="439947" cy="420174"/>
+            <wp:effectExtent l="0" t="0" r="0" b="0"/>
+            <wp:wrapNone/>
+            <wp:docPr id="6" name="Imagen 12"/>
+            <wp:cNvGraphicFramePr>
+              <a:graphicFrameLocks xmlns:a="http://schemas.openxmlformats.org/drawingml/2006/main" noChangeAspect="1"/>
+            </wp:cNvGraphicFramePr>
+            <a:graphic xmlns:a="http://schemas.openxmlformats.org/drawingml/2006/main">
+              <a:graphicData uri="http://schemas.openxmlformats.org/drawingml/2006/picture">
+                <pic:pic xmlns:pic="http://schemas.openxmlformats.org/drawingml/2006/picture">
+                  <pic:nvPicPr>
+                    <pic:cNvPr id="13" name="Imagen 12"/>
+                    <pic:cNvPicPr>
+                      <a:picLocks noChangeAspect="1"/>
+                    </pic:cNvPicPr>
+                  </pic:nvPicPr>
+                  <pic:blipFill>
+                    <a:blip r:embed="rId7" cstate="print">
+                      <a:extLst>
+                        <a:ext uri="{28A0092B-C50C-407E-A947-70E740481C1C}">
+                          <a14:useLocalDpi xmlns:a14="http://schemas.microsoft.com/office/drawing/2010/main" val="0"/>
+                        </a:ext>
+                      </a:extLst>
+                    </a:blip>
+                    <a:stretch>
+                      <a:fillRect/>
+                    </a:stretch>
+                  </pic:blipFill>
+                  <pic:spPr>
+                    <a:xfrm>
+                      <a:off x="0" y="0"/>
+                      <a:ext cx="439947" cy="420174"/>
+                    </a:xfrm>
+                    <a:prstGeom prst="rect">
+                      <a:avLst/>
+                    </a:prstGeom>
+                  </pic:spPr>
+                </pic:pic>
+              </a:graphicData>
+            </a:graphic>
+          </wp:anchor>
+        </w:drawing>
+      </w:r>
+    </w:p>
+    <w:p>
+      <w:pPr>
+        <w:jc w:val="both"/>
+        <w:rPr>
+          <w:rFonts w:cs="Times New Roman"/>
+          <w:bCs/>
+          <w:color w:val="000000" w:themeColor="text1"/>
+          <w:kern w:val="24"/>
+          <w:sz w:val="32"/>
+          <w:szCs w:val="32"/>
+          <w:lang w:val="es-ES_tradnl"/>
+        </w:rPr>
+      </w:pPr>
+      <w:r>
+        <w:rPr>
+          <w:rFonts w:cs="Times New Roman"/>
+          <w:bCs/>
+          <w:color w:val="000000" w:themeColor="text1"/>
+          <w:kern w:val="24"/>
+          <w:sz w:val="32"/>
+          <w:szCs w:val="32"/>
+          <w:lang w:val="es-ES_tradnl"/>
+        </w:rPr>
+        <w:t>Profesor:</w:t>
+      </w:r>
+      <w:r>
+        <w:rPr>
+          <w:rFonts w:cs="Times New Roman"/>
+          <w:bCs/>
+          <w:color w:val="000000" w:themeColor="text1"/>
+          <w:kern w:val="24"/>
+          <w:sz w:val="32"/>
+          <w:szCs w:val="32"/>
+          <w:lang w:val="es-ES_tradnl"/>
+        </w:rPr>
+        <w:tab/>
+      </w:r>
+      <w:r>
+        <w:rPr>
+          <w:rFonts w:cs="Times New Roman"/>
+          <w:bCs/>
+          <w:color w:val="000000" w:themeColor="text1"/>
+          <w:kern w:val="24"/>
+          <w:sz w:val="32"/>
+          <w:szCs w:val="32"/>
+          <w:lang w:val="es-ES_tradnl"/>
+        </w:rPr>
+        <w:tab/>
+      </w:r>
+    </w:p>
+    <w:p>
+      <w:pPr>
+        <w:jc w:val="both"/>
+        <w:rPr>
+          <w:rFonts w:cs="Times New Roman"/>
+          <w:color w:val="000000" w:themeColor="text1"/>
+          <w:sz w:val="32"/>
+          <w:szCs w:val="32"/>
+        </w:rPr>
+      </w:pPr>
+      <w:r>
+        <w:rPr>
+          <w:rFonts w:cs="Times New Roman"/>
+          <w:color w:val="000000" w:themeColor="text1"/>
+          <w:sz w:val="32"/>
+          <w:szCs w:val="32"/>
+        </w:rPr>
+        <w:t xml:space="preserve">Ing. Jorge Zambrano </w:t>
+      </w:r>
+    </w:p>
+    <w:tbl>
+      <w:tblPr>
+        <w:tblStyle w:val="Tablaconcuadrcula"/>
+        <w:tblpPr w:leftFromText="141" w:rightFromText="141" w:vertAnchor="text" w:horzAnchor="margin" w:tblpY="265"/>
+        <w:tblW w:w="0" w:type="auto"/>
+        <w:tblLook w:val="04A0" w:firstRow="1" w:lastRow="0" w:firstColumn="1" w:lastColumn="0" w:noHBand="0" w:noVBand="1"/>
+      </w:tblPr>
+      <w:tblGrid>
+        <w:gridCol w:w="5850"/>
+        <w:gridCol w:w="2493"/>
+      </w:tblGrid>
+      <w:tr>
+        <w:trPr>
+          <w:trHeight w:val="169"/>
+        </w:trPr>
+        <w:tc>
+          <w:tcPr>
+            <w:tcW w:w="5850" w:type="dxa"/>
+            <w:shd w:val="clear" w:color="auto" w:fill="00B050"/>
+          </w:tcPr>
+          <w:p>
+            <w:pPr>
+              <w:jc w:val="both"/>
+              <w:rPr>
+                <w:rFonts w:cs="Times New Roman"/>
+                <w:color w:val="000000" w:themeColor="text1"/>
+                <w:kern w:val="24"/>
+                <w:szCs w:val="24"/>
+                <w:lang w:val="es-ES_tradnl"/>
+              </w:rPr>
+            </w:pPr>
+            <w:r>
+              <w:rPr>
+                <w:rFonts w:cs="Times New Roman"/>
+                <w:color w:val="000000" w:themeColor="text1"/>
+                <w:kern w:val="24"/>
+                <w:szCs w:val="24"/>
+                <w:lang w:val="es-ES_tradnl"/>
+              </w:rPr>
+              <w:t>Titulaciones</w:t>
+            </w:r>
+          </w:p>
+        </w:tc>
+        <w:tc>
+          <w:tcPr>
+            <w:tcW w:w="2493" w:type="dxa"/>
+            <w:shd w:val="clear" w:color="auto" w:fill="00B050"/>
+          </w:tcPr>
+          <w:p>
+            <w:pPr>
+              <w:jc w:val="both"/>
+              <w:rPr>
+                <w:rFonts w:cs="Times New Roman"/>
+                <w:color w:val="000000" w:themeColor="text1"/>
+                <w:kern w:val="24"/>
+                <w:szCs w:val="24"/>
+                <w:lang w:val="es-ES_tradnl"/>
+              </w:rPr>
+            </w:pPr>
+            <w:r>
+              <w:rPr>
+                <w:rFonts w:cs="Times New Roman"/>
+                <w:color w:val="000000" w:themeColor="text1"/>
+                <w:kern w:val="24"/>
+                <w:szCs w:val="24"/>
+                <w:lang w:val="es-ES_tradnl"/>
+              </w:rPr>
+              <w:t>Semestre</w:t>
+            </w:r>
+          </w:p>
+        </w:tc>
+      </w:tr>
+      <w:tr>
+        <w:trPr>
+          <w:trHeight w:val="533"/>
+        </w:trPr>
+        <w:tc>
+          <w:tcPr>
+            <w:tcW w:w="5850" w:type="dxa"/>
+            <w:vAlign w:val="center"/>
+          </w:tcPr>
+          <w:p>
+            <w:pPr>
+              <w:pStyle w:val="Prrafodelista"/>
+              <w:numPr>
+                <w:ilvl w:val="0"/>
+                <w:numId w:val="1"/>
+              </w:numPr>
+              <w:jc w:val="both"/>
+              <w:rPr>
+                <w:rFonts w:cs="Times New Roman"/>
+                <w:bCs/>
+                <w:i/>
+                <w:iCs/>
+                <w:color w:val="000000" w:themeColor="text1"/>
+                <w:kern w:val="24"/>
+                <w:szCs w:val="24"/>
+                <w:lang w:val="es-ES_tradnl"/>
+              </w:rPr>
+            </w:pPr>
+            <w:r>
+              <w:rPr>
+                <w:rFonts w:cs="Times New Roman"/>
+                <w:bCs/>
+                <w:i/>
+                <w:iCs/>
+                <w:color w:val="000000" w:themeColor="text1"/>
+                <w:kern w:val="24"/>
+                <w:szCs w:val="24"/>
+                <w:lang w:val="es-ES_tradnl"/>
+              </w:rPr>
+              <w:t>Tecnologías de la Información en Línea</w:t>
+            </w:r>
+          </w:p>
+        </w:tc>
+        <w:tc>
+          <w:tcPr>
+            <w:tcW w:w="2493" w:type="dxa"/>
+            <w:vAlign w:val="center"/>
+          </w:tcPr>
+          <w:p>
+            <w:pPr>
+              <w:jc w:val="both"/>
+              <w:rPr>
+                <w:rFonts w:cs="Times New Roman"/>
+                <w:bCs/>
+                <w:i/>
+                <w:iCs/>
+                <w:color w:val="000000" w:themeColor="text1"/>
+                <w:kern w:val="24"/>
+                <w:szCs w:val="24"/>
+                <w:lang w:val="es-ES_tradnl"/>
+              </w:rPr>
+            </w:pPr>
+            <w:r>
+              <w:rPr>
+                <w:rFonts w:cs="Times New Roman"/>
+                <w:bCs/>
+                <w:i/>
+                <w:iCs/>
+                <w:color w:val="000000" w:themeColor="text1"/>
+                <w:kern w:val="24"/>
+                <w:szCs w:val="24"/>
+                <w:lang w:val="es-ES_tradnl"/>
+              </w:rPr>
+              <w:t>Quinto</w:t>
+            </w:r>
+          </w:p>
+        </w:tc>
+      </w:tr>
+    </w:tbl>
+    <w:p>
+      <w:pPr>
+        <w:jc w:val="both"/>
+        <w:rPr>
+          <w:rFonts w:cs="Times New Roman"/>
+          <w:noProof/>
+          <w:color w:val="000000" w:themeColor="text1"/>
+          <w:szCs w:val="24"/>
+          <w:lang w:val="es-ES_tradnl" w:eastAsia="es-EC"/>
+        </w:rPr>
+      </w:pPr>
+    </w:p>
+    <w:p>
+      <w:pPr>
+        <w:jc w:val="both"/>
+        <w:rPr>
+          <w:rFonts w:cs="Times New Roman"/>
+          <w:bCs/>
+          <w:color w:val="000000" w:themeColor="text1"/>
+          <w:sz w:val="28"/>
+          <w:szCs w:val="28"/>
+        </w:rPr>
+      </w:pPr>
+    </w:p>
+    <w:p>
+      <w:pPr>
+        <w:jc w:val="both"/>
+        <w:rPr>
+          <w:rFonts w:cs="Times New Roman"/>
+          <w:bCs/>
+          <w:color w:val="000000" w:themeColor="text1"/>
+          <w:sz w:val="28"/>
+          <w:szCs w:val="28"/>
+        </w:rPr>
+      </w:pPr>
+    </w:p>
+    <w:p>
+      <w:pPr>
+        <w:jc w:val="both"/>
+        <w:rPr>
+          <w:rFonts w:cs="Times New Roman"/>
+          <w:bCs/>
+          <w:color w:val="000000" w:themeColor="text1"/>
+          <w:sz w:val="28"/>
+          <w:szCs w:val="28"/>
+        </w:rPr>
+      </w:pPr>
+      <w:r>
+        <w:rPr>
+          <w:rFonts w:cs="Times New Roman"/>
+          <w:bCs/>
+          <w:color w:val="000000" w:themeColor="text1"/>
+          <w:sz w:val="28"/>
+          <w:szCs w:val="28"/>
+        </w:rPr>
+        <w:t xml:space="preserve">NOMBRES Y APELLIDOS: Marco Andrés Barreiro Romero </w:t>
+      </w:r>
+    </w:p>
+    <w:p>
+      <w:pPr>
+        <w:jc w:val="both"/>
+        <w:rPr>
+          <w:rFonts w:cs="Times New Roman"/>
+          <w:bCs/>
+          <w:color w:val="000000" w:themeColor="text1"/>
+          <w:sz w:val="28"/>
+          <w:szCs w:val="28"/>
+        </w:rPr>
+      </w:pPr>
+      <w:r>
+        <w:rPr>
+          <w:rFonts w:cs="Times New Roman"/>
+          <w:bCs/>
+          <w:color w:val="000000" w:themeColor="text1"/>
+          <w:sz w:val="28"/>
+          <w:szCs w:val="28"/>
+        </w:rPr>
+        <w:t>PARALELO: A</w:t>
+      </w:r>
+      <w:r>
+        <w:rPr>
+          <w:rFonts w:cs="Times New Roman"/>
+          <w:color w:val="000000" w:themeColor="text1"/>
+          <w:sz w:val="28"/>
+          <w:szCs w:val="28"/>
+        </w:rPr>
+        <w:tab/>
+      </w:r>
+      <w:r>
+        <w:rPr>
+          <w:rFonts w:cs="Times New Roman"/>
+          <w:color w:val="000000" w:themeColor="text1"/>
+          <w:sz w:val="28"/>
+          <w:szCs w:val="28"/>
+        </w:rPr>
+        <w:tab/>
+      </w:r>
+    </w:p>
+    <w:p>
+      <w:pPr>
+        <w:jc w:val="both"/>
+        <w:rPr>
+          <w:rFonts w:cs="Times New Roman"/>
+          <w:bCs/>
+          <w:color w:val="000000" w:themeColor="text1"/>
+          <w:sz w:val="28"/>
+          <w:szCs w:val="28"/>
+        </w:rPr>
+      </w:pPr>
+      <w:r>
+        <w:rPr>
+          <w:rFonts w:cs="Times New Roman"/>
+          <w:bCs/>
+          <w:color w:val="000000" w:themeColor="text1"/>
+          <w:sz w:val="28"/>
+          <w:szCs w:val="28"/>
+        </w:rPr>
+        <w:t>SEMESTRE: 5TO</w:t>
+      </w:r>
+    </w:p>
+    <w:p>
+      <w:pPr>
+        <w:jc w:val="both"/>
+        <w:rPr>
+          <w:rFonts w:cs="Times New Roman"/>
+          <w:bCs/>
+          <w:color w:val="000000" w:themeColor="text1"/>
+          <w:szCs w:val="24"/>
+        </w:rPr>
+      </w:pPr>
+    </w:p>
+    <w:p>
+      <w:pPr>
+        <w:pStyle w:val="Ttulo1"/>
+        <w:shd w:val="clear" w:color="auto" w:fill="FFFFFF"/>
+        <w:spacing w:before="0"/>
+        <w:jc w:val="both"/>
+        <w:rPr>
+          <w:rFonts w:ascii="Times New Roman" w:hAnsi="Times New Roman" w:cs="Times New Roman"/>
+          <w:bCs/>
+          <w:color w:val="000000" w:themeColor="text1"/>
+          <w:sz w:val="24"/>
+          <w:szCs w:val="24"/>
+        </w:rPr>
+      </w:pPr>
+      <w:r>
+        <w:rPr>
+          <w:rFonts w:ascii="Times New Roman" w:hAnsi="Times New Roman" w:cs="Times New Roman"/>
+          <w:bCs/>
+          <w:color w:val="000000" w:themeColor="text1"/>
+          <w:sz w:val="24"/>
+          <w:szCs w:val="24"/>
+        </w:rPr>
+        <w:t>ACTIVIDAD:</w:t>
+      </w:r>
+      <w:r>
+        <w:rPr>
+          <w:rFonts w:ascii="Times New Roman" w:hAnsi="Times New Roman" w:cs="Times New Roman"/>
+          <w:bCs/>
+          <w:noProof/>
+          <w:color w:val="000000" w:themeColor="text1"/>
+          <w:sz w:val="24"/>
+          <w:szCs w:val="24"/>
+          <w:lang w:val="es-ES_tradnl" w:eastAsia="es-EC"/>
+        </w:rPr>
+        <w:tab/>
+        <w:t xml:space="preserve"> </w:t>
+      </w:r>
+      <w:r>
+        <w:rPr>
+          <w:rFonts w:ascii="Times New Roman" w:hAnsi="Times New Roman" w:cs="Times New Roman"/>
+          <w:bCs/>
+          <w:color w:val="000000" w:themeColor="text1"/>
+          <w:sz w:val="24"/>
+          <w:szCs w:val="24"/>
+        </w:rPr>
+        <w:t>Actividad #1: Estudio de Caso - Sistema de Control de Rescate y Adopción Animal</w:t>
+      </w:r>
+    </w:p>
+    <w:p>
+      <w:pPr>
+        <w:tabs>
+          <w:tab w:val="left" w:pos="3780"/>
+        </w:tabs>
+        <w:jc w:val="both"/>
+        <w:rPr>
+          <w:rFonts w:cs="Times New Roman"/>
+          <w:noProof/>
+          <w:color w:val="000000" w:themeColor="text1"/>
+          <w:szCs w:val="24"/>
+          <w:lang w:val="es-ES_tradnl" w:eastAsia="es-EC"/>
+        </w:rPr>
+      </w:pPr>
+    </w:p>
+    <w:p>
+      <w:pPr>
+        <w:tabs>
+          <w:tab w:val="left" w:pos="3780"/>
+        </w:tabs>
+        <w:jc w:val="both"/>
+        <w:rPr>
+          <w:rFonts w:cs="Times New Roman"/>
+          <w:color w:val="000000" w:themeColor="text1"/>
+          <w:kern w:val="24"/>
+          <w:szCs w:val="24"/>
+          <w:lang w:val="es-ES_tradnl"/>
+        </w:rPr>
+      </w:pPr>
+      <w:r>
+        <w:rPr>
+          <w:rFonts w:cs="Times New Roman"/>
+          <w:noProof/>
+          <w:color w:val="000000" w:themeColor="text1"/>
+          <w:szCs w:val="24"/>
+          <w:lang w:eastAsia="es-419"/>
+        </w:rPr>
+        <mc:AlternateContent>
+          <mc:Choice Requires="wps">
+            <w:drawing>
+              <wp:anchor distT="0" distB="0" distL="114300" distR="114300" simplePos="0" relativeHeight="251659264" behindDoc="0" locked="0" layoutInCell="1" allowOverlap="1" wp14:anchorId="75DC537E" wp14:editId="207C103F">
+                <wp:simplePos x="0" y="0"/>
+                <wp:positionH relativeFrom="margin">
+                  <wp:align>right</wp:align>
+                </wp:positionH>
+                <wp:positionV relativeFrom="paragraph">
+                  <wp:posOffset>179439</wp:posOffset>
+                </wp:positionV>
+                <wp:extent cx="5400675" cy="45719"/>
+                <wp:effectExtent l="0" t="0" r="9525" b="0"/>
+                <wp:wrapNone/>
+                <wp:docPr id="16" name="Rectángulo 16"/>
+                <wp:cNvGraphicFramePr/>
+                <a:graphic xmlns:a="http://schemas.openxmlformats.org/drawingml/2006/main">
+                  <a:graphicData uri="http://schemas.microsoft.com/office/word/2010/wordprocessingShape">
+                    <wps:wsp>
+                      <wps:cNvSpPr/>
+                      <wps:spPr>
+                        <a:xfrm>
+                          <a:off x="0" y="0"/>
+                          <a:ext cx="5400675" cy="45719"/>
+                        </a:xfrm>
+                        <a:prstGeom prst="rect">
+                          <a:avLst/>
+                        </a:prstGeom>
+                        <a:gradFill flip="none" rotWithShape="1">
+                          <a:gsLst>
+                            <a:gs pos="47000">
+                              <a:srgbClr val="009640">
+                                <a:tint val="66000"/>
+                                <a:satMod val="160000"/>
+                              </a:srgbClr>
+                            </a:gs>
+                            <a:gs pos="0">
+                              <a:srgbClr val="009640"/>
+                            </a:gs>
+                            <a:gs pos="100000">
+                              <a:srgbClr val="009640"/>
+                            </a:gs>
+                          </a:gsLst>
+                          <a:lin ang="10800000" scaled="1"/>
+                          <a:tileRect/>
+                        </a:gradFill>
+                        <a:ln>
+                          <a:noFill/>
+                        </a:ln>
+                      </wps:spPr>
+                      <wps:style>
+                        <a:lnRef idx="2">
+                          <a:schemeClr val="accent1">
+                            <a:shade val="50000"/>
+                          </a:schemeClr>
+                        </a:lnRef>
+                        <a:fillRef idx="1">
+                          <a:schemeClr val="accent1"/>
+                        </a:fillRef>
+                        <a:effectRef idx="0">
+                          <a:schemeClr val="accent1"/>
+                        </a:effectRef>
+                        <a:fontRef idx="minor">
+                          <a:schemeClr val="lt1"/>
+                        </a:fontRef>
+                      </wps:style>
+                      <wps:bodyPr rot="0" spcFirstLastPara="0" vertOverflow="overflow" horzOverflow="overflow" vert="horz" wrap="square" lIns="91440" tIns="45720" rIns="91440" bIns="45720" numCol="1" spcCol="0" rtlCol="0" fromWordArt="0" anchor="ctr" anchorCtr="0" forceAA="0" compatLnSpc="1">
+                        <a:prstTxWarp prst="textNoShape">
+                          <a:avLst/>
+                        </a:prstTxWarp>
+                        <a:noAutofit/>
+                      </wps:bodyPr>
+                    </wps:wsp>
+                  </a:graphicData>
+                </a:graphic>
+                <wp14:sizeRelH relativeFrom="margin">
+                  <wp14:pctWidth>0</wp14:pctWidth>
+                </wp14:sizeRelH>
+                <wp14:sizeRelV relativeFrom="margin">
+                  <wp14:pctHeight>0</wp14:pctHeight>
+                </wp14:sizeRelV>
+              </wp:anchor>
+            </w:drawing>
+          </mc:Choice>
+          <mc:Fallback>
+            <w:pict>
+              <v:rect w14:anchorId="3864B5FE" id="Rectángulo 16" o:spid="_x0000_s1026" style="position:absolute;margin-left:374.05pt;margin-top:14.15pt;width:425.25pt;height:3.6pt;z-index:251659264;visibility:visible;mso-wrap-style:square;mso-width-percent:0;mso-height-percent:0;mso-wrap-distance-left:9pt;mso-wrap-distance-top:0;mso-wrap-distance-right:9pt;mso-wrap-distance-bottom:0;mso-position-horizontal:right;mso-position-horizontal-relative:margin;mso-position-vertical:absolute;mso-position-vertical-relative:text;mso-width-percent:0;mso-height-percent:0;mso-width-relative:margin;mso-height-relative:margin;v-text-anchor:middle" o:gfxdata="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" fillcolor="#009640" stroked="f" strokeweight="1pt">
+                <v:fill color2="#93cd9e" rotate="t" angle="270" focus="47%" type="gradient"/>
+                <w10:wrap anchorx="margin"/>
+              </v:rect>
+            </w:pict>
+          </mc:Fallback>
+        </mc:AlternateContent>
+      </w:r>
+    </w:p>
+    <w:p>
+      <w:pPr>
+        <w:jc w:val="both"/>
+        <w:rPr>
+          <w:rFonts w:cs="Times New Roman"/>
+          <w:color w:val="000000" w:themeColor="text1"/>
+          <w:kern w:val="24"/>
+          <w:sz w:val="28"/>
+          <w:szCs w:val="28"/>
+          <w:lang w:val="es-ES_tradnl"/>
+        </w:rPr>
+      </w:pPr>
+      <w:r>
+        <w:rPr>
+          <w:rFonts w:cs="Times New Roman"/>
+          <w:color w:val="000000" w:themeColor="text1"/>
+          <w:kern w:val="24"/>
+          <w:sz w:val="28"/>
+          <w:szCs w:val="28"/>
+          <w:lang w:val="es-ES_tradnl"/>
+        </w:rPr>
+        <w:t>PERIODO SEPTIEMBRE 202</w:t>
+      </w:r>
+      <w:r>
+        <w:rPr>
+          <w:rFonts w:cs="Times New Roman"/>
+          <w:color w:val="000000" w:themeColor="text1"/>
+          <w:kern w:val="24"/>
+          <w:sz w:val="28"/>
+          <w:szCs w:val="28"/>
+          <w:lang w:val="es-ES_tradnl"/>
+        </w:rPr>
+        <w:t>6</w:t>
+      </w:r>
+      <w:r>
+        <w:rPr>
+          <w:rFonts w:cs="Times New Roman"/>
+          <w:color w:val="000000" w:themeColor="text1"/>
+          <w:kern w:val="24"/>
+          <w:sz w:val="28"/>
+          <w:szCs w:val="28"/>
+          <w:lang w:val="es-ES_tradnl"/>
+        </w:rPr>
+        <w:t xml:space="preserve"> - ENERO 202</w:t>
+      </w:r>
+      <w:r>
+        <w:rPr>
+          <w:rFonts w:cs="Times New Roman"/>
+          <w:color w:val="000000" w:themeColor="text1"/>
+          <w:kern w:val="24"/>
+          <w:sz w:val="28"/>
+          <w:szCs w:val="28"/>
+          <w:lang w:val="es-ES_tradnl"/>
+        </w:rPr>
+        <w:t>7</w:t>
+      </w:r>
+    </w:p>
+    <w:p>
+      <w:pPr>
+        <w:jc w:val="center"/>
+      </w:pPr>
+    </w:p>
+    <w:p>
+      <w:pPr>
+        <w:jc w:val="center"/>
+      </w:pPr>
+    </w:p>
+    <w:p>
+      <w:pPr>
+        <w:jc w:val="center"/>
+        <w:sectPr>
+          <w:headerReference w:type="default" r:id="rId8"/>
+          <w:pgSz w:w="12242" w:h="15842" w:code="1"/>
+          <w:pgMar w:top="1440" w:right="1440" w:bottom="1440" w:left="1440" w:header="709" w:footer="709" w:gutter="0"/>
+          <w:cols w:space="708"/>
+          <w:docGrid w:linePitch="360"/>
+        </w:sectPr>
+      </w:pPr>
+    </w:p>
+    <w:p>
+      <w:pPr>
+        <w:jc w:val="center"/>
+      </w:pPr>
+    </w:p>
+    <w:p>
+      <w:pPr>
+        <w:rPr>
+          <w:b/>
+          <w:bCs/>
+        </w:rPr>
+      </w:pPr>
+      <w:r>
+        <w:rPr>
+          <w:b/>
+          <w:bCs/>
+        </w:rPr>
+        <w:t>1. Introducción</w:t>
+      </w:r>
+    </w:p>
+    <w:p>
+      <w:r>
+        <w:rPr>
+          <w:rFonts w:eastAsia="Times New Roman" w:cs="Times New Roman"/>
+          <w:szCs w:val="24"/>
+        </w:rPr>
+        <w:t>La gestión de rescates y adopciones de animales exige registrar información que suele estar dispersa: quién reportó al animal, dónde fue encontrado, qué tratamiento recibió, quién está a cargo y en qué etapa se encuentra su caso. Cuando este control se lleva en cuadernos, hojas sueltas o mensajes, es frecuente perder datos, duplicar casos o desconocer el estado real de cada animal.</w:t>
+      </w:r>
+    </w:p>
+    <w:p>
+      <w:r>
+        <w:rPr>
+          <w:rFonts w:eastAsia="Times New Roman" w:cs="Times New Roman"/>
+          <w:szCs w:val="24"/>
+        </w:rPr>
+        <w:t xml:space="preserve">Este trabajo propone el análisis y el diseño lógico de un Sistema de Control de Rescate y Adopción Animal que centraliza esa información y facilita el seguimiento de cada caso, desde el reporte hasta la adopción. Se trata de un trabajo de diseño: se analizan los requisitos, se representan la estructura y el comportamiento mediante diagramas UML, se justifican patrones de diseño y se evidencia el control de versiones con Git y GitHub bajo el modelo </w:t>
+      </w:r>
+      <w:proofErr w:type="spellStart"/>
+      <w:r>
+        <w:rPr>
+          <w:rFonts w:eastAsia="Times New Roman" w:cs="Times New Roman"/>
+          <w:szCs w:val="24"/>
+        </w:rPr>
+        <w:t>Gitflow</w:t>
+      </w:r>
+      <w:proofErr w:type="spellEnd"/>
+      <w:r>
+        <w:rPr>
+          <w:rFonts w:eastAsia="Times New Roman" w:cs="Times New Roman"/>
+          <w:szCs w:val="24"/>
+        </w:rPr>
+        <w:t>.</w:t>
+      </w:r>
+    </w:p>
+    <w:p>
+      <w:pPr>
+        <w:rPr>
+          <w:b/>
+          <w:bCs/>
+        </w:rPr>
+      </w:pPr>
+      <w:r>
+        <w:rPr>
+          <w:b/>
+          <w:bCs/>
+        </w:rPr>
+        <w:t xml:space="preserve">2. </w:t>
+      </w:r>
+      <w:r>
+        <w:rPr>
+          <w:b/>
+          <w:bCs/>
+        </w:rPr>
+        <w:t>Análisis e investigación del problema</w:t>
+      </w:r>
+    </w:p>
+    <w:p>
+      <w:pPr>
+        <w:rPr>
+          <w:b/>
+          <w:bCs/>
+        </w:rPr>
+      </w:pPr>
+      <w:r>
+        <w:rPr>
+          <w:b/>
+          <w:bCs/>
+        </w:rPr>
+        <w:t>2</w:t>
+      </w:r>
+      <w:r>
+        <w:rPr>
+          <w:b/>
+          <w:bCs/>
+        </w:rPr>
+        <w:t>.1. Planteamiento del problema</w:t>
+      </w:r>
+    </w:p>
+    <w:p>
+      <w:r>
+        <w:rPr>
+          <w:szCs w:val="24"/>
+        </w:rPr>
+        <w:t>Muchos refugios y grupos de rescate registran sus casos de forma manual o en herramientas aisladas. Esto provoca tres dificultades: el registro de los animales rescatados queda disperso, resulta complicado identificar quién está a cargo de cada caso y falta un seguimiento ordenado del tratamiento y de la adopción.</w:t>
+      </w:r>
+    </w:p>
+    <w:p>
+      <w:pPr>
+        <w:rPr>
+          <w:b/>
+          <w:bCs/>
+        </w:rPr>
+      </w:pPr>
+      <w:r>
+        <w:rPr>
+          <w:b/>
+          <w:bCs/>
+        </w:rPr>
+        <w:t>2</w:t>
+      </w:r>
+      <w:r>
+        <w:rPr>
+          <w:b/>
+          <w:bCs/>
+        </w:rPr>
+        <w:t>.2. Descripción de la solución propuesta</w:t>
+      </w:r>
+    </w:p>
+    <w:p>
+      <w:pPr>
+        <w:rPr>
+          <w:szCs w:val="24"/>
+        </w:rPr>
+      </w:pPr>
+      <w:r>
+        <w:rPr>
+          <w:szCs w:val="24"/>
+        </w:rPr>
+        <w:t>Un sistema centralizado permitirá registrar animales, crear casos de rescate, asignar responsables, actualizar estados, consultar el historial y gestionar adopciones. El modelo debe admitir distintas especies: perros, gatos y fauna silvestre como categorías iniciales, con posibilidad de ampliar el catálogo a conejos, aves o tortugas sin cambiar toda la arquitectura.</w:t>
+      </w:r>
+    </w:p>
+    <w:p>
+      <w:pPr>
+        <w:rPr>
+          <w:b/>
+          <w:bCs/>
+        </w:rPr>
+      </w:pPr>
+      <w:r>
+        <w:rPr>
+          <w:b/>
+          <w:bCs/>
+        </w:rPr>
+        <w:t>2</w:t>
+      </w:r>
+      <w:r>
+        <w:rPr>
+          <w:b/>
+          <w:bCs/>
+        </w:rPr>
+        <w:t>.3. Identificación de actores</w:t>
+      </w:r>
+    </w:p>
+    <w:p>
+      <w:pPr>
+        <w:rPr>
+          <w:szCs w:val="24"/>
+        </w:rPr>
+      </w:pPr>
+      <w:r>
+        <w:rPr>
+          <w:szCs w:val="24"/>
+        </w:rPr>
+        <w:t xml:space="preserve">Los actores principales son el ciudadano o </w:t>
+      </w:r>
+      <w:proofErr w:type="spellStart"/>
+      <w:r>
+        <w:rPr>
+          <w:szCs w:val="24"/>
+        </w:rPr>
+        <w:t>reportante</w:t>
+      </w:r>
+      <w:proofErr w:type="spellEnd"/>
+      <w:r>
+        <w:rPr>
+          <w:szCs w:val="24"/>
+        </w:rPr>
+        <w:t>, el voluntario y el veterinario. Como actores adicionales se incorporan el administrador del refugio, que coordina los casos, y el adoptante, que representa las solicitudes de adopción.</w:t>
+      </w:r>
+    </w:p>
+    <w:p/>
+    <w:p/>
+    <w:p/>
+    <w:p/>
+    <w:tbl>
+      <w:tblPr>
+        <w:tblStyle w:val="Tablaconcuadrcula1clara-nfasis6"/>
+        <w:tblW w:w="9026" w:type="dxa"/>
+        <w:tblLook w:val="04A0" w:firstRow="1" w:lastRow="0" w:firstColumn="1" w:lastColumn="0" w:noHBand="0" w:noVBand="1"/>
+      </w:tblPr>
+      <w:tblGrid>
+        <w:gridCol w:w="2600"/>
+        <w:gridCol w:w="6426"/>
+      </w:tblGrid>
+      <w:tr>
+        <w:trPr>
+          <w:cnfStyle w:val="100000000000" w:firstRow="1" w:lastRow="0" w:firstColumn="0" w:lastColumn="0" w:oddVBand="0" w:evenVBand="0" w:oddHBand="0" w:evenHBand="0" w:firstRowFirstColumn="0" w:firstRowLastColumn="0" w:lastRowFirstColumn="0" w:lastRowLastColumn="0"/>
+        </w:trPr>
+        <w:tc>
+          <w:tcPr>
+            <w:cnfStyle w:val="001000000000" w:firstRow="0" w:lastRow="0" w:firstColumn="1" w:lastColumn="0" w:oddVBand="0" w:evenVBand="0" w:oddHBand="0" w:evenHBand="0" w:firstRowFirstColumn="0" w:firstRowLastColumn="0" w:lastRowFirstColumn="0" w:lastRowLastColumn="0"/>
+            <w:tcW w:w="2600" w:type="dxa"/>
+            <w:shd w:val="clear" w:color="auto" w:fill="92D050"/>
+          </w:tcPr>
+          <w:p>
+            <w:pPr>
+              <w:rPr>
+                <w:sz w:val="20"/>
+                <w:szCs w:val="20"/>
+              </w:rPr>
+            </w:pPr>
+            <w:r>
+              <w:rPr>
+                <w:sz w:val="20"/>
+                <w:szCs w:val="20"/>
+              </w:rPr>
+              <w:lastRenderedPageBreak/>
+              <w:t>Actor</w:t>
+            </w:r>
+          </w:p>
+        </w:tc>
+        <w:tc>
+          <w:tcPr>
+            <w:tcW w:w="6426" w:type="dxa"/>
+            <w:shd w:val="clear" w:color="auto" w:fill="92D050"/>
+          </w:tcPr>
+          <w:p>
+            <w:pPr>
+              <w:cnfStyle w:val="100000000000" w:firstRow="1" w:lastRow="0" w:firstColumn="0" w:lastColumn="0" w:oddVBand="0" w:evenVBand="0" w:oddHBand="0" w:evenHBand="0" w:firstRowFirstColumn="0" w:firstRowLastColumn="0" w:lastRowFirstColumn="0" w:lastRowLastColumn="0"/>
+              <w:rPr>
+                <w:sz w:val="20"/>
+                <w:szCs w:val="20"/>
+              </w:rPr>
+            </w:pPr>
+            <w:r>
+              <w:rPr>
+                <w:sz w:val="20"/>
+                <w:szCs w:val="20"/>
+              </w:rPr>
+              <w:t>Responsabilidades principales</w:t>
+            </w:r>
+          </w:p>
+        </w:tc>
+      </w:tr>
+      <w:tr>
+        <w:tc>
+          <w:tcPr>
+            <w:cnfStyle w:val="001000000000" w:firstRow="0" w:lastRow="0" w:firstColumn="1" w:lastColumn="0" w:oddVBand="0" w:evenVBand="0" w:oddHBand="0" w:evenHBand="0" w:firstRowFirstColumn="0" w:firstRowLastColumn="0" w:lastRowFirstColumn="0" w:lastRowLastColumn="0"/>
+            <w:tcW w:w="2600" w:type="dxa"/>
+          </w:tcPr>
+          <w:p>
+            <w:pPr>
+              <w:rPr>
+                <w:sz w:val="20"/>
+                <w:szCs w:val="20"/>
+              </w:rPr>
+            </w:pPr>
+            <w:r>
+              <w:rPr>
+                <w:sz w:val="20"/>
+                <w:szCs w:val="20"/>
+              </w:rPr>
+              <w:t xml:space="preserve">Ciudadano o </w:t>
+            </w:r>
+            <w:proofErr w:type="spellStart"/>
+            <w:r>
+              <w:rPr>
+                <w:sz w:val="20"/>
+                <w:szCs w:val="20"/>
+              </w:rPr>
+              <w:t>reportante</w:t>
+            </w:r>
+            <w:proofErr w:type="spellEnd"/>
+          </w:p>
+        </w:tc>
+        <w:tc>
+          <w:tcPr>
+            <w:tcW w:w="6426" w:type="dxa"/>
+          </w:tcPr>
+          <w:p>
+            <w:pPr>
+              <w:cnfStyle w:val="000000000000" w:firstRow="0" w:lastRow="0" w:firstColumn="0" w:lastColumn="0" w:oddVBand="0" w:evenVBand="0" w:oddHBand="0" w:evenHBand="0" w:firstRowFirstColumn="0" w:firstRowLastColumn="0" w:lastRowFirstColumn="0" w:lastRowLastColumn="0"/>
+              <w:rPr>
+                <w:sz w:val="20"/>
+                <w:szCs w:val="20"/>
+              </w:rPr>
+            </w:pPr>
+            <w:r>
+              <w:rPr>
+                <w:sz w:val="20"/>
+                <w:szCs w:val="20"/>
+              </w:rPr>
+              <w:t>Reportar animales que necesitan rescate y proporcionar su ubicación e información inicial.</w:t>
+            </w:r>
+          </w:p>
+        </w:tc>
+      </w:tr>
+      <w:tr>
+        <w:tc>
+          <w:tcPr>
+            <w:cnfStyle w:val="001000000000" w:firstRow="0" w:lastRow="0" w:firstColumn="1" w:lastColumn="0" w:oddVBand="0" w:evenVBand="0" w:oddHBand="0" w:evenHBand="0" w:firstRowFirstColumn="0" w:firstRowLastColumn="0" w:lastRowFirstColumn="0" w:lastRowLastColumn="0"/>
+            <w:tcW w:w="2600" w:type="dxa"/>
+          </w:tcPr>
+          <w:p>
+            <w:pPr>
+              <w:rPr>
+                <w:sz w:val="20"/>
+                <w:szCs w:val="20"/>
+              </w:rPr>
+            </w:pPr>
+            <w:r>
+              <w:rPr>
+                <w:sz w:val="20"/>
+                <w:szCs w:val="20"/>
+              </w:rPr>
+              <w:t>Voluntario</w:t>
+            </w:r>
+          </w:p>
+        </w:tc>
+        <w:tc>
+          <w:tcPr>
+            <w:tcW w:w="6426" w:type="dxa"/>
+          </w:tcPr>
+          <w:p>
+            <w:pPr>
+              <w:cnfStyle w:val="000000000000" w:firstRow="0" w:lastRow="0" w:firstColumn="0" w:lastColumn="0" w:oddVBand="0" w:evenVBand="0" w:oddHBand="0" w:evenHBand="0" w:firstRowFirstColumn="0" w:firstRowLastColumn="0" w:lastRowFirstColumn="0" w:lastRowLastColumn="0"/>
+              <w:rPr>
+                <w:sz w:val="20"/>
+                <w:szCs w:val="20"/>
+              </w:rPr>
+            </w:pPr>
+            <w:r>
+              <w:rPr>
+                <w:sz w:val="20"/>
+                <w:szCs w:val="20"/>
+              </w:rPr>
+              <w:t>Participar en el rescate, colaborar en el cuidado y consultar los casos que tiene asignados.</w:t>
+            </w:r>
+          </w:p>
+        </w:tc>
+      </w:tr>
+      <w:tr>
+        <w:tc>
+          <w:tcPr>
+            <w:cnfStyle w:val="001000000000" w:firstRow="0" w:lastRow="0" w:firstColumn="1" w:lastColumn="0" w:oddVBand="0" w:evenVBand="0" w:oddHBand="0" w:evenHBand="0" w:firstRowFirstColumn="0" w:firstRowLastColumn="0" w:lastRowFirstColumn="0" w:lastRowLastColumn="0"/>
+            <w:tcW w:w="2600" w:type="dxa"/>
+          </w:tcPr>
+          <w:p>
+            <w:pPr>
+              <w:rPr>
+                <w:sz w:val="20"/>
+                <w:szCs w:val="20"/>
+              </w:rPr>
+            </w:pPr>
+            <w:r>
+              <w:rPr>
+                <w:sz w:val="20"/>
+                <w:szCs w:val="20"/>
+              </w:rPr>
+              <w:t>Veterinario</w:t>
+            </w:r>
+          </w:p>
+        </w:tc>
+        <w:tc>
+          <w:tcPr>
+            <w:tcW w:w="6426" w:type="dxa"/>
+          </w:tcPr>
+          <w:p>
+            <w:pPr>
+              <w:cnfStyle w:val="000000000000" w:firstRow="0" w:lastRow="0" w:firstColumn="0" w:lastColumn="0" w:oddVBand="0" w:evenVBand="0" w:oddHBand="0" w:evenHBand="0" w:firstRowFirstColumn="0" w:firstRowLastColumn="0" w:lastRowFirstColumn="0" w:lastRowLastColumn="0"/>
+              <w:rPr>
+                <w:sz w:val="20"/>
+                <w:szCs w:val="20"/>
+              </w:rPr>
+            </w:pPr>
+            <w:r>
+              <w:rPr>
+                <w:sz w:val="20"/>
+                <w:szCs w:val="20"/>
+              </w:rPr>
+              <w:t>Registrar valoraciones, tratamientos, observaciones y evolución clínica del animal.</w:t>
+            </w:r>
+          </w:p>
+        </w:tc>
+      </w:tr>
+      <w:tr>
+        <w:tc>
+          <w:tcPr>
+            <w:cnfStyle w:val="001000000000" w:firstRow="0" w:lastRow="0" w:firstColumn="1" w:lastColumn="0" w:oddVBand="0" w:evenVBand="0" w:oddHBand="0" w:evenHBand="0" w:firstRowFirstColumn="0" w:firstRowLastColumn="0" w:lastRowFirstColumn="0" w:lastRowLastColumn="0"/>
+            <w:tcW w:w="2600" w:type="dxa"/>
+          </w:tcPr>
+          <w:p>
+            <w:pPr>
+              <w:rPr>
+                <w:sz w:val="20"/>
+                <w:szCs w:val="20"/>
+              </w:rPr>
+            </w:pPr>
+            <w:r>
+              <w:rPr>
+                <w:sz w:val="20"/>
+                <w:szCs w:val="20"/>
+              </w:rPr>
+              <w:t>Administrador del refugio (adicional)</w:t>
+            </w:r>
+          </w:p>
+        </w:tc>
+        <w:tc>
+          <w:tcPr>
+            <w:tcW w:w="6426" w:type="dxa"/>
+          </w:tcPr>
+          <w:p>
+            <w:pPr>
+              <w:cnfStyle w:val="000000000000" w:firstRow="0" w:lastRow="0" w:firstColumn="0" w:lastColumn="0" w:oddVBand="0" w:evenVBand="0" w:oddHBand="0" w:evenHBand="0" w:firstRowFirstColumn="0" w:firstRowLastColumn="0" w:lastRowFirstColumn="0" w:lastRowLastColumn="0"/>
+              <w:rPr>
+                <w:sz w:val="20"/>
+                <w:szCs w:val="20"/>
+              </w:rPr>
+            </w:pPr>
+            <w:r>
+              <w:rPr>
+                <w:sz w:val="20"/>
+                <w:szCs w:val="20"/>
+              </w:rPr>
+              <w:t>Gestionar los casos, asignar responsables, controlar los estados y administrar los registros.</w:t>
+            </w:r>
+          </w:p>
+        </w:tc>
+      </w:tr>
+      <w:tr>
+        <w:tc>
+          <w:tcPr>
+            <w:cnfStyle w:val="001000000000" w:firstRow="0" w:lastRow="0" w:firstColumn="1" w:lastColumn="0" w:oddVBand="0" w:evenVBand="0" w:oddHBand="0" w:evenHBand="0" w:firstRowFirstColumn="0" w:firstRowLastColumn="0" w:lastRowFirstColumn="0" w:lastRowLastColumn="0"/>
+            <w:tcW w:w="2600" w:type="dxa"/>
+          </w:tcPr>
+          <w:p>
+            <w:pPr>
+              <w:rPr>
+                <w:sz w:val="20"/>
+                <w:szCs w:val="20"/>
+              </w:rPr>
+            </w:pPr>
+            <w:r>
+              <w:rPr>
+                <w:sz w:val="20"/>
+                <w:szCs w:val="20"/>
+              </w:rPr>
+              <w:t>Adoptante (adicional)</w:t>
+            </w:r>
+          </w:p>
+        </w:tc>
+        <w:tc>
+          <w:tcPr>
+            <w:tcW w:w="6426" w:type="dxa"/>
+          </w:tcPr>
+          <w:p>
+            <w:pPr>
+              <w:cnfStyle w:val="000000000000" w:firstRow="0" w:lastRow="0" w:firstColumn="0" w:lastColumn="0" w:oddVBand="0" w:evenVBand="0" w:oddHBand="0" w:evenHBand="0" w:firstRowFirstColumn="0" w:firstRowLastColumn="0" w:lastRowFirstColumn="0" w:lastRowLastColumn="0"/>
+              <w:rPr>
+                <w:sz w:val="20"/>
+                <w:szCs w:val="20"/>
+              </w:rPr>
+            </w:pPr>
+            <w:r>
+              <w:rPr>
+                <w:sz w:val="20"/>
+                <w:szCs w:val="20"/>
+              </w:rPr>
+              <w:t>Solicitar la adopción de un animal disponible.</w:t>
+            </w:r>
+          </w:p>
+        </w:tc>
+      </w:tr>
+    </w:tbl>
+    <w:p>
+      <w:pPr>
+        <w:rPr>
+          <w:b/>
+          <w:bCs/>
+        </w:rPr>
+      </w:pPr>
+    </w:p>
+    <w:p>
+      <w:pPr>
+        <w:rPr>
+          <w:b/>
+          <w:bCs/>
+        </w:rPr>
+      </w:pPr>
+      <w:r>
+        <w:rPr>
+          <w:b/>
+          <w:bCs/>
+        </w:rPr>
+        <w:t>2</w:t>
+      </w:r>
+      <w:r>
+        <w:rPr>
+          <w:b/>
+          <w:bCs/>
+        </w:rPr>
+        <w:t>.4. Requisitos funcionales</w:t>
+      </w:r>
+    </w:p>
+    <w:p>
+      <w:r>
+        <w:rPr>
+          <w:szCs w:val="24"/>
+        </w:rPr>
+        <w:t>Los requisitos funcionales describen lo que el sistema debe hacer; los no funcionales describen sus características de calidad (Pressman, 2021).</w:t>
+      </w:r>
+    </w:p>
+    <w:tbl>
+      <w:tblPr>
+        <w:tblStyle w:val="Tablaconcuadrcula1clara-nfasis6"/>
+        <w:tblW w:w="9026" w:type="dxa"/>
+        <w:tblLook w:val="04A0" w:firstRow="1" w:lastRow="0" w:firstColumn="1" w:lastColumn="0" w:noHBand="0" w:noVBand="1"/>
+      </w:tblPr>
+      <w:tblGrid>
+        <w:gridCol w:w="1000"/>
+        <w:gridCol w:w="2600"/>
+        <w:gridCol w:w="5426"/>
+      </w:tblGrid>
+      <w:tr>
+        <w:trPr>
+          <w:cnfStyle w:val="100000000000" w:firstRow="1" w:lastRow="0" w:firstColumn="0" w:lastColumn="0" w:oddVBand="0" w:evenVBand="0" w:oddHBand="0" w:evenHBand="0" w:firstRowFirstColumn="0" w:firstRowLastColumn="0" w:lastRowFirstColumn="0" w:lastRowLastColumn="0"/>
+        </w:trPr>
+        <w:tc>
+          <w:tcPr>
+            <w:cnfStyle w:val="001000000000" w:firstRow="0" w:lastRow="0" w:firstColumn="1" w:lastColumn="0" w:oddVBand="0" w:evenVBand="0" w:oddHBand="0" w:evenHBand="0" w:firstRowFirstColumn="0" w:firstRowLastColumn="0" w:lastRowFirstColumn="0" w:lastRowLastColumn="0"/>
+            <w:tcW w:w="1000" w:type="dxa"/>
+            <w:shd w:val="clear" w:color="auto" w:fill="92D050"/>
+          </w:tcPr>
+          <w:p>
+            <w:pPr>
+              <w:jc w:val="center"/>
+            </w:pPr>
+            <w:r>
+              <w:rPr>
+                <w:sz w:val="21"/>
+                <w:szCs w:val="21"/>
+              </w:rPr>
+              <w:t>Código</w:t>
+            </w:r>
+          </w:p>
+        </w:tc>
+        <w:tc>
+          <w:tcPr>
+            <w:tcW w:w="2600" w:type="dxa"/>
+            <w:shd w:val="clear" w:color="auto" w:fill="92D050"/>
+          </w:tcPr>
+          <w:p>
+            <w:pPr>
+              <w:jc w:val="center"/>
+              <w:cnfStyle w:val="100000000000" w:firstRow="1" w:lastRow="0" w:firstColumn="0" w:lastColumn="0" w:oddVBand="0" w:evenVBand="0" w:oddHBand="0" w:evenHBand="0" w:firstRowFirstColumn="0" w:firstRowLastColumn="0" w:lastRowFirstColumn="0" w:lastRowLastColumn="0"/>
+            </w:pPr>
+            <w:r>
+              <w:rPr>
+                <w:sz w:val="21"/>
+                <w:szCs w:val="21"/>
+              </w:rPr>
+              <w:t>Requisito</w:t>
+            </w:r>
+          </w:p>
+        </w:tc>
+        <w:tc>
+          <w:tcPr>
+            <w:tcW w:w="5426" w:type="dxa"/>
+            <w:shd w:val="clear" w:color="auto" w:fill="92D050"/>
+          </w:tcPr>
+          <w:p>
+            <w:pPr>
+              <w:jc w:val="center"/>
+              <w:cnfStyle w:val="100000000000" w:firstRow="1" w:lastRow="0" w:firstColumn="0" w:lastColumn="0" w:oddVBand="0" w:evenVBand="0" w:oddHBand="0" w:evenHBand="0" w:firstRowFirstColumn="0" w:firstRowLastColumn="0" w:lastRowFirstColumn="0" w:lastRowLastColumn="0"/>
+            </w:pPr>
+            <w:r>
+              <w:rPr>
+                <w:sz w:val="21"/>
+                <w:szCs w:val="21"/>
+              </w:rPr>
+              <w:t>Descripción</w:t>
+            </w:r>
+          </w:p>
+        </w:tc>
+      </w:tr>
+      <w:tr>
+        <w:tc>
+          <w:tcPr>
+            <w:cnfStyle w:val="001000000000" w:firstRow="0" w:lastRow="0" w:firstColumn="1" w:lastColumn="0" w:oddVBand="0" w:evenVBand="0" w:oddHBand="0" w:evenHBand="0" w:firstRowFirstColumn="0" w:firstRowLastColumn="0" w:lastRowFirstColumn="0" w:lastRowLastColumn="0"/>
+            <w:tcW w:w="1000" w:type="dxa"/>
+          </w:tcPr>
+          <w:p>
+            <w:pPr>
+              <w:rPr>
+                <w:sz w:val="20"/>
+                <w:szCs w:val="20"/>
+              </w:rPr>
+            </w:pPr>
+            <w:r>
+              <w:rPr>
+                <w:sz w:val="20"/>
+                <w:szCs w:val="20"/>
+              </w:rPr>
+              <w:t>RF01</w:t>
+            </w:r>
+          </w:p>
+        </w:tc>
+        <w:tc>
+          <w:tcPr>
+            <w:tcW w:w="2600" w:type="dxa"/>
+          </w:tcPr>
+          <w:p>
+            <w:pPr>
+              <w:cnfStyle w:val="000000000000" w:firstRow="0" w:lastRow="0" w:firstColumn="0" w:lastColumn="0" w:oddVBand="0" w:evenVBand="0" w:oddHBand="0" w:evenHBand="0" w:firstRowFirstColumn="0" w:firstRowLastColumn="0" w:lastRowFirstColumn="0" w:lastRowLastColumn="0"/>
+              <w:rPr>
+                <w:sz w:val="20"/>
+                <w:szCs w:val="20"/>
+              </w:rPr>
+            </w:pPr>
+            <w:r>
+              <w:rPr>
+                <w:sz w:val="20"/>
+                <w:szCs w:val="20"/>
+              </w:rPr>
+              <w:t>Registrar un caso</w:t>
+            </w:r>
+          </w:p>
+        </w:tc>
+        <w:tc>
+          <w:tcPr>
+            <w:tcW w:w="5426" w:type="dxa"/>
+          </w:tcPr>
+          <w:p>
+            <w:pPr>
+              <w:cnfStyle w:val="000000000000" w:firstRow="0" w:lastRow="0" w:firstColumn="0" w:lastColumn="0" w:oddVBand="0" w:evenVBand="0" w:oddHBand="0" w:evenHBand="0" w:firstRowFirstColumn="0" w:firstRowLastColumn="0" w:lastRowFirstColumn="0" w:lastRowLastColumn="0"/>
+              <w:rPr>
+                <w:sz w:val="20"/>
+                <w:szCs w:val="20"/>
+              </w:rPr>
+            </w:pPr>
+            <w:r>
+              <w:rPr>
+                <w:sz w:val="20"/>
+                <w:szCs w:val="20"/>
+              </w:rPr>
+              <w:t>Crear un expediente para un animal que necesita rescate.</w:t>
+            </w:r>
+          </w:p>
+        </w:tc>
+      </w:tr>
+      <w:tr>
+        <w:tc>
+          <w:tcPr>
+            <w:cnfStyle w:val="001000000000" w:firstRow="0" w:lastRow="0" w:firstColumn="1" w:lastColumn="0" w:oddVBand="0" w:evenVBand="0" w:oddHBand="0" w:evenHBand="0" w:firstRowFirstColumn="0" w:firstRowLastColumn="0" w:lastRowFirstColumn="0" w:lastRowLastColumn="0"/>
+            <w:tcW w:w="1000" w:type="dxa"/>
+          </w:tcPr>
+          <w:p>
+            <w:pPr>
+              <w:rPr>
+                <w:sz w:val="20"/>
+                <w:szCs w:val="20"/>
+              </w:rPr>
+            </w:pPr>
+            <w:r>
+              <w:rPr>
+                <w:sz w:val="20"/>
+                <w:szCs w:val="20"/>
+              </w:rPr>
+              <w:t>RF02</w:t>
+            </w:r>
+          </w:p>
+        </w:tc>
+        <w:tc>
+          <w:tcPr>
+            <w:tcW w:w="2600" w:type="dxa"/>
+          </w:tcPr>
+          <w:p>
+            <w:pPr>
+              <w:cnfStyle w:val="000000000000" w:firstRow="0" w:lastRow="0" w:firstColumn="0" w:lastColumn="0" w:oddVBand="0" w:evenVBand="0" w:oddHBand="0" w:evenHBand="0" w:firstRowFirstColumn="0" w:firstRowLastColumn="0" w:lastRowFirstColumn="0" w:lastRowLastColumn="0"/>
+              <w:rPr>
+                <w:sz w:val="20"/>
+                <w:szCs w:val="20"/>
+              </w:rPr>
+            </w:pPr>
+            <w:r>
+              <w:rPr>
+                <w:sz w:val="20"/>
+                <w:szCs w:val="20"/>
+              </w:rPr>
+              <w:t>Registrar animales</w:t>
+            </w:r>
+          </w:p>
+        </w:tc>
+        <w:tc>
+          <w:tcPr>
+            <w:tcW w:w="5426" w:type="dxa"/>
+          </w:tcPr>
+          <w:p>
+            <w:pPr>
+              <w:cnfStyle w:val="000000000000" w:firstRow="0" w:lastRow="0" w:firstColumn="0" w:lastColumn="0" w:oddVBand="0" w:evenVBand="0" w:oddHBand="0" w:evenHBand="0" w:firstRowFirstColumn="0" w:firstRowLastColumn="0" w:lastRowFirstColumn="0" w:lastRowLastColumn="0"/>
+              <w:rPr>
+                <w:sz w:val="20"/>
+                <w:szCs w:val="20"/>
+              </w:rPr>
+            </w:pPr>
+            <w:r>
+              <w:rPr>
+                <w:sz w:val="20"/>
+                <w:szCs w:val="20"/>
+              </w:rPr>
+              <w:t>Guardar identificación, especie, descripción y condición inicial.</w:t>
+            </w:r>
+          </w:p>
+        </w:tc>
+      </w:tr>
+      <w:tr>
+        <w:tc>
+          <w:tcPr>
+            <w:cnfStyle w:val="001000000000" w:firstRow="0" w:lastRow="0" w:firstColumn="1" w:lastColumn="0" w:oddVBand="0" w:evenVBand="0" w:oddHBand="0" w:evenHBand="0" w:firstRowFirstColumn="0" w:firstRowLastColumn="0" w:lastRowFirstColumn="0" w:lastRowLastColumn="0"/>
+            <w:tcW w:w="1000" w:type="dxa"/>
+          </w:tcPr>
+          <w:p>
+            <w:pPr>
+              <w:rPr>
+                <w:sz w:val="20"/>
+                <w:szCs w:val="20"/>
+              </w:rPr>
+            </w:pPr>
+            <w:r>
+              <w:rPr>
+                <w:sz w:val="20"/>
+                <w:szCs w:val="20"/>
+              </w:rPr>
+              <w:t>RF03</w:t>
+            </w:r>
+          </w:p>
+        </w:tc>
+        <w:tc>
+          <w:tcPr>
+            <w:tcW w:w="2600" w:type="dxa"/>
+          </w:tcPr>
+          <w:p>
+            <w:pPr>
+              <w:cnfStyle w:val="000000000000" w:firstRow="0" w:lastRow="0" w:firstColumn="0" w:lastColumn="0" w:oddVBand="0" w:evenVBand="0" w:oddHBand="0" w:evenHBand="0" w:firstRowFirstColumn="0" w:firstRowLastColumn="0" w:lastRowFirstColumn="0" w:lastRowLastColumn="0"/>
+              <w:rPr>
+                <w:sz w:val="20"/>
+                <w:szCs w:val="20"/>
+              </w:rPr>
+            </w:pPr>
+            <w:r>
+              <w:rPr>
+                <w:sz w:val="20"/>
+                <w:szCs w:val="20"/>
+              </w:rPr>
+              <w:t>Asignar responsables</w:t>
+            </w:r>
+          </w:p>
+        </w:tc>
+        <w:tc>
+          <w:tcPr>
+            <w:tcW w:w="5426" w:type="dxa"/>
+          </w:tcPr>
+          <w:p>
+            <w:pPr>
+              <w:cnfStyle w:val="000000000000" w:firstRow="0" w:lastRow="0" w:firstColumn="0" w:lastColumn="0" w:oddVBand="0" w:evenVBand="0" w:oddHBand="0" w:evenHBand="0" w:firstRowFirstColumn="0" w:firstRowLastColumn="0" w:lastRowFirstColumn="0" w:lastRowLastColumn="0"/>
+              <w:rPr>
+                <w:sz w:val="20"/>
+                <w:szCs w:val="20"/>
+              </w:rPr>
+            </w:pPr>
+            <w:r>
+              <w:rPr>
+                <w:sz w:val="20"/>
+                <w:szCs w:val="20"/>
+              </w:rPr>
+              <w:t>Designar voluntarios o veterinarios para cada caso.</w:t>
+            </w:r>
+          </w:p>
+        </w:tc>
+      </w:tr>
+      <w:tr>
+        <w:tc>
+          <w:tcPr>
+            <w:cnfStyle w:val="001000000000" w:firstRow="0" w:lastRow="0" w:firstColumn="1" w:lastColumn="0" w:oddVBand="0" w:evenVBand="0" w:oddHBand="0" w:evenHBand="0" w:firstRowFirstColumn="0" w:firstRowLastColumn="0" w:lastRowFirstColumn="0" w:lastRowLastColumn="0"/>
+            <w:tcW w:w="1000" w:type="dxa"/>
+          </w:tcPr>
+          <w:p>
+            <w:pPr>
+              <w:rPr>
+                <w:sz w:val="20"/>
+                <w:szCs w:val="20"/>
+              </w:rPr>
+            </w:pPr>
+            <w:r>
+              <w:rPr>
+                <w:sz w:val="20"/>
+                <w:szCs w:val="20"/>
+              </w:rPr>
+              <w:t>RF04</w:t>
+            </w:r>
+          </w:p>
+        </w:tc>
+        <w:tc>
+          <w:tcPr>
+            <w:tcW w:w="2600" w:type="dxa"/>
+          </w:tcPr>
+          <w:p>
+            <w:pPr>
+              <w:cnfStyle w:val="000000000000" w:firstRow="0" w:lastRow="0" w:firstColumn="0" w:lastColumn="0" w:oddVBand="0" w:evenVBand="0" w:oddHBand="0" w:evenHBand="0" w:firstRowFirstColumn="0" w:firstRowLastColumn="0" w:lastRowFirstColumn="0" w:lastRowLastColumn="0"/>
+              <w:rPr>
+                <w:sz w:val="20"/>
+                <w:szCs w:val="20"/>
+              </w:rPr>
+            </w:pPr>
+            <w:r>
+              <w:rPr>
+                <w:sz w:val="20"/>
+                <w:szCs w:val="20"/>
+              </w:rPr>
+              <w:t>Gestionar estados</w:t>
+            </w:r>
+          </w:p>
+        </w:tc>
+        <w:tc>
+          <w:tcPr>
+            <w:tcW w:w="5426" w:type="dxa"/>
+          </w:tcPr>
+          <w:p>
+            <w:pPr>
+              <w:cnfStyle w:val="000000000000" w:firstRow="0" w:lastRow="0" w:firstColumn="0" w:lastColumn="0" w:oddVBand="0" w:evenVBand="0" w:oddHBand="0" w:evenHBand="0" w:firstRowFirstColumn="0" w:firstRowLastColumn="0" w:lastRowFirstColumn="0" w:lastRowLastColumn="0"/>
+              <w:rPr>
+                <w:sz w:val="20"/>
+                <w:szCs w:val="20"/>
+              </w:rPr>
+            </w:pPr>
+            <w:r>
+              <w:rPr>
+                <w:sz w:val="20"/>
+                <w:szCs w:val="20"/>
+              </w:rPr>
+              <w:t>Actualizar el avance del caso desde el rescate hasta su cierre.</w:t>
+            </w:r>
+          </w:p>
+        </w:tc>
+      </w:tr>
+      <w:tr>
+        <w:tc>
+          <w:tcPr>
+            <w:cnfStyle w:val="001000000000" w:firstRow="0" w:lastRow="0" w:firstColumn="1" w:lastColumn="0" w:oddVBand="0" w:evenVBand="0" w:oddHBand="0" w:evenHBand="0" w:firstRowFirstColumn="0" w:firstRowLastColumn="0" w:lastRowFirstColumn="0" w:lastRowLastColumn="0"/>
+            <w:tcW w:w="1000" w:type="dxa"/>
+          </w:tcPr>
+          <w:p>
+            <w:pPr>
+              <w:rPr>
+                <w:sz w:val="20"/>
+                <w:szCs w:val="20"/>
+              </w:rPr>
+            </w:pPr>
+            <w:r>
+              <w:rPr>
+                <w:sz w:val="20"/>
+                <w:szCs w:val="20"/>
+              </w:rPr>
+              <w:t>RF05</w:t>
+            </w:r>
+          </w:p>
+        </w:tc>
+        <w:tc>
+          <w:tcPr>
+            <w:tcW w:w="2600" w:type="dxa"/>
+          </w:tcPr>
+          <w:p>
+            <w:pPr>
+              <w:cnfStyle w:val="000000000000" w:firstRow="0" w:lastRow="0" w:firstColumn="0" w:lastColumn="0" w:oddVBand="0" w:evenVBand="0" w:oddHBand="0" w:evenHBand="0" w:firstRowFirstColumn="0" w:firstRowLastColumn="0" w:lastRowFirstColumn="0" w:lastRowLastColumn="0"/>
+              <w:rPr>
+                <w:sz w:val="20"/>
+                <w:szCs w:val="20"/>
+              </w:rPr>
+            </w:pPr>
+            <w:r>
+              <w:rPr>
+                <w:sz w:val="20"/>
+                <w:szCs w:val="20"/>
+              </w:rPr>
+              <w:t>Registrar tratamientos</w:t>
+            </w:r>
+          </w:p>
+        </w:tc>
+        <w:tc>
+          <w:tcPr>
+            <w:tcW w:w="5426" w:type="dxa"/>
+          </w:tcPr>
+          <w:p>
+            <w:pPr>
+              <w:cnfStyle w:val="000000000000" w:firstRow="0" w:lastRow="0" w:firstColumn="0" w:lastColumn="0" w:oddVBand="0" w:evenVBand="0" w:oddHBand="0" w:evenHBand="0" w:firstRowFirstColumn="0" w:firstRowLastColumn="0" w:lastRowFirstColumn="0" w:lastRowLastColumn="0"/>
+              <w:rPr>
+                <w:sz w:val="20"/>
+                <w:szCs w:val="20"/>
+              </w:rPr>
+            </w:pPr>
+            <w:r>
+              <w:rPr>
+                <w:sz w:val="20"/>
+                <w:szCs w:val="20"/>
+              </w:rPr>
+              <w:t>Guardar valoraciones, procedimientos y observaciones veterinarias.</w:t>
+            </w:r>
+          </w:p>
+        </w:tc>
+      </w:tr>
+      <w:tr>
+        <w:tc>
+          <w:tcPr>
+            <w:cnfStyle w:val="001000000000" w:firstRow="0" w:lastRow="0" w:firstColumn="1" w:lastColumn="0" w:oddVBand="0" w:evenVBand="0" w:oddHBand="0" w:evenHBand="0" w:firstRowFirstColumn="0" w:firstRowLastColumn="0" w:lastRowFirstColumn="0" w:lastRowLastColumn="0"/>
+            <w:tcW w:w="1000" w:type="dxa"/>
+          </w:tcPr>
+          <w:p>
+            <w:pPr>
+              <w:rPr>
+                <w:sz w:val="20"/>
+                <w:szCs w:val="20"/>
+              </w:rPr>
+            </w:pPr>
+            <w:r>
+              <w:rPr>
+                <w:sz w:val="20"/>
+                <w:szCs w:val="20"/>
+              </w:rPr>
+              <w:t>RF06</w:t>
+            </w:r>
+          </w:p>
+        </w:tc>
+        <w:tc>
+          <w:tcPr>
+            <w:tcW w:w="2600" w:type="dxa"/>
+          </w:tcPr>
+          <w:p>
+            <w:pPr>
+              <w:cnfStyle w:val="000000000000" w:firstRow="0" w:lastRow="0" w:firstColumn="0" w:lastColumn="0" w:oddVBand="0" w:evenVBand="0" w:oddHBand="0" w:evenHBand="0" w:firstRowFirstColumn="0" w:firstRowLastColumn="0" w:lastRowFirstColumn="0" w:lastRowLastColumn="0"/>
+              <w:rPr>
+                <w:sz w:val="20"/>
+                <w:szCs w:val="20"/>
+              </w:rPr>
+            </w:pPr>
+            <w:r>
+              <w:rPr>
+                <w:sz w:val="20"/>
+                <w:szCs w:val="20"/>
+              </w:rPr>
+              <w:t>Gestionar adopciones</w:t>
+            </w:r>
+          </w:p>
+        </w:tc>
+        <w:tc>
+          <w:tcPr>
+            <w:tcW w:w="5426" w:type="dxa"/>
+          </w:tcPr>
+          <w:p>
+            <w:pPr>
+              <w:cnfStyle w:val="000000000000" w:firstRow="0" w:lastRow="0" w:firstColumn="0" w:lastColumn="0" w:oddVBand="0" w:evenVBand="0" w:oddHBand="0" w:evenHBand="0" w:firstRowFirstColumn="0" w:firstRowLastColumn="0" w:lastRowFirstColumn="0" w:lastRowLastColumn="0"/>
+              <w:rPr>
+                <w:sz w:val="20"/>
+                <w:szCs w:val="20"/>
+              </w:rPr>
+            </w:pPr>
+            <w:r>
+              <w:rPr>
+                <w:sz w:val="20"/>
+                <w:szCs w:val="20"/>
+              </w:rPr>
+              <w:t>Registrar solicitudes y documentar la entrega del animal adoptado.</w:t>
+            </w:r>
+          </w:p>
+        </w:tc>
+      </w:tr>
+      <w:tr>
+        <w:tc>
+          <w:tcPr>
+            <w:cnfStyle w:val="001000000000" w:firstRow="0" w:lastRow="0" w:firstColumn="1" w:lastColumn="0" w:oddVBand="0" w:evenVBand="0" w:oddHBand="0" w:evenHBand="0" w:firstRowFirstColumn="0" w:firstRowLastColumn="0" w:lastRowFirstColumn="0" w:lastRowLastColumn="0"/>
+            <w:tcW w:w="1000" w:type="dxa"/>
+          </w:tcPr>
+          <w:p>
+            <w:pPr>
+              <w:rPr>
+                <w:sz w:val="20"/>
+                <w:szCs w:val="20"/>
+              </w:rPr>
+            </w:pPr>
+            <w:r>
+              <w:rPr>
+                <w:sz w:val="20"/>
+                <w:szCs w:val="20"/>
+              </w:rPr>
+              <w:t>RF07</w:t>
+            </w:r>
+          </w:p>
+        </w:tc>
+        <w:tc>
+          <w:tcPr>
+            <w:tcW w:w="2600" w:type="dxa"/>
+          </w:tcPr>
+          <w:p>
+            <w:pPr>
+              <w:cnfStyle w:val="000000000000" w:firstRow="0" w:lastRow="0" w:firstColumn="0" w:lastColumn="0" w:oddVBand="0" w:evenVBand="0" w:oddHBand="0" w:evenHBand="0" w:firstRowFirstColumn="0" w:firstRowLastColumn="0" w:lastRowFirstColumn="0" w:lastRowLastColumn="0"/>
+              <w:rPr>
+                <w:sz w:val="20"/>
+                <w:szCs w:val="20"/>
+              </w:rPr>
+            </w:pPr>
+            <w:r>
+              <w:rPr>
+                <w:sz w:val="20"/>
+                <w:szCs w:val="20"/>
+              </w:rPr>
+              <w:t>Consultar historial</w:t>
+            </w:r>
+          </w:p>
+        </w:tc>
+        <w:tc>
+          <w:tcPr>
+            <w:tcW w:w="5426" w:type="dxa"/>
+          </w:tcPr>
+          <w:p>
+            <w:pPr>
+              <w:cnfStyle w:val="000000000000" w:firstRow="0" w:lastRow="0" w:firstColumn="0" w:lastColumn="0" w:oddVBand="0" w:evenVBand="0" w:oddHBand="0" w:evenHBand="0" w:firstRowFirstColumn="0" w:firstRowLastColumn="0" w:lastRowFirstColumn="0" w:lastRowLastColumn="0"/>
+              <w:rPr>
+                <w:sz w:val="20"/>
+                <w:szCs w:val="20"/>
+              </w:rPr>
+            </w:pPr>
+            <w:r>
+              <w:rPr>
+                <w:sz w:val="20"/>
+                <w:szCs w:val="20"/>
+              </w:rPr>
+              <w:t>Visualizar los cambios y actuaciones realizadas en cada caso.</w:t>
+            </w:r>
+          </w:p>
+        </w:tc>
+      </w:tr>
+      <w:tr>
+        <w:tc>
+          <w:tcPr>
+            <w:cnfStyle w:val="001000000000" w:firstRow="0" w:lastRow="0" w:firstColumn="1" w:lastColumn="0" w:oddVBand="0" w:evenVBand="0" w:oddHBand="0" w:evenHBand="0" w:firstRowFirstColumn="0" w:firstRowLastColumn="0" w:lastRowFirstColumn="0" w:lastRowLastColumn="0"/>
+            <w:tcW w:w="1000" w:type="dxa"/>
+          </w:tcPr>
+          <w:p>
+            <w:pPr>
+              <w:rPr>
+                <w:sz w:val="20"/>
+                <w:szCs w:val="20"/>
+              </w:rPr>
+            </w:pPr>
+            <w:r>
+              <w:rPr>
+                <w:sz w:val="20"/>
+                <w:szCs w:val="20"/>
+              </w:rPr>
+              <w:t>RF08</w:t>
+            </w:r>
+          </w:p>
+        </w:tc>
+        <w:tc>
+          <w:tcPr>
+            <w:tcW w:w="2600" w:type="dxa"/>
+          </w:tcPr>
+          <w:p>
+            <w:pPr>
+              <w:cnfStyle w:val="000000000000" w:firstRow="0" w:lastRow="0" w:firstColumn="0" w:lastColumn="0" w:oddVBand="0" w:evenVBand="0" w:oddHBand="0" w:evenHBand="0" w:firstRowFirstColumn="0" w:firstRowLastColumn="0" w:lastRowFirstColumn="0" w:lastRowLastColumn="0"/>
+              <w:rPr>
+                <w:sz w:val="20"/>
+                <w:szCs w:val="20"/>
+              </w:rPr>
+            </w:pPr>
+            <w:r>
+              <w:rPr>
+                <w:sz w:val="20"/>
+                <w:szCs w:val="20"/>
+              </w:rPr>
+              <w:t>Generar notificaciones</w:t>
+            </w:r>
+          </w:p>
+        </w:tc>
+        <w:tc>
+          <w:tcPr>
+            <w:tcW w:w="5426" w:type="dxa"/>
+          </w:tcPr>
+          <w:p>
+            <w:pPr>
+              <w:cnfStyle w:val="000000000000" w:firstRow="0" w:lastRow="0" w:firstColumn="0" w:lastColumn="0" w:oddVBand="0" w:evenVBand="0" w:oddHBand="0" w:evenHBand="0" w:firstRowFirstColumn="0" w:firstRowLastColumn="0" w:lastRowFirstColumn="0" w:lastRowLastColumn="0"/>
+              <w:rPr>
+                <w:sz w:val="20"/>
+                <w:szCs w:val="20"/>
+              </w:rPr>
+            </w:pPr>
+            <w:r>
+              <w:rPr>
+                <w:sz w:val="20"/>
+                <w:szCs w:val="20"/>
+              </w:rPr>
+              <w:t>Informar a los responsables cuando se registra un rescate o se actualiza un caso.</w:t>
+            </w:r>
+          </w:p>
+        </w:tc>
+      </w:tr>
+    </w:tbl>
+    <w:p>
+      <w:pPr>
+        <w:rPr>
+          <w:b/>
+          <w:bCs/>
+        </w:rPr>
+      </w:pPr>
+    </w:p>
+    <w:p>
+      <w:pPr>
+        <w:rPr>
+          <w:b/>
+          <w:bCs/>
+        </w:rPr>
+      </w:pPr>
+      <w:r>
+        <w:rPr>
+          <w:b/>
+          <w:bCs/>
+        </w:rPr>
+        <w:t>2</w:t>
+      </w:r>
+      <w:r>
+        <w:rPr>
+          <w:b/>
+          <w:bCs/>
+        </w:rPr>
+        <w:t>.5. Requisitos no funcionales</w:t>
+      </w:r>
+    </w:p>
+    <w:tbl>
+      <w:tblPr>
+        <w:tblStyle w:val="Tablaconcuadrcula1clara-nfasis6"/>
+        <w:tblW w:w="8926" w:type="dxa"/>
+        <w:tblLook w:val="04A0" w:firstRow="1" w:lastRow="0" w:firstColumn="1" w:lastColumn="0" w:noHBand="0" w:noVBand="1"/>
+      </w:tblPr>
+      <w:tblGrid>
+        <w:gridCol w:w="2600"/>
+        <w:gridCol w:w="6326"/>
+      </w:tblGrid>
+      <w:tr>
+        <w:trPr>
+          <w:cnfStyle w:val="100000000000" w:firstRow="1" w:lastRow="0" w:firstColumn="0" w:lastColumn="0" w:oddVBand="0" w:evenVBand="0" w:oddHBand="0" w:evenHBand="0" w:firstRowFirstColumn="0" w:firstRowLastColumn="0" w:lastRowFirstColumn="0" w:lastRowLastColumn="0"/>
+        </w:trPr>
+        <w:tc>
+          <w:tcPr>
+            <w:cnfStyle w:val="001000000000" w:firstRow="0" w:lastRow="0" w:firstColumn="1" w:lastColumn="0" w:oddVBand="0" w:evenVBand="0" w:oddHBand="0" w:evenHBand="0" w:firstRowFirstColumn="0" w:firstRowLastColumn="0" w:lastRowFirstColumn="0" w:lastRowLastColumn="0"/>
+            <w:tcW w:w="2600" w:type="dxa"/>
+            <w:shd w:val="clear" w:color="auto" w:fill="92D050"/>
+          </w:tcPr>
+          <w:p>
+            <w:pPr>
+              <w:jc w:val="center"/>
+              <w:rPr>
+                <w:sz w:val="20"/>
+                <w:szCs w:val="20"/>
+              </w:rPr>
+            </w:pPr>
+            <w:r>
+              <w:rPr>
+                <w:sz w:val="20"/>
+                <w:szCs w:val="20"/>
+              </w:rPr>
+              <w:t>Requisito</w:t>
+            </w:r>
+          </w:p>
+        </w:tc>
+        <w:tc>
+          <w:tcPr>
+            <w:tcW w:w="6326" w:type="dxa"/>
+            <w:shd w:val="clear" w:color="auto" w:fill="92D050"/>
+          </w:tcPr>
+          <w:p>
+            <w:pPr>
+              <w:jc w:val="center"/>
+              <w:cnfStyle w:val="100000000000" w:firstRow="1" w:lastRow="0" w:firstColumn="0" w:lastColumn="0" w:oddVBand="0" w:evenVBand="0" w:oddHBand="0" w:evenHBand="0" w:firstRowFirstColumn="0" w:firstRowLastColumn="0" w:lastRowFirstColumn="0" w:lastRowLastColumn="0"/>
+              <w:rPr>
+                <w:sz w:val="20"/>
+                <w:szCs w:val="20"/>
+              </w:rPr>
+            </w:pPr>
+            <w:r>
+              <w:rPr>
+                <w:sz w:val="20"/>
+                <w:szCs w:val="20"/>
+              </w:rPr>
+              <w:t>Aplicación al sistema</w:t>
+            </w:r>
+          </w:p>
+        </w:tc>
+      </w:tr>
+      <w:tr>
+        <w:tc>
+          <w:tcPr>
+            <w:cnfStyle w:val="001000000000" w:firstRow="0" w:lastRow="0" w:firstColumn="1" w:lastColumn="0" w:oddVBand="0" w:evenVBand="0" w:oddHBand="0" w:evenHBand="0" w:firstRowFirstColumn="0" w:firstRowLastColumn="0" w:lastRowFirstColumn="0" w:lastRowLastColumn="0"/>
+            <w:tcW w:w="2600" w:type="dxa"/>
+          </w:tcPr>
+          <w:p>
+            <w:pPr>
+              <w:rPr>
+                <w:sz w:val="20"/>
+                <w:szCs w:val="20"/>
+              </w:rPr>
+            </w:pPr>
+            <w:r>
+              <w:rPr>
+                <w:sz w:val="20"/>
+                <w:szCs w:val="20"/>
+              </w:rPr>
+              <w:t>Escalabilidad</w:t>
+            </w:r>
+          </w:p>
+        </w:tc>
+        <w:tc>
+          <w:tcPr>
+            <w:tcW w:w="6326" w:type="dxa"/>
+          </w:tcPr>
+          <w:p>
+            <w:pPr>
+              <w:cnfStyle w:val="000000000000" w:firstRow="0" w:lastRow="0" w:firstColumn="0" w:lastColumn="0" w:oddVBand="0" w:evenVBand="0" w:oddHBand="0" w:evenHBand="0" w:firstRowFirstColumn="0" w:firstRowLastColumn="0" w:lastRowFirstColumn="0" w:lastRowLastColumn="0"/>
+              <w:rPr>
+                <w:sz w:val="20"/>
+                <w:szCs w:val="20"/>
+              </w:rPr>
+            </w:pPr>
+            <w:r>
+              <w:rPr>
+                <w:sz w:val="20"/>
+                <w:szCs w:val="20"/>
+              </w:rPr>
+              <w:t>Permitir aumentar el número de animales, usuarios, especies y casos registrados.</w:t>
+            </w:r>
+          </w:p>
+        </w:tc>
+      </w:tr>
+      <w:tr>
+        <w:tc>
+          <w:tcPr>
+            <w:cnfStyle w:val="001000000000" w:firstRow="0" w:lastRow="0" w:firstColumn="1" w:lastColumn="0" w:oddVBand="0" w:evenVBand="0" w:oddHBand="0" w:evenHBand="0" w:firstRowFirstColumn="0" w:firstRowLastColumn="0" w:lastRowFirstColumn="0" w:lastRowLastColumn="0"/>
+            <w:tcW w:w="2600" w:type="dxa"/>
+          </w:tcPr>
+          <w:p>
+            <w:pPr>
+              <w:rPr>
+                <w:sz w:val="20"/>
+                <w:szCs w:val="20"/>
+              </w:rPr>
+            </w:pPr>
+            <w:r>
+              <w:rPr>
+                <w:sz w:val="20"/>
+                <w:szCs w:val="20"/>
+              </w:rPr>
+              <w:t>Mantenibilidad</w:t>
+            </w:r>
+          </w:p>
+        </w:tc>
+        <w:tc>
+          <w:tcPr>
+            <w:tcW w:w="6326" w:type="dxa"/>
+          </w:tcPr>
+          <w:p>
+            <w:pPr>
+              <w:cnfStyle w:val="000000000000" w:firstRow="0" w:lastRow="0" w:firstColumn="0" w:lastColumn="0" w:oddVBand="0" w:evenVBand="0" w:oddHBand="0" w:evenHBand="0" w:firstRowFirstColumn="0" w:firstRowLastColumn="0" w:lastRowFirstColumn="0" w:lastRowLastColumn="0"/>
+              <w:rPr>
+                <w:sz w:val="20"/>
+                <w:szCs w:val="20"/>
+              </w:rPr>
+            </w:pPr>
+            <w:r>
+              <w:rPr>
+                <w:sz w:val="20"/>
+                <w:szCs w:val="20"/>
+              </w:rPr>
+              <w:t>Facilitar modificaciones sin afectar innecesariamente otros componentes.</w:t>
+            </w:r>
+          </w:p>
+        </w:tc>
+      </w:tr>
+      <w:tr>
+        <w:tc>
+          <w:tcPr>
+            <w:cnfStyle w:val="001000000000" w:firstRow="0" w:lastRow="0" w:firstColumn="1" w:lastColumn="0" w:oddVBand="0" w:evenVBand="0" w:oddHBand="0" w:evenHBand="0" w:firstRowFirstColumn="0" w:firstRowLastColumn="0" w:lastRowFirstColumn="0" w:lastRowLastColumn="0"/>
+            <w:tcW w:w="2600" w:type="dxa"/>
+          </w:tcPr>
+          <w:p>
+            <w:pPr>
+              <w:rPr>
+                <w:sz w:val="20"/>
+                <w:szCs w:val="20"/>
+              </w:rPr>
+            </w:pPr>
+            <w:r>
+              <w:rPr>
+                <w:sz w:val="20"/>
+                <w:szCs w:val="20"/>
+              </w:rPr>
+              <w:t>Trazabilidad de versiones</w:t>
+            </w:r>
+          </w:p>
+        </w:tc>
+        <w:tc>
+          <w:tcPr>
+            <w:tcW w:w="6326" w:type="dxa"/>
+          </w:tcPr>
+          <w:p>
+            <w:pPr>
+              <w:cnfStyle w:val="000000000000" w:firstRow="0" w:lastRow="0" w:firstColumn="0" w:lastColumn="0" w:oddVBand="0" w:evenVBand="0" w:oddHBand="0" w:evenHBand="0" w:firstRowFirstColumn="0" w:firstRowLastColumn="0" w:lastRowFirstColumn="0" w:lastRowLastColumn="0"/>
+              <w:rPr>
+                <w:sz w:val="20"/>
+                <w:szCs w:val="20"/>
+              </w:rPr>
+            </w:pPr>
+            <w:r>
+              <w:rPr>
+                <w:sz w:val="20"/>
+                <w:szCs w:val="20"/>
+              </w:rPr>
+              <w:t>Conservar el historial de cambios y contribuciones en el repositorio.</w:t>
+            </w:r>
+          </w:p>
+        </w:tc>
+      </w:tr>
+      <w:tr>
+        <w:tc>
+          <w:tcPr>
+            <w:cnfStyle w:val="001000000000" w:firstRow="0" w:lastRow="0" w:firstColumn="1" w:lastColumn="0" w:oddVBand="0" w:evenVBand="0" w:oddHBand="0" w:evenHBand="0" w:firstRowFirstColumn="0" w:firstRowLastColumn="0" w:lastRowFirstColumn="0" w:lastRowLastColumn="0"/>
+            <w:tcW w:w="2600" w:type="dxa"/>
+          </w:tcPr>
+          <w:p>
+            <w:pPr>
+              <w:rPr>
+                <w:sz w:val="20"/>
+                <w:szCs w:val="20"/>
+              </w:rPr>
+            </w:pPr>
+            <w:r>
+              <w:rPr>
+                <w:sz w:val="20"/>
+                <w:szCs w:val="20"/>
+              </w:rPr>
+              <w:t>Seguridad</w:t>
+            </w:r>
+          </w:p>
+        </w:tc>
+        <w:tc>
+          <w:tcPr>
+            <w:tcW w:w="6326" w:type="dxa"/>
+          </w:tcPr>
+          <w:p>
+            <w:pPr>
+              <w:cnfStyle w:val="000000000000" w:firstRow="0" w:lastRow="0" w:firstColumn="0" w:lastColumn="0" w:oddVBand="0" w:evenVBand="0" w:oddHBand="0" w:evenHBand="0" w:firstRowFirstColumn="0" w:firstRowLastColumn="0" w:lastRowFirstColumn="0" w:lastRowLastColumn="0"/>
+              <w:rPr>
+                <w:sz w:val="20"/>
+                <w:szCs w:val="20"/>
+              </w:rPr>
+            </w:pPr>
+            <w:r>
+              <w:rPr>
+                <w:sz w:val="20"/>
+                <w:szCs w:val="20"/>
+              </w:rPr>
+              <w:t>Restringir el acceso según el rol de cada usuario y proteger los datos.</w:t>
+            </w:r>
+          </w:p>
+        </w:tc>
+      </w:tr>
+      <w:tr>
+        <w:tc>
+          <w:tcPr>
+            <w:cnfStyle w:val="001000000000" w:firstRow="0" w:lastRow="0" w:firstColumn="1" w:lastColumn="0" w:oddVBand="0" w:evenVBand="0" w:oddHBand="0" w:evenHBand="0" w:firstRowFirstColumn="0" w:firstRowLastColumn="0" w:lastRowFirstColumn="0" w:lastRowLastColumn="0"/>
+            <w:tcW w:w="2600" w:type="dxa"/>
+          </w:tcPr>
+          <w:p>
+            <w:pPr>
+              <w:rPr>
+                <w:sz w:val="20"/>
+                <w:szCs w:val="20"/>
+              </w:rPr>
+            </w:pPr>
+            <w:r>
+              <w:rPr>
+                <w:sz w:val="20"/>
+                <w:szCs w:val="20"/>
+              </w:rPr>
+              <w:lastRenderedPageBreak/>
+              <w:t>Usabilidad</w:t>
+            </w:r>
+          </w:p>
+        </w:tc>
+        <w:tc>
+          <w:tcPr>
+            <w:tcW w:w="6326" w:type="dxa"/>
+          </w:tcPr>
+          <w:p>
+            <w:pPr>
+              <w:cnfStyle w:val="000000000000" w:firstRow="0" w:lastRow="0" w:firstColumn="0" w:lastColumn="0" w:oddVBand="0" w:evenVBand="0" w:oddHBand="0" w:evenHBand="0" w:firstRowFirstColumn="0" w:firstRowLastColumn="0" w:lastRowFirstColumn="0" w:lastRowLastColumn="0"/>
+              <w:rPr>
+                <w:sz w:val="20"/>
+                <w:szCs w:val="20"/>
+              </w:rPr>
+            </w:pPr>
+            <w:r>
+              <w:rPr>
+                <w:sz w:val="20"/>
+                <w:szCs w:val="20"/>
+              </w:rPr>
+              <w:t>Facilitar la búsqueda de casos, la consulta de estados y el registro de información.</w:t>
+            </w:r>
+          </w:p>
+        </w:tc>
+      </w:tr>
+      <w:tr>
+        <w:tc>
+          <w:tcPr>
+            <w:cnfStyle w:val="001000000000" w:firstRow="0" w:lastRow="0" w:firstColumn="1" w:lastColumn="0" w:oddVBand="0" w:evenVBand="0" w:oddHBand="0" w:evenHBand="0" w:firstRowFirstColumn="0" w:firstRowLastColumn="0" w:lastRowFirstColumn="0" w:lastRowLastColumn="0"/>
+            <w:tcW w:w="2600" w:type="dxa"/>
+          </w:tcPr>
+          <w:p>
+            <w:pPr>
+              <w:rPr>
+                <w:sz w:val="20"/>
+                <w:szCs w:val="20"/>
+              </w:rPr>
+            </w:pPr>
+            <w:r>
+              <w:rPr>
+                <w:sz w:val="20"/>
+                <w:szCs w:val="20"/>
+              </w:rPr>
+              <w:t>Integridad de la información</w:t>
+            </w:r>
+          </w:p>
+        </w:tc>
+        <w:tc>
+          <w:tcPr>
+            <w:tcW w:w="6326" w:type="dxa"/>
+          </w:tcPr>
+          <w:p>
+            <w:pPr>
+              <w:cnfStyle w:val="000000000000" w:firstRow="0" w:lastRow="0" w:firstColumn="0" w:lastColumn="0" w:oddVBand="0" w:evenVBand="0" w:oddHBand="0" w:evenHBand="0" w:firstRowFirstColumn="0" w:firstRowLastColumn="0" w:lastRowFirstColumn="0" w:lastRowLastColumn="0"/>
+              <w:rPr>
+                <w:sz w:val="20"/>
+                <w:szCs w:val="20"/>
+              </w:rPr>
+            </w:pPr>
+            <w:r>
+              <w:rPr>
+                <w:sz w:val="20"/>
+                <w:szCs w:val="20"/>
+              </w:rPr>
+              <w:t>Mantener coherentes los datos de animales, expedientes, responsables y tratamientos.</w:t>
+            </w:r>
+          </w:p>
+        </w:tc>
+      </w:tr>
+    </w:tbl>
+    <w:p/>
+    <w:p>
+      <w:pPr>
+        <w:rPr>
+          <w:b/>
+          <w:bCs/>
+        </w:rPr>
+      </w:pPr>
+      <w:r>
+        <w:rPr>
+          <w:b/>
+          <w:bCs/>
+        </w:rPr>
+        <w:t>2</w:t>
+      </w:r>
+      <w:r>
+        <w:rPr>
+          <w:b/>
+          <w:bCs/>
+        </w:rPr>
+        <w:t>.6. Estados del caso</w:t>
+      </w:r>
+    </w:p>
+    <w:p>
+      <w:r>
+        <w:rPr>
+          <w:szCs w:val="24"/>
+        </w:rPr>
+        <w:t>El caso avanza por el siguiente flujo, que puede detenerse en tratamiento o recuperación si el animal requiere atención adicional:</w:t>
+      </w:r>
+    </w:p>
+    <w:p>
+      <w:pPr>
+        <w:pStyle w:val="Prrafodelista"/>
+        <w:numPr>
+          <w:ilvl w:val="0"/>
+          <w:numId w:val="6"/>
+        </w:numPr>
+      </w:pPr>
+      <w:r>
+        <w:rPr>
+          <w:b/>
+          <w:bCs/>
+          <w:szCs w:val="24"/>
+        </w:rPr>
+        <w:t>Reportado:</w:t>
+      </w:r>
+      <w:r>
+        <w:rPr>
+          <w:szCs w:val="24"/>
+        </w:rPr>
+        <w:t xml:space="preserve"> se informa que un animal necesita ayuda.</w:t>
+      </w:r>
+    </w:p>
+    <w:p>
+      <w:pPr>
+        <w:pStyle w:val="Prrafodelista"/>
+        <w:numPr>
+          <w:ilvl w:val="0"/>
+          <w:numId w:val="6"/>
+        </w:numPr>
+      </w:pPr>
+      <w:r>
+        <w:rPr>
+          <w:b/>
+          <w:bCs/>
+          <w:szCs w:val="24"/>
+        </w:rPr>
+        <w:t>Rescatado:</w:t>
+      </w:r>
+      <w:r>
+        <w:rPr>
+          <w:szCs w:val="24"/>
+        </w:rPr>
+        <w:t xml:space="preserve"> se registra el ingreso al refugio.</w:t>
+      </w:r>
+    </w:p>
+    <w:p>
+      <w:pPr>
+        <w:pStyle w:val="Prrafodelista"/>
+        <w:numPr>
+          <w:ilvl w:val="0"/>
+          <w:numId w:val="6"/>
+        </w:numPr>
+      </w:pPr>
+      <w:r>
+        <w:rPr>
+          <w:b/>
+          <w:bCs/>
+          <w:szCs w:val="24"/>
+        </w:rPr>
+        <w:t>En valoración o tratamiento:</w:t>
+      </w:r>
+      <w:r>
+        <w:rPr>
+          <w:szCs w:val="24"/>
+        </w:rPr>
+        <w:t xml:space="preserve"> el veterinario evalúa y atiende al animal.</w:t>
+      </w:r>
+    </w:p>
+    <w:p>
+      <w:pPr>
+        <w:pStyle w:val="Prrafodelista"/>
+        <w:numPr>
+          <w:ilvl w:val="0"/>
+          <w:numId w:val="6"/>
+        </w:numPr>
+      </w:pPr>
+      <w:r>
+        <w:rPr>
+          <w:b/>
+          <w:bCs/>
+          <w:szCs w:val="24"/>
+        </w:rPr>
+        <w:t>En recuperación:</w:t>
+      </w:r>
+      <w:r>
+        <w:rPr>
+          <w:szCs w:val="24"/>
+        </w:rPr>
+        <w:t xml:space="preserve"> se registra su evolución y cuidado.</w:t>
+      </w:r>
+    </w:p>
+    <w:p>
+      <w:pPr>
+        <w:pStyle w:val="Prrafodelista"/>
+        <w:numPr>
+          <w:ilvl w:val="0"/>
+          <w:numId w:val="6"/>
+        </w:numPr>
+      </w:pPr>
+      <w:r>
+        <w:rPr>
+          <w:b/>
+          <w:bCs/>
+          <w:szCs w:val="24"/>
+        </w:rPr>
+        <w:t>Disponible para adopción:</w:t>
+      </w:r>
+      <w:r>
+        <w:rPr>
+          <w:szCs w:val="24"/>
+        </w:rPr>
+        <w:t xml:space="preserve"> se habilita cuando corresponde.</w:t>
+      </w:r>
+    </w:p>
+    <w:p>
+      <w:pPr>
+        <w:pStyle w:val="Prrafodelista"/>
+        <w:numPr>
+          <w:ilvl w:val="0"/>
+          <w:numId w:val="6"/>
+        </w:numPr>
+      </w:pPr>
+      <w:r>
+        <w:rPr>
+          <w:b/>
+          <w:bCs/>
+          <w:szCs w:val="24"/>
+        </w:rPr>
+        <w:t>Adoptado y caso cerrado:</w:t>
+      </w:r>
+      <w:r>
+        <w:rPr>
+          <w:szCs w:val="24"/>
+        </w:rPr>
+        <w:t xml:space="preserve"> se registra la adopción y se finaliza el seguimiento.</w:t>
+      </w:r>
+    </w:p>
+    <w:p>
+      <w:pPr>
+        <w:rPr>
+          <w:b/>
+          <w:bCs/>
+        </w:rPr>
+      </w:pPr>
+      <w:r>
+        <w:rPr>
+          <w:b/>
+          <w:bCs/>
+        </w:rPr>
+        <w:t>3</w:t>
+      </w:r>
+      <w:r>
+        <w:rPr>
+          <w:b/>
+          <w:bCs/>
+        </w:rPr>
+        <w:t>. Diseño lógico del sistema</w:t>
+      </w:r>
+    </w:p>
+    <w:p>
+      <w:pPr>
+        <w:rPr>
+          <w:b/>
+          <w:bCs/>
+        </w:rPr>
+      </w:pPr>
+      <w:r>
+        <w:rPr>
+          <w:b/>
+          <w:bCs/>
+        </w:rPr>
+        <w:t>3</w:t>
+      </w:r>
+      <w:r>
+        <w:rPr>
+          <w:b/>
+          <w:bCs/>
+        </w:rPr>
+        <w:t>.1. Descripción de los módulos</w:t>
+      </w:r>
+    </w:p>
+    <w:p>
+      <w:pPr>
+        <w:pStyle w:val="Prrafodelista"/>
+        <w:numPr>
+          <w:ilvl w:val="0"/>
+          <w:numId w:val="7"/>
+        </w:numPr>
+      </w:pPr>
+      <w:r>
+        <w:rPr>
+          <w:b/>
+          <w:bCs/>
+          <w:szCs w:val="24"/>
+        </w:rPr>
+        <w:t>Gestión de animales:</w:t>
+      </w:r>
+      <w:r>
+        <w:rPr>
+          <w:szCs w:val="24"/>
+        </w:rPr>
+        <w:t xml:space="preserve"> datos generales, especie, identificación y condición.</w:t>
+      </w:r>
+    </w:p>
+    <w:p>
+      <w:pPr>
+        <w:pStyle w:val="Prrafodelista"/>
+        <w:numPr>
+          <w:ilvl w:val="0"/>
+          <w:numId w:val="7"/>
+        </w:numPr>
+      </w:pPr>
+      <w:r>
+        <w:rPr>
+          <w:b/>
+          <w:bCs/>
+          <w:szCs w:val="24"/>
+        </w:rPr>
+        <w:t>Gestión de rescates:</w:t>
+      </w:r>
+      <w:r>
+        <w:rPr>
+          <w:szCs w:val="24"/>
+        </w:rPr>
+        <w:t xml:space="preserve"> registro, ubicación, fecha, circunstancias y seguimiento.</w:t>
+      </w:r>
+    </w:p>
+    <w:p>
+      <w:pPr>
+        <w:pStyle w:val="Prrafodelista"/>
+        <w:numPr>
+          <w:ilvl w:val="0"/>
+          <w:numId w:val="7"/>
+        </w:numPr>
+      </w:pPr>
+      <w:r>
+        <w:rPr>
+          <w:b/>
+          <w:bCs/>
+          <w:szCs w:val="24"/>
+        </w:rPr>
+        <w:t>Gestión de responsables:</w:t>
+      </w:r>
+      <w:r>
+        <w:rPr>
+          <w:szCs w:val="24"/>
+        </w:rPr>
+        <w:t xml:space="preserve"> voluntarios, veterinarios y asignaciones.</w:t>
+      </w:r>
+    </w:p>
+    <w:p>
+      <w:pPr>
+        <w:pStyle w:val="Prrafodelista"/>
+        <w:numPr>
+          <w:ilvl w:val="0"/>
+          <w:numId w:val="7"/>
+        </w:numPr>
+      </w:pPr>
+      <w:r>
+        <w:rPr>
+          <w:b/>
+          <w:bCs/>
+          <w:szCs w:val="24"/>
+        </w:rPr>
+        <w:t>Gestión veterinaria:</w:t>
+      </w:r>
+      <w:r>
+        <w:rPr>
+          <w:szCs w:val="24"/>
+        </w:rPr>
+        <w:t xml:space="preserve"> valoraciones, tratamientos y recuperación.</w:t>
+      </w:r>
+    </w:p>
+    <w:p>
+      <w:pPr>
+        <w:pStyle w:val="Prrafodelista"/>
+        <w:numPr>
+          <w:ilvl w:val="0"/>
+          <w:numId w:val="7"/>
+        </w:numPr>
+      </w:pPr>
+      <w:r>
+        <w:rPr>
+          <w:b/>
+          <w:bCs/>
+          <w:szCs w:val="24"/>
+        </w:rPr>
+        <w:t>Gestión de adopciones:</w:t>
+      </w:r>
+      <w:r>
+        <w:rPr>
+          <w:szCs w:val="24"/>
+        </w:rPr>
+        <w:t xml:space="preserve"> solicitudes, evaluación y registro de entrega.</w:t>
+      </w:r>
+    </w:p>
+    <w:p>
+      <w:pPr>
+        <w:pStyle w:val="Prrafodelista"/>
+        <w:numPr>
+          <w:ilvl w:val="0"/>
+          <w:numId w:val="7"/>
+        </w:numPr>
+      </w:pPr>
+      <w:r>
+        <w:rPr>
+          <w:b/>
+          <w:bCs/>
+          <w:szCs w:val="24"/>
+        </w:rPr>
+        <w:t>Notificaciones e historial:</w:t>
+      </w:r>
+      <w:r>
+        <w:rPr>
+          <w:szCs w:val="24"/>
+        </w:rPr>
+        <w:t xml:space="preserve"> avisos y registro de cambios relevantes.</w:t>
+      </w:r>
+    </w:p>
+    <w:p>
+      <w:r>
+        <w:t>3</w:t>
+      </w:r>
+      <w:r>
+        <w:rPr>
+          <w:b/>
+          <w:bCs/>
+        </w:rPr>
+        <w:t>.2. Diagramas UML</w:t>
+      </w:r>
+    </w:p>
+    <w:p>
+      <w:pPr>
+        <w:pStyle w:val="Prrafodelista"/>
+        <w:numPr>
+          <w:ilvl w:val="0"/>
+          <w:numId w:val="8"/>
+        </w:numPr>
+        <w:rPr>
+          <w:rFonts w:eastAsia="Times New Roman" w:cs="Times New Roman"/>
+          <w:b/>
+          <w:bCs/>
+          <w:i/>
+          <w:iCs/>
+          <w:sz w:val="22"/>
+        </w:rPr>
+      </w:pPr>
+      <w:r>
+        <w:rPr>
+          <w:rFonts w:eastAsia="Times New Roman" w:cs="Times New Roman"/>
+          <w:b/>
+          <w:bCs/>
+          <w:i/>
+          <w:iCs/>
+          <w:sz w:val="22"/>
+        </w:rPr>
+        <w:t>Diagrama de casos de uso</w:t>
+      </w:r>
+    </w:p>
+    <w:p>
+      <w:pPr>
+        <w:rPr>
+          <w:rFonts w:eastAsia="Times New Roman" w:cs="Times New Roman"/>
+          <w:sz w:val="22"/>
+        </w:rPr>
+      </w:pPr>
+      <w:r>
+        <w:rPr>
+          <w:rFonts w:eastAsia="Times New Roman" w:cs="Times New Roman"/>
+          <w:szCs w:val="24"/>
+        </w:rPr>
+        <w:t>Muestra al ciudadano, voluntario, veterinario, administrador y adoptante con las funciones reportar rescate, registrar animal, asignar responsable, actualizar estado, registrar tratamiento, consultar expediente y gestionar o solicitar adopción. Reportar un rescate y actualizar el estado incluyen la notificación a los responsables.</w:t>
+      </w:r>
+    </w:p>
+    <w:p>
+      <w:pPr>
+        <w:rPr>
+          <w:rFonts w:eastAsia="Times New Roman" w:cs="Times New Roman"/>
+          <w:sz w:val="22"/>
+        </w:rPr>
+      </w:pPr>
+      <w:r>
+        <w:rPr>
+          <w:rFonts w:eastAsia="Times New Roman" w:cs="Times New Roman"/>
+          <w:sz w:val="22"/>
+        </w:rPr>
+        <w:lastRenderedPageBreak/>
+        <w:drawing>
+          <wp:inline distT="0" distB="0" distL="0" distR="0" wp14:anchorId="1680D87D" wp14:editId="2994561D">
+            <wp:extent cx="5944870" cy="4029075"/>
+            <wp:effectExtent l="0" t="0" r="0" b="9525"/>
+            <wp:docPr id="1345810323" name="Imagen 1"/>
+            <wp:cNvGraphicFramePr>
+              <a:graphicFrameLocks xmlns:a="http://schemas.openxmlformats.org/drawingml/2006/main" noChangeAspect="1"/>
+            </wp:cNvGraphicFramePr>
+            <a:graphic xmlns:a="http://schemas.openxmlformats.org/drawingml/2006/main">
+              <a:graphicData uri="http://schemas.openxmlformats.org/drawingml/2006/picture">
+                <pic:pic xmlns:pic="http://schemas.openxmlformats.org/drawingml/2006/picture">
+                  <pic:nvPicPr>
+                    <pic:cNvPr id="1345810323" name=""/>
+                    <pic:cNvPicPr/>
+                  </pic:nvPicPr>
+                  <pic:blipFill rotWithShape="1">
+                    <a:blip r:embed="rId9"/>
+                    <a:srcRect b="1383"/>
+                    <a:stretch>
+                      <a:fillRect/>
+                    </a:stretch>
+                  </pic:blipFill>
+                  <pic:spPr bwMode="auto">
+                    <a:xfrm>
+                      <a:off x="0" y="0"/>
+                      <a:ext cx="5944870" cy="4029075"/>
+                    </a:xfrm>
+                    <a:prstGeom prst="rect">
+                      <a:avLst/>
+                    </a:prstGeom>
+                    <a:ln>
+                      <a:noFill/>
+                    </a:ln>
+                    <a:extLst>
+                      <a:ext uri="{53640926-AAD7-44D8-BBD7-CCE9431645EC}">
+                        <a14:shadowObscured xmlns:a14="http://schemas.microsoft.com/office/drawing/2010/main"/>
+                      </a:ext>
+                    </a:extLst>
+                  </pic:spPr>
+                </pic:pic>
+              </a:graphicData>
+            </a:graphic>
+          </wp:inline>
+        </w:drawing>
+      </w:r>
+    </w:p>
+    <w:p>
+      <w:pPr>
+        <w:pStyle w:val="Prrafodelista"/>
+        <w:numPr>
+          <w:ilvl w:val="0"/>
+          <w:numId w:val="8"/>
+        </w:numPr>
+        <w:rPr>
+          <w:rFonts w:eastAsia="Times New Roman" w:cs="Times New Roman"/>
+          <w:b/>
+          <w:bCs/>
+          <w:i/>
+          <w:iCs/>
+          <w:sz w:val="22"/>
+        </w:rPr>
+      </w:pPr>
+      <w:r>
+        <w:rPr>
+          <w:rFonts w:eastAsia="Times New Roman" w:cs="Times New Roman"/>
+          <w:b/>
+          <w:bCs/>
+          <w:i/>
+          <w:iCs/>
+          <w:sz w:val="22"/>
+        </w:rPr>
+        <w:t>Diagrama de clases</w:t>
+      </w:r>
+    </w:p>
+    <w:p>
+      <w:pPr>
+        <w:rPr>
+          <w:rFonts w:eastAsia="Times New Roman" w:cs="Times New Roman"/>
+          <w:szCs w:val="24"/>
+        </w:rPr>
+      </w:pPr>
+      <w:r>
+        <w:rPr>
+          <w:rFonts w:eastAsia="Times New Roman" w:cs="Times New Roman"/>
+          <w:szCs w:val="24"/>
+        </w:rPr>
+        <w:t xml:space="preserve">Usuario (abstracta) se especializa en Voluntario, Veterinario y Administrador; Animal (abstracta) en Perro, Gato y </w:t>
+      </w:r>
+      <w:proofErr w:type="spellStart"/>
+      <w:r>
+        <w:rPr>
+          <w:rFonts w:eastAsia="Times New Roman" w:cs="Times New Roman"/>
+          <w:szCs w:val="24"/>
+        </w:rPr>
+        <w:t>FaunaSilvestre</w:t>
+      </w:r>
+      <w:proofErr w:type="spellEnd"/>
+      <w:r>
+        <w:rPr>
+          <w:rFonts w:eastAsia="Times New Roman" w:cs="Times New Roman"/>
+          <w:szCs w:val="24"/>
+        </w:rPr>
+        <w:t xml:space="preserve">. </w:t>
+      </w:r>
+      <w:proofErr w:type="spellStart"/>
+      <w:r>
+        <w:rPr>
+          <w:rFonts w:eastAsia="Times New Roman" w:cs="Times New Roman"/>
+          <w:szCs w:val="24"/>
+        </w:rPr>
+        <w:t>CasoRescate</w:t>
+      </w:r>
+      <w:proofErr w:type="spellEnd"/>
+      <w:r>
+        <w:rPr>
+          <w:rFonts w:eastAsia="Times New Roman" w:cs="Times New Roman"/>
+          <w:szCs w:val="24"/>
+        </w:rPr>
+        <w:t xml:space="preserve"> se relaciona con un animal, con sus responsables, tratamientos, una posible adopción y un </w:t>
+      </w:r>
+      <w:proofErr w:type="spellStart"/>
+      <w:r>
+        <w:rPr>
+          <w:rFonts w:eastAsia="Times New Roman" w:cs="Times New Roman"/>
+          <w:szCs w:val="24"/>
+        </w:rPr>
+        <w:t>EstadoCaso</w:t>
+      </w:r>
+      <w:proofErr w:type="spellEnd"/>
+      <w:r>
+        <w:rPr>
+          <w:rFonts w:eastAsia="Times New Roman" w:cs="Times New Roman"/>
+          <w:szCs w:val="24"/>
+        </w:rPr>
+        <w:t xml:space="preserve">. Se incluyen las clases de los patrones: </w:t>
+      </w:r>
+      <w:proofErr w:type="spellStart"/>
+      <w:r>
+        <w:rPr>
+          <w:rFonts w:eastAsia="Times New Roman" w:cs="Times New Roman"/>
+          <w:szCs w:val="24"/>
+        </w:rPr>
+        <w:t>GestorCasos</w:t>
+      </w:r>
+      <w:proofErr w:type="spellEnd"/>
+      <w:r>
+        <w:rPr>
+          <w:rFonts w:eastAsia="Times New Roman" w:cs="Times New Roman"/>
+          <w:szCs w:val="24"/>
+        </w:rPr>
+        <w:t xml:space="preserve"> (Singleton), Observador y </w:t>
+      </w:r>
+      <w:proofErr w:type="spellStart"/>
+      <w:r>
+        <w:rPr>
+          <w:rFonts w:eastAsia="Times New Roman" w:cs="Times New Roman"/>
+          <w:szCs w:val="24"/>
+        </w:rPr>
+        <w:t>NotificadorCasos</w:t>
+      </w:r>
+      <w:proofErr w:type="spellEnd"/>
+      <w:r>
+        <w:rPr>
+          <w:rFonts w:eastAsia="Times New Roman" w:cs="Times New Roman"/>
+          <w:szCs w:val="24"/>
+        </w:rPr>
+        <w:t xml:space="preserve"> (</w:t>
+      </w:r>
+      <w:proofErr w:type="spellStart"/>
+      <w:r>
+        <w:rPr>
+          <w:rFonts w:eastAsia="Times New Roman" w:cs="Times New Roman"/>
+          <w:szCs w:val="24"/>
+        </w:rPr>
+        <w:t>Observer</w:t>
+      </w:r>
+      <w:proofErr w:type="spellEnd"/>
+      <w:r>
+        <w:rPr>
+          <w:rFonts w:eastAsia="Times New Roman" w:cs="Times New Roman"/>
+          <w:szCs w:val="24"/>
+        </w:rPr>
+        <w:t xml:space="preserve">) y </w:t>
+      </w:r>
+      <w:proofErr w:type="spellStart"/>
+      <w:r>
+        <w:rPr>
+          <w:rFonts w:eastAsia="Times New Roman" w:cs="Times New Roman"/>
+          <w:szCs w:val="24"/>
+        </w:rPr>
+        <w:t>AnimalFactory</w:t>
+      </w:r>
+      <w:proofErr w:type="spellEnd"/>
+      <w:r>
+        <w:rPr>
+          <w:rFonts w:eastAsia="Times New Roman" w:cs="Times New Roman"/>
+          <w:szCs w:val="24"/>
+        </w:rPr>
+        <w:t xml:space="preserve"> con sus fábricas concretas (Factory Method).</w:t>
+      </w:r>
+    </w:p>
+    <w:p>
+      <w:pPr>
+        <w:rPr>
+          <w:rFonts w:eastAsia="Times New Roman" w:cs="Times New Roman"/>
+          <w:b/>
+          <w:bCs/>
+          <w:sz w:val="22"/>
+        </w:rPr>
+      </w:pPr>
+    </w:p>
+    <w:p>
+      <w:pPr>
+        <w:rPr>
+          <w:rFonts w:eastAsia="Times New Roman" w:cs="Times New Roman"/>
+          <w:b/>
+          <w:bCs/>
+          <w:sz w:val="22"/>
+        </w:rPr>
+      </w:pPr>
+    </w:p>
+    <w:p>
+      <w:pPr>
+        <w:rPr>
+          <w:rFonts w:eastAsia="Times New Roman" w:cs="Times New Roman"/>
+          <w:b/>
+          <w:bCs/>
+          <w:sz w:val="22"/>
+        </w:rPr>
+      </w:pPr>
+    </w:p>
+    <w:p>
+      <w:pPr>
+        <w:rPr>
+          <w:rFonts w:eastAsia="Times New Roman" w:cs="Times New Roman"/>
+          <w:b/>
+          <w:bCs/>
+          <w:sz w:val="22"/>
+        </w:rPr>
+      </w:pPr>
+    </w:p>
+    <w:p>
+      <w:pPr>
+        <w:rPr>
+          <w:rFonts w:eastAsia="Times New Roman" w:cs="Times New Roman"/>
+          <w:b/>
+          <w:bCs/>
+          <w:sz w:val="22"/>
+        </w:rPr>
+      </w:pPr>
+    </w:p>
+    <w:p>
+      <w:pPr>
+        <w:rPr>
+          <w:rFonts w:eastAsia="Times New Roman" w:cs="Times New Roman"/>
+          <w:b/>
+          <w:bCs/>
+          <w:sz w:val="22"/>
+        </w:rPr>
+      </w:pPr>
+    </w:p>
+    <w:p>
+      <w:pPr>
+        <w:rPr>
+          <w:rFonts w:eastAsia="Times New Roman" w:cs="Times New Roman"/>
+          <w:b/>
+          <w:bCs/>
+          <w:sz w:val="22"/>
+        </w:rPr>
+      </w:pPr>
+    </w:p>
+    <w:p>
+      <w:pPr>
+        <w:rPr>
+          <w:rFonts w:eastAsia="Times New Roman" w:cs="Times New Roman"/>
+          <w:b/>
+          <w:bCs/>
+          <w:sz w:val="22"/>
+        </w:rPr>
+      </w:pPr>
+    </w:p>
+    <w:p>
+      <w:pPr>
+        <w:rPr>
+          <w:rFonts w:eastAsia="Times New Roman" w:cs="Times New Roman"/>
+          <w:b/>
+          <w:bCs/>
+          <w:sz w:val="22"/>
+        </w:rPr>
+      </w:pPr>
+    </w:p>
+    <w:p>
+      <w:pPr>
+        <w:rPr>
+          <w:rFonts w:eastAsia="Times New Roman" w:cs="Times New Roman"/>
+          <w:b/>
+          <w:bCs/>
+          <w:sz w:val="22"/>
+        </w:rPr>
+        <w:sectPr>
+          <w:headerReference w:type="default" r:id="rId10"/>
+          <w:pgSz w:w="12242" w:h="15842" w:code="1"/>
+          <w:pgMar w:top="1440" w:right="1440" w:bottom="1440" w:left="1440" w:header="709" w:footer="709" w:gutter="0"/>
+          <w:cols w:space="708"/>
+          <w:docGrid w:linePitch="360"/>
+        </w:sectPr>
+      </w:pPr>
+    </w:p>
+    <w:p>
+      <w:pPr>
+        <w:rPr>
+          <w:rFonts w:eastAsia="Times New Roman" w:cs="Times New Roman"/>
+          <w:b/>
+          <w:bCs/>
+          <w:sz w:val="22"/>
+        </w:rPr>
+      </w:pPr>
+      <w:r>
+        <w:rPr>
+          <w:rFonts w:eastAsia="Times New Roman" w:cs="Times New Roman"/>
+          <w:b/>
+          <w:bCs/>
+          <w:noProof/>
+          <w:sz w:val="22"/>
+        </w:rPr>
+        <w:lastRenderedPageBreak/>
+        <w:drawing>
+          <wp:inline distT="0" distB="0" distL="0" distR="0" wp14:anchorId="1B3747B2" wp14:editId="2C320E3A">
+            <wp:extent cx="8695941" cy="6132786"/>
+            <wp:effectExtent l="0" t="0" r="0" b="1905"/>
+            <wp:docPr id="389331738" name="Imagen 14"/>
+            <wp:cNvGraphicFramePr>
+              <a:graphicFrameLocks xmlns:a="http://schemas.openxmlformats.org/drawingml/2006/main" noChangeAspect="1"/>
+            </wp:cNvGraphicFramePr>
+            <a:graphic xmlns:a="http://schemas.openxmlformats.org/drawingml/2006/main">
+              <a:graphicData uri="http://schemas.openxmlformats.org/drawingml/2006/picture">
+                <pic:pic xmlns:pic="http://schemas.openxmlformats.org/drawingml/2006/picture">
+                  <pic:nvPicPr>
+                    <pic:cNvPr id="389331738" name="Imagen 389331738"/>
+                    <pic:cNvPicPr/>
+                  </pic:nvPicPr>
+                  <pic:blipFill>
+                    <a:blip r:embed="rId11" cstate="print">
+                      <a:extLst>
+                        <a:ext uri="{28A0092B-C50C-407E-A947-70E740481C1C}">
+                          <a14:useLocalDpi xmlns:a14="http://schemas.microsoft.com/office/drawing/2010/main" val="0"/>
+                        </a:ext>
+                      </a:extLst>
+                    </a:blip>
+                    <a:stretch>
+                      <a:fillRect/>
+                    </a:stretch>
+                  </pic:blipFill>
+                  <pic:spPr>
+                    <a:xfrm>
+                      <a:off x="0" y="0"/>
+                      <a:ext cx="8709759" cy="6142531"/>
+                    </a:xfrm>
+                    <a:prstGeom prst="rect">
+                      <a:avLst/>
+                    </a:prstGeom>
+                  </pic:spPr>
+                </pic:pic>
+              </a:graphicData>
+            </a:graphic>
+          </wp:inline>
+        </w:drawing>
+      </w:r>
+    </w:p>
+    <w:p>
+      <w:pPr>
+        <w:rPr>
+          <w:rFonts w:eastAsia="Times New Roman" w:cs="Times New Roman"/>
+          <w:b/>
+          <w:bCs/>
+          <w:sz w:val="22"/>
+        </w:rPr>
+        <w:sectPr>
+          <w:headerReference w:type="default" r:id="rId12"/>
+          <w:pgSz w:w="15842" w:h="12242" w:orient="landscape" w:code="1"/>
+          <w:pgMar w:top="1440" w:right="1440" w:bottom="1440" w:left="1440" w:header="709" w:footer="709" w:gutter="0"/>
+          <w:cols w:space="708"/>
+          <w:docGrid w:linePitch="360"/>
+        </w:sectPr>
+      </w:pPr>
+    </w:p>
+    <w:p>
+      <w:pPr>
+        <w:pStyle w:val="Prrafodelista"/>
+        <w:numPr>
+          <w:ilvl w:val="0"/>
+          <w:numId w:val="8"/>
+        </w:numPr>
+        <w:rPr>
+          <w:rFonts w:eastAsia="Times New Roman" w:cs="Times New Roman"/>
+          <w:b/>
+          <w:bCs/>
+          <w:sz w:val="22"/>
+        </w:rPr>
+      </w:pPr>
+      <w:r>
+        <w:rPr>
+          <w:rFonts w:eastAsia="Times New Roman" w:cs="Times New Roman"/>
+          <w:i/>
+          <w:iCs/>
+          <w:sz w:val="22"/>
+        </w:rPr>
+        <w:lastRenderedPageBreak/>
+        <w:t>Diagrama de secuencia: registro de un rescate.</w:t>
+      </w:r>
+    </w:p>
+    <w:p>
+      <w:pPr>
+        <w:rPr>
+          <w:rFonts w:eastAsia="Times New Roman" w:cs="Times New Roman"/>
+          <w:szCs w:val="24"/>
+        </w:rPr>
+      </w:pPr>
+      <w:r>
+        <w:rPr>
+          <w:rFonts w:eastAsia="Times New Roman" w:cs="Times New Roman"/>
+          <w:szCs w:val="24"/>
+        </w:rPr>
+        <w:t xml:space="preserve">El </w:t>
+      </w:r>
+      <w:proofErr w:type="spellStart"/>
+      <w:r>
+        <w:rPr>
+          <w:rFonts w:eastAsia="Times New Roman" w:cs="Times New Roman"/>
+          <w:szCs w:val="24"/>
+        </w:rPr>
+        <w:t>reportante</w:t>
+      </w:r>
+      <w:proofErr w:type="spellEnd"/>
+      <w:r>
+        <w:rPr>
+          <w:rFonts w:eastAsia="Times New Roman" w:cs="Times New Roman"/>
+          <w:szCs w:val="24"/>
+        </w:rPr>
+        <w:t xml:space="preserve"> o administrador envía los datos desde la interfaz; el controlador obtiene la instancia de </w:t>
+      </w:r>
+      <w:proofErr w:type="spellStart"/>
+      <w:r>
+        <w:rPr>
+          <w:rFonts w:eastAsia="Times New Roman" w:cs="Times New Roman"/>
+          <w:szCs w:val="24"/>
+        </w:rPr>
+        <w:t>GestorCasos</w:t>
+      </w:r>
+      <w:proofErr w:type="spellEnd"/>
+      <w:r>
+        <w:rPr>
+          <w:rFonts w:eastAsia="Times New Roman" w:cs="Times New Roman"/>
+          <w:szCs w:val="24"/>
+        </w:rPr>
+        <w:t>, que solicita a la fábrica la creación del animal, crea el caso en estado Reportado, asigna al responsable y activa el notificador, que envía el aviso. Finalmente se devuelve el número de caso.</w:t>
+      </w:r>
+    </w:p>
+    <w:p>
+      <w:pPr>
+        <w:rPr>
+          <w:rFonts w:eastAsia="Times New Roman" w:cs="Times New Roman"/>
+          <w:b/>
+          <w:bCs/>
+          <w:sz w:val="22"/>
+        </w:rPr>
+      </w:pPr>
+    </w:p>
+    <w:p>
+      <w:pPr>
+        <w:rPr>
+          <w:rFonts w:eastAsia="Times New Roman" w:cs="Times New Roman"/>
+          <w:b/>
+          <w:bCs/>
+          <w:sz w:val="22"/>
+        </w:rPr>
+      </w:pPr>
+    </w:p>
+    <w:p>
+      <w:pPr>
+        <w:rPr>
+          <w:rFonts w:eastAsia="Times New Roman" w:cs="Times New Roman"/>
+          <w:b/>
+          <w:bCs/>
+          <w:sz w:val="22"/>
+        </w:rPr>
+      </w:pPr>
+      <w:r>
+        <w:rPr>
+          <w:rFonts w:eastAsia="Times New Roman" w:cs="Times New Roman"/>
+          <w:b/>
+          <w:bCs/>
+          <w:sz w:val="22"/>
+        </w:rPr>
+        <w:drawing>
+          <wp:inline distT="0" distB="0" distL="0" distR="0" wp14:anchorId="10F076BA" wp14:editId="7C230394">
+            <wp:extent cx="6310630" cy="3478577"/>
+            <wp:effectExtent l="0" t="0" r="0" b="7620"/>
+            <wp:docPr id="1489813575" name="Imagen 1"/>
+            <wp:cNvGraphicFramePr>
+              <a:graphicFrameLocks xmlns:a="http://schemas.openxmlformats.org/drawingml/2006/main" noChangeAspect="1"/>
+            </wp:cNvGraphicFramePr>
+            <a:graphic xmlns:a="http://schemas.openxmlformats.org/drawingml/2006/main">
+              <a:graphicData uri="http://schemas.openxmlformats.org/drawingml/2006/picture">
+                <pic:pic xmlns:pic="http://schemas.openxmlformats.org/drawingml/2006/picture">
+                  <pic:nvPicPr>
+                    <pic:cNvPr id="1489813575" name=""/>
+                    <pic:cNvPicPr/>
+                  </pic:nvPicPr>
+                  <pic:blipFill>
+                    <a:blip r:embed="rId13"/>
+                    <a:stretch>
+                      <a:fillRect/>
+                    </a:stretch>
+                  </pic:blipFill>
+                  <pic:spPr>
+                    <a:xfrm>
+                      <a:off x="0" y="0"/>
+                      <a:ext cx="6323957" cy="3485923"/>
+                    </a:xfrm>
+                    <a:prstGeom prst="rect">
+                      <a:avLst/>
+                    </a:prstGeom>
+                  </pic:spPr>
+                </pic:pic>
+              </a:graphicData>
+            </a:graphic>
+          </wp:inline>
+        </w:drawing>
+      </w:r>
+    </w:p>
+    <w:p>
+      <w:pPr>
+        <w:pStyle w:val="Prrafodelista"/>
+        <w:rPr>
+          <w:rFonts w:eastAsia="Times New Roman" w:cs="Times New Roman"/>
+          <w:b/>
+          <w:bCs/>
+          <w:sz w:val="22"/>
+        </w:rPr>
+      </w:pPr>
+    </w:p>
+    <w:p>
+      <w:pPr>
+        <w:pStyle w:val="Prrafodelista"/>
+        <w:numPr>
+          <w:ilvl w:val="0"/>
+          <w:numId w:val="8"/>
+        </w:numPr>
+        <w:rPr>
+          <w:rFonts w:eastAsia="Times New Roman" w:cs="Times New Roman"/>
+          <w:b/>
+          <w:bCs/>
+          <w:sz w:val="22"/>
+        </w:rPr>
+      </w:pPr>
+      <w:r>
+        <w:rPr>
+          <w:rFonts w:eastAsia="Times New Roman" w:cs="Times New Roman"/>
+          <w:b/>
+          <w:bCs/>
+          <w:i/>
+          <w:iCs/>
+          <w:sz w:val="22"/>
+        </w:rPr>
+        <w:t>Diagrama de arquitectura general</w:t>
+      </w:r>
+    </w:p>
+    <w:p>
+      <w:pPr>
+        <w:rPr>
+          <w:rFonts w:eastAsia="Times New Roman" w:cs="Times New Roman"/>
+          <w:szCs w:val="24"/>
+        </w:rPr>
+      </w:pPr>
+      <w:r>
+        <w:rPr>
+          <w:rFonts w:eastAsia="Times New Roman" w:cs="Times New Roman"/>
+          <w:szCs w:val="24"/>
+        </w:rPr>
+        <w:t xml:space="preserve">Presenta las capas de vista, controlador y lógica de negocio (separación MVC), el acceso a datos con su base de datos, y el flujo </w:t>
+      </w:r>
+      <w:proofErr w:type="spellStart"/>
+      <w:r>
+        <w:rPr>
+          <w:rFonts w:eastAsia="Times New Roman" w:cs="Times New Roman"/>
+          <w:szCs w:val="24"/>
+        </w:rPr>
+        <w:t>Gitflow</w:t>
+      </w:r>
+      <w:proofErr w:type="spellEnd"/>
+      <w:r>
+        <w:rPr>
+          <w:rFonts w:eastAsia="Times New Roman" w:cs="Times New Roman"/>
+          <w:szCs w:val="24"/>
+        </w:rPr>
+        <w:t xml:space="preserve"> como organización del trabajo del proyecto.</w:t>
+      </w:r>
+    </w:p>
+    <w:p>
+      <w:pPr>
+        <w:rPr>
+          <w:rFonts w:eastAsia="Times New Roman" w:cs="Times New Roman"/>
+          <w:szCs w:val="24"/>
+        </w:rPr>
+      </w:pPr>
+    </w:p>
+    <w:p>
+      <w:pPr>
+        <w:rPr>
+          <w:rFonts w:eastAsia="Times New Roman" w:cs="Times New Roman"/>
+          <w:szCs w:val="24"/>
+        </w:rPr>
+      </w:pPr>
+    </w:p>
+    <w:p>
+      <w:pPr>
+        <w:rPr>
+          <w:rFonts w:eastAsia="Times New Roman" w:cs="Times New Roman"/>
+          <w:szCs w:val="24"/>
+        </w:rPr>
+      </w:pPr>
+    </w:p>
+    <w:p>
+      <w:pPr>
+        <w:rPr>
+          <w:rFonts w:eastAsia="Times New Roman" w:cs="Times New Roman"/>
+          <w:szCs w:val="24"/>
+        </w:rPr>
+      </w:pPr>
+    </w:p>
+    <w:p>
+      <w:pPr>
+        <w:rPr>
+          <w:rFonts w:eastAsia="Times New Roman" w:cs="Times New Roman"/>
+          <w:szCs w:val="24"/>
+        </w:rPr>
+      </w:pPr>
+    </w:p>
+    <w:p>
+      <w:pPr>
+        <w:rPr>
+          <w:rFonts w:eastAsia="Times New Roman" w:cs="Times New Roman"/>
+          <w:szCs w:val="24"/>
+        </w:rPr>
+      </w:pPr>
+    </w:p>
+    <w:p>
+      <w:pPr>
+        <w:rPr>
+          <w:rFonts w:eastAsia="Times New Roman" w:cs="Times New Roman"/>
+          <w:szCs w:val="24"/>
+        </w:rPr>
+      </w:pPr>
+    </w:p>
+    <w:p>
+      <w:pPr>
+        <w:rPr>
+          <w:rFonts w:eastAsia="Times New Roman" w:cs="Times New Roman"/>
+          <w:szCs w:val="24"/>
+        </w:rPr>
+      </w:pPr>
+      <w:r>
+        <w:rPr>
+          <w:rFonts w:eastAsia="Times New Roman" w:cs="Times New Roman"/>
+          <w:szCs w:val="24"/>
+        </w:rPr>
+        <w:lastRenderedPageBreak/>
+        <w:drawing>
+          <wp:inline distT="0" distB="0" distL="0" distR="0" wp14:anchorId="05B2E548" wp14:editId="505E9A0A">
+            <wp:extent cx="5944870" cy="4173855"/>
+            <wp:effectExtent l="0" t="0" r="0" b="0"/>
+            <wp:docPr id="1354259179" name="Imagen 1"/>
+            <wp:cNvGraphicFramePr>
+              <a:graphicFrameLocks xmlns:a="http://schemas.openxmlformats.org/drawingml/2006/main" noChangeAspect="1"/>
+            </wp:cNvGraphicFramePr>
+            <a:graphic xmlns:a="http://schemas.openxmlformats.org/drawingml/2006/main">
+              <a:graphicData uri="http://schemas.openxmlformats.org/drawingml/2006/picture">
+                <pic:pic xmlns:pic="http://schemas.openxmlformats.org/drawingml/2006/picture">
+                  <pic:nvPicPr>
+                    <pic:cNvPr id="1354259179" name=""/>
+                    <pic:cNvPicPr/>
+                  </pic:nvPicPr>
+                  <pic:blipFill>
+                    <a:blip r:embed="rId14"/>
+                    <a:stretch>
+                      <a:fillRect/>
+                    </a:stretch>
+                  </pic:blipFill>
+                  <pic:spPr>
+                    <a:xfrm>
+                      <a:off x="0" y="0"/>
+                      <a:ext cx="5944870" cy="4173855"/>
+                    </a:xfrm>
+                    <a:prstGeom prst="rect">
+                      <a:avLst/>
+                    </a:prstGeom>
+                  </pic:spPr>
+                </pic:pic>
+              </a:graphicData>
+            </a:graphic>
+          </wp:inline>
+        </w:drawing>
+      </w:r>
+    </w:p>
+    <w:p>
+      <w:pPr>
+        <w:rPr>
+          <w:rFonts w:eastAsia="Times New Roman" w:cs="Times New Roman"/>
+          <w:szCs w:val="24"/>
+        </w:rPr>
+      </w:pPr>
+    </w:p>
+    <w:p>
+      <w:pPr>
+        <w:rPr>
+          <w:b/>
+          <w:bCs/>
+        </w:rPr>
+      </w:pPr>
+      <w:r>
+        <w:rPr>
+          <w:b/>
+          <w:bCs/>
+        </w:rPr>
+        <w:t xml:space="preserve">4. </w:t>
+      </w:r>
+      <w:r>
+        <w:rPr>
+          <w:b/>
+          <w:bCs/>
+        </w:rPr>
+        <w:t>Patrones de diseño y principios SOLID</w:t>
+      </w:r>
+    </w:p>
+    <w:p>
+      <w:r>
+        <w:rPr>
+          <w:szCs w:val="24"/>
+        </w:rPr>
+        <w:t xml:space="preserve">Se aplican tres patrones de diseño (Singleton, </w:t>
+      </w:r>
+      <w:proofErr w:type="spellStart"/>
+      <w:r>
+        <w:rPr>
+          <w:szCs w:val="24"/>
+        </w:rPr>
+        <w:t>Observer</w:t>
+      </w:r>
+      <w:proofErr w:type="spellEnd"/>
+      <w:r>
+        <w:rPr>
+          <w:szCs w:val="24"/>
+        </w:rPr>
+        <w:t xml:space="preserve"> y Factory Method) y el patrón arquitectónico MVC.</w:t>
+      </w:r>
+    </w:p>
+    <w:p>
+      <w:pPr>
+        <w:rPr>
+          <w:b/>
+          <w:bCs/>
+        </w:rPr>
+      </w:pPr>
+      <w:r>
+        <w:rPr>
+          <w:b/>
+          <w:bCs/>
+        </w:rPr>
+        <w:t>4</w:t>
+      </w:r>
+      <w:r>
+        <w:rPr>
+          <w:b/>
+          <w:bCs/>
+        </w:rPr>
+        <w:t>.1. Singleton</w:t>
+      </w:r>
+    </w:p>
+    <w:p>
+      <w:r>
+        <w:rPr>
+          <w:b/>
+          <w:bCs/>
+          <w:szCs w:val="24"/>
+        </w:rPr>
+        <w:t>Definición.</w:t>
+      </w:r>
+      <w:r>
+        <w:rPr>
+          <w:szCs w:val="24"/>
+        </w:rPr>
+        <w:t xml:space="preserve"> Patrón creacional que garantiza que una clase tenga una única instancia y ofrece un punto de acceso a ella.</w:t>
+      </w:r>
+    </w:p>
+    <w:p>
+      <w:r>
+        <w:rPr>
+          <w:b/>
+          <w:bCs/>
+          <w:szCs w:val="24"/>
+        </w:rPr>
+        <w:t>Necesidad.</w:t>
+      </w:r>
+      <w:r>
+        <w:rPr>
+          <w:szCs w:val="24"/>
+        </w:rPr>
+        <w:t xml:space="preserve"> Si cada controlador creara su propio gestor de casos, existirían varias copias del registro y los datos podrían quedar incoherentes.</w:t>
+      </w:r>
+    </w:p>
+    <w:p>
+      <w:r>
+        <w:rPr>
+          <w:b/>
+          <w:bCs/>
+          <w:szCs w:val="24"/>
+        </w:rPr>
+        <w:t>Aplicación.</w:t>
+      </w:r>
+      <w:r>
+        <w:rPr>
+          <w:szCs w:val="24"/>
+        </w:rPr>
+        <w:t xml:space="preserve"> La clase </w:t>
+      </w:r>
+      <w:proofErr w:type="spellStart"/>
+      <w:r>
+        <w:rPr>
+          <w:szCs w:val="24"/>
+        </w:rPr>
+        <w:t>GestorCasos</w:t>
+      </w:r>
+      <w:proofErr w:type="spellEnd"/>
+      <w:r>
+        <w:rPr>
+          <w:szCs w:val="24"/>
+        </w:rPr>
+        <w:t xml:space="preserve"> tiene un constructor privado y el método </w:t>
+      </w:r>
+      <w:proofErr w:type="spellStart"/>
+      <w:proofErr w:type="gramStart"/>
+      <w:r>
+        <w:rPr>
+          <w:szCs w:val="24"/>
+        </w:rPr>
+        <w:t>getInstancia</w:t>
+      </w:r>
+      <w:proofErr w:type="spellEnd"/>
+      <w:r>
+        <w:rPr>
+          <w:szCs w:val="24"/>
+        </w:rPr>
+        <w:t>(</w:t>
+      </w:r>
+      <w:proofErr w:type="gramEnd"/>
+      <w:r>
+        <w:rPr>
+          <w:szCs w:val="24"/>
+        </w:rPr>
+        <w:t>); los controladores de casos, animales y adopciones obtienen siempre la misma instancia para registrar y buscar casos.</w:t>
+      </w:r>
+    </w:p>
+    <w:p>
+      <w:r>
+        <w:rPr>
+          <w:b/>
+          <w:bCs/>
+          <w:szCs w:val="24"/>
+        </w:rPr>
+        <w:t>Justificación técnica.</w:t>
+      </w:r>
+      <w:r>
+        <w:rPr>
+          <w:szCs w:val="24"/>
+        </w:rPr>
+        <w:t xml:space="preserve"> Una sola instancia asegura una única fuente de verdad para el registro de casos. Como este patrón introduce estado global y dificulta las pruebas, se limita a este coordinador y se usa a través de una interfaz que puede sustituirse al probar.</w:t>
+      </w:r>
+    </w:p>
+    <w:p>
+      <w:pPr>
+        <w:rPr>
+          <w:b/>
+          <w:bCs/>
+        </w:rPr>
+      </w:pPr>
+      <w:r>
+        <w:rPr>
+          <w:b/>
+          <w:bCs/>
+        </w:rPr>
+        <w:lastRenderedPageBreak/>
+        <w:t>4</w:t>
+      </w:r>
+      <w:r>
+        <w:rPr>
+          <w:b/>
+          <w:bCs/>
+        </w:rPr>
+        <w:t xml:space="preserve">.2. </w:t>
+      </w:r>
+      <w:proofErr w:type="spellStart"/>
+      <w:r>
+        <w:rPr>
+          <w:b/>
+          <w:bCs/>
+        </w:rPr>
+        <w:t>Observer</w:t>
+      </w:r>
+      <w:proofErr w:type="spellEnd"/>
+    </w:p>
+    <w:p>
+      <w:r>
+        <w:rPr>
+          <w:b/>
+          <w:bCs/>
+          <w:szCs w:val="24"/>
+        </w:rPr>
+        <w:t>Definición.</w:t>
+      </w:r>
+      <w:r>
+        <w:rPr>
+          <w:szCs w:val="24"/>
+        </w:rPr>
+        <w:t xml:space="preserve"> Patrón de comportamiento que define una dependencia de uno a muchos: cuando un objeto cambia de estado, notifica automáticamente a sus observadores.</w:t>
+      </w:r>
+    </w:p>
+    <w:p>
+      <w:r>
+        <w:rPr>
+          <w:b/>
+          <w:bCs/>
+          <w:szCs w:val="24"/>
+        </w:rPr>
+        <w:t>Necesidad.</w:t>
+      </w:r>
+      <w:r>
+        <w:rPr>
+          <w:szCs w:val="24"/>
+        </w:rPr>
+        <w:t xml:space="preserve"> Sin este patrón, cada operación que modifica un caso tendría que invocar manualmente los avisos, repitiendo código y con riesgo de omitirlos.</w:t>
+      </w:r>
+    </w:p>
+    <w:p>
+      <w:r>
+        <w:rPr>
+          <w:b/>
+          <w:bCs/>
+          <w:szCs w:val="24"/>
+        </w:rPr>
+        <w:t>Aplicación.</w:t>
+      </w:r>
+      <w:r>
+        <w:rPr>
+          <w:szCs w:val="24"/>
+        </w:rPr>
+        <w:t xml:space="preserve"> </w:t>
+      </w:r>
+      <w:proofErr w:type="spellStart"/>
+      <w:r>
+        <w:rPr>
+          <w:szCs w:val="24"/>
+        </w:rPr>
+        <w:t>CasoRescate</w:t>
+      </w:r>
+      <w:proofErr w:type="spellEnd"/>
+      <w:r>
+        <w:rPr>
+          <w:szCs w:val="24"/>
+        </w:rPr>
+        <w:t xml:space="preserve"> es el sujeto y mantiene una lista de Observador; al registrarse un rescate o cambiar su estado ejecuta </w:t>
+      </w:r>
+      <w:proofErr w:type="gramStart"/>
+      <w:r>
+        <w:rPr>
+          <w:szCs w:val="24"/>
+        </w:rPr>
+        <w:t>notificar(</w:t>
+      </w:r>
+      <w:proofErr w:type="gramEnd"/>
+      <w:r>
+        <w:rPr>
+          <w:szCs w:val="24"/>
+        </w:rPr>
+        <w:t xml:space="preserve">). </w:t>
+      </w:r>
+      <w:proofErr w:type="spellStart"/>
+      <w:r>
+        <w:rPr>
+          <w:szCs w:val="24"/>
+        </w:rPr>
+        <w:t>NotificadorCasos</w:t>
+      </w:r>
+      <w:proofErr w:type="spellEnd"/>
+      <w:r>
+        <w:rPr>
+          <w:szCs w:val="24"/>
+        </w:rPr>
+        <w:t xml:space="preserve"> implementa </w:t>
+      </w:r>
+      <w:proofErr w:type="gramStart"/>
+      <w:r>
+        <w:rPr>
+          <w:szCs w:val="24"/>
+        </w:rPr>
+        <w:t>actualizar(</w:t>
+      </w:r>
+      <w:proofErr w:type="gramEnd"/>
+      <w:r>
+        <w:rPr>
+          <w:szCs w:val="24"/>
+        </w:rPr>
+        <w:t>) y avisa al voluntario o veterinario responsable.</w:t>
+      </w:r>
+    </w:p>
+    <w:p>
+      <w:r>
+        <w:rPr>
+          <w:b/>
+          <w:bCs/>
+          <w:szCs w:val="24"/>
+        </w:rPr>
+        <w:t>Justificación técnica.</w:t>
+      </w:r>
+      <w:r>
+        <w:rPr>
+          <w:szCs w:val="24"/>
+        </w:rPr>
+        <w:t xml:space="preserve"> Desacopla el caso de los canales de aviso: se pueden agregar nuevos observadores (correo, mensajería, historial) sin modificar </w:t>
+      </w:r>
+      <w:proofErr w:type="spellStart"/>
+      <w:r>
+        <w:rPr>
+          <w:szCs w:val="24"/>
+        </w:rPr>
+        <w:t>CasoRescate</w:t>
+      </w:r>
+      <w:proofErr w:type="spellEnd"/>
+      <w:r>
+        <w:rPr>
+          <w:szCs w:val="24"/>
+        </w:rPr>
+        <w:t>.</w:t>
+      </w:r>
+    </w:p>
+    <w:p>
+      <w:pPr>
+        <w:rPr>
+          <w:b/>
+          <w:bCs/>
+        </w:rPr>
+      </w:pPr>
+      <w:r>
+        <w:rPr>
+          <w:b/>
+          <w:bCs/>
+        </w:rPr>
+        <w:t>4</w:t>
+      </w:r>
+      <w:r>
+        <w:rPr>
+          <w:b/>
+          <w:bCs/>
+        </w:rPr>
+        <w:t>.3. Factory Method</w:t>
+      </w:r>
+    </w:p>
+    <w:p>
+      <w:r>
+        <w:rPr>
+          <w:b/>
+          <w:bCs/>
+          <w:szCs w:val="24"/>
+        </w:rPr>
+        <w:t>Definición.</w:t>
+      </w:r>
+      <w:r>
+        <w:rPr>
+          <w:szCs w:val="24"/>
+        </w:rPr>
+        <w:t xml:space="preserve"> Patrón creacional que define una interfaz para crear objetos y deja en las subclases la decisión de qué clase concreta instanciar.</w:t>
+      </w:r>
+    </w:p>
+    <w:p>
+      <w:r>
+        <w:rPr>
+          <w:b/>
+          <w:bCs/>
+          <w:szCs w:val="24"/>
+        </w:rPr>
+        <w:t>Necesidad.</w:t>
+      </w:r>
+      <w:r>
+        <w:rPr>
+          <w:szCs w:val="24"/>
+        </w:rPr>
+        <w:t xml:space="preserve"> Cada especie tiene atributos propios (raza y vacunación en perros, esterilización en gatos, permisos ambientales en fauna silvestre) y crearlas con condicionales dispersos haría el código frágil.</w:t>
+      </w:r>
+    </w:p>
+    <w:p>
+      <w:r>
+        <w:rPr>
+          <w:b/>
+          <w:bCs/>
+          <w:szCs w:val="24"/>
+        </w:rPr>
+        <w:t>Aplicación.</w:t>
+      </w:r>
+      <w:r>
+        <w:rPr>
+          <w:szCs w:val="24"/>
+        </w:rPr>
+        <w:t xml:space="preserve"> </w:t>
+      </w:r>
+      <w:proofErr w:type="spellStart"/>
+      <w:r>
+        <w:rPr>
+          <w:szCs w:val="24"/>
+        </w:rPr>
+        <w:t>AnimalFactory</w:t>
+      </w:r>
+      <w:proofErr w:type="spellEnd"/>
+      <w:r>
+        <w:rPr>
+          <w:szCs w:val="24"/>
+        </w:rPr>
+        <w:t xml:space="preserve"> declara </w:t>
+      </w:r>
+      <w:proofErr w:type="spellStart"/>
+      <w:proofErr w:type="gramStart"/>
+      <w:r>
+        <w:rPr>
+          <w:szCs w:val="24"/>
+        </w:rPr>
+        <w:t>crearAnimal</w:t>
+      </w:r>
+      <w:proofErr w:type="spellEnd"/>
+      <w:r>
+        <w:rPr>
+          <w:szCs w:val="24"/>
+        </w:rPr>
+        <w:t>(</w:t>
+      </w:r>
+      <w:proofErr w:type="gramEnd"/>
+      <w:r>
+        <w:rPr>
+          <w:szCs w:val="24"/>
+        </w:rPr>
+        <w:t xml:space="preserve">); </w:t>
+      </w:r>
+      <w:proofErr w:type="spellStart"/>
+      <w:r>
+        <w:rPr>
+          <w:szCs w:val="24"/>
+        </w:rPr>
+        <w:t>PerroFactory</w:t>
+      </w:r>
+      <w:proofErr w:type="spellEnd"/>
+      <w:r>
+        <w:rPr>
+          <w:szCs w:val="24"/>
+        </w:rPr>
+        <w:t xml:space="preserve">, </w:t>
+      </w:r>
+      <w:proofErr w:type="spellStart"/>
+      <w:r>
+        <w:rPr>
+          <w:szCs w:val="24"/>
+        </w:rPr>
+        <w:t>GatoFactory</w:t>
+      </w:r>
+      <w:proofErr w:type="spellEnd"/>
+      <w:r>
+        <w:rPr>
+          <w:szCs w:val="24"/>
+        </w:rPr>
+        <w:t xml:space="preserve"> y </w:t>
+      </w:r>
+      <w:proofErr w:type="spellStart"/>
+      <w:r>
+        <w:rPr>
+          <w:szCs w:val="24"/>
+        </w:rPr>
+        <w:t>FaunaFactory</w:t>
+      </w:r>
+      <w:proofErr w:type="spellEnd"/>
+      <w:r>
+        <w:rPr>
+          <w:szCs w:val="24"/>
+        </w:rPr>
+        <w:t xml:space="preserve"> devuelven un Perro, un Gato o un animal de </w:t>
+      </w:r>
+      <w:proofErr w:type="spellStart"/>
+      <w:r>
+        <w:rPr>
+          <w:szCs w:val="24"/>
+        </w:rPr>
+        <w:t>FaunaSilvestre</w:t>
+      </w:r>
+      <w:proofErr w:type="spellEnd"/>
+      <w:r>
+        <w:rPr>
+          <w:szCs w:val="24"/>
+        </w:rPr>
+        <w:t xml:space="preserve">, que </w:t>
+      </w:r>
+      <w:proofErr w:type="spellStart"/>
+      <w:r>
+        <w:rPr>
+          <w:szCs w:val="24"/>
+        </w:rPr>
+        <w:t>GestorCasos</w:t>
+      </w:r>
+      <w:proofErr w:type="spellEnd"/>
+      <w:r>
+        <w:rPr>
+          <w:szCs w:val="24"/>
+        </w:rPr>
+        <w:t xml:space="preserve"> utiliza sin conocer la clase concreta.</w:t>
+      </w:r>
+    </w:p>
+    <w:p>
+      <w:r>
+        <w:rPr>
+          <w:b/>
+          <w:bCs/>
+          <w:szCs w:val="24"/>
+        </w:rPr>
+        <w:t>Justificación técnica.</w:t>
+      </w:r>
+      <w:r>
+        <w:rPr>
+          <w:szCs w:val="24"/>
+        </w:rPr>
+        <w:t xml:space="preserve"> Centraliza la creación y permite incorporar nuevas especies mediante una clase y su fábrica, sin modificar las clases existentes.</w:t>
+      </w:r>
+    </w:p>
+    <w:p>
+      <w:pPr>
+        <w:rPr>
+          <w:b/>
+          <w:bCs/>
+        </w:rPr>
+      </w:pPr>
+      <w:r>
+        <w:rPr>
+          <w:b/>
+          <w:bCs/>
+        </w:rPr>
+        <w:t>4</w:t>
+      </w:r>
+      <w:r>
+        <w:rPr>
+          <w:b/>
+          <w:bCs/>
+        </w:rPr>
+        <w:t>.4. MVC (Modelo-Vista-Controlador)</w:t>
+      </w:r>
+    </w:p>
+    <w:p>
+      <w:r>
+        <w:rPr>
+          <w:b/>
+          <w:bCs/>
+          <w:szCs w:val="24"/>
+        </w:rPr>
+        <w:t>Definición.</w:t>
+      </w:r>
+      <w:r>
+        <w:rPr>
+          <w:szCs w:val="24"/>
+        </w:rPr>
+        <w:t xml:space="preserve"> Patrón arquitectónico que separa la aplicación en Modelo (datos y reglas de negocio), Vista (interfaz) y Controlador (recibe las acciones del usuario y coordina).</w:t>
+      </w:r>
+    </w:p>
+    <w:p>
+      <w:r>
+        <w:rPr>
+          <w:b/>
+          <w:bCs/>
+          <w:szCs w:val="24"/>
+        </w:rPr>
+        <w:t>Necesidad.</w:t>
+      </w:r>
+      <w:r>
+        <w:rPr>
+          <w:szCs w:val="24"/>
+        </w:rPr>
+        <w:t xml:space="preserve"> Evitar que la interfaz, la lógica y los datos queden mezclados, lo que dificulta corregir o ampliar el sistema.</w:t>
+      </w:r>
+    </w:p>
+    <w:p>
+      <w:r>
+        <w:rPr>
+          <w:b/>
+          <w:bCs/>
+          <w:szCs w:val="24"/>
+        </w:rPr>
+        <w:t>Aplicación.</w:t>
+      </w:r>
+      <w:r>
+        <w:rPr>
+          <w:szCs w:val="24"/>
+        </w:rPr>
+        <w:t xml:space="preserve"> La vista agrupa los formularios y paneles; los controladores son </w:t>
+      </w:r>
+      <w:proofErr w:type="spellStart"/>
+      <w:r>
+        <w:rPr>
+          <w:szCs w:val="24"/>
+        </w:rPr>
+        <w:t>CasoController</w:t>
+      </w:r>
+      <w:proofErr w:type="spellEnd"/>
+      <w:r>
+        <w:rPr>
+          <w:szCs w:val="24"/>
+        </w:rPr>
+        <w:t xml:space="preserve">, </w:t>
+      </w:r>
+      <w:proofErr w:type="spellStart"/>
+      <w:r>
+        <w:rPr>
+          <w:szCs w:val="24"/>
+        </w:rPr>
+        <w:t>AnimalController</w:t>
+      </w:r>
+      <w:proofErr w:type="spellEnd"/>
+      <w:r>
+        <w:rPr>
+          <w:szCs w:val="24"/>
+        </w:rPr>
+        <w:t xml:space="preserve"> y </w:t>
+      </w:r>
+      <w:proofErr w:type="spellStart"/>
+      <w:r>
+        <w:rPr>
+          <w:szCs w:val="24"/>
+        </w:rPr>
+        <w:t>AdopcionController</w:t>
+      </w:r>
+      <w:proofErr w:type="spellEnd"/>
+      <w:r>
+        <w:rPr>
+          <w:szCs w:val="24"/>
+        </w:rPr>
+        <w:t xml:space="preserve">; el modelo incluye </w:t>
+      </w:r>
+      <w:proofErr w:type="spellStart"/>
+      <w:r>
+        <w:rPr>
+          <w:szCs w:val="24"/>
+        </w:rPr>
+        <w:t>GestorCasos</w:t>
+      </w:r>
+      <w:proofErr w:type="spellEnd"/>
+      <w:r>
+        <w:rPr>
+          <w:szCs w:val="24"/>
+        </w:rPr>
+        <w:t>, las fábricas, el notificador y los repositorios.</w:t>
+      </w:r>
+    </w:p>
+    <w:p>
+      <w:r>
+        <w:rPr>
+          <w:b/>
+          <w:bCs/>
+          <w:szCs w:val="24"/>
+        </w:rPr>
+        <w:t>Justificación técnica.</w:t>
+      </w:r>
+      <w:r>
+        <w:rPr>
+          <w:szCs w:val="24"/>
+        </w:rPr>
+        <w:t xml:space="preserve"> Separa responsabilidades, facilita el mantenimiento y permite que cada capa evolucione con un impacto mínimo en las demás.</w:t>
+      </w:r>
+    </w:p>
+    <w:p>
+      <w:pPr>
+        <w:rPr>
+          <w:b/>
+          <w:bCs/>
+        </w:rPr>
+      </w:pPr>
+      <w:r>
+        <w:rPr>
+          <w:b/>
+          <w:bCs/>
+        </w:rPr>
+        <w:lastRenderedPageBreak/>
+        <w:t>4</w:t>
+      </w:r>
+      <w:r>
+        <w:rPr>
+          <w:b/>
+          <w:bCs/>
+        </w:rPr>
+        <w:t>.5. Principios SOLID aplicados</w:t>
+      </w:r>
+    </w:p>
+    <w:p>
+      <w:r>
+        <w:rPr>
+          <w:b/>
+          <w:bCs/>
+          <w:szCs w:val="24"/>
+        </w:rPr>
+        <w:t>Responsabilidad única:</w:t>
+      </w:r>
+      <w:r>
+        <w:rPr>
+          <w:szCs w:val="24"/>
+        </w:rPr>
+        <w:t xml:space="preserve"> cada clase cumple una función: </w:t>
+      </w:r>
+      <w:proofErr w:type="spellStart"/>
+      <w:r>
+        <w:rPr>
+          <w:szCs w:val="24"/>
+        </w:rPr>
+        <w:t>CasoRescate</w:t>
+      </w:r>
+      <w:proofErr w:type="spellEnd"/>
+      <w:r>
+        <w:rPr>
+          <w:szCs w:val="24"/>
+        </w:rPr>
+        <w:t xml:space="preserve"> gestiona su estado, </w:t>
+      </w:r>
+      <w:proofErr w:type="spellStart"/>
+      <w:r>
+        <w:rPr>
+          <w:szCs w:val="24"/>
+        </w:rPr>
+        <w:t>NotificadorCasos</w:t>
+      </w:r>
+      <w:proofErr w:type="spellEnd"/>
+      <w:r>
+        <w:rPr>
+          <w:szCs w:val="24"/>
+        </w:rPr>
+        <w:t xml:space="preserve"> solo avisa y los repositorios solo persisten datos.</w:t>
+      </w:r>
+    </w:p>
+    <w:p>
+      <w:r>
+        <w:rPr>
+          <w:b/>
+          <w:bCs/>
+          <w:szCs w:val="24"/>
+        </w:rPr>
+        <w:t>Abierto/cerrado:</w:t>
+      </w:r>
+      <w:r>
+        <w:rPr>
+          <w:szCs w:val="24"/>
+        </w:rPr>
+        <w:t xml:space="preserve"> agregar una especie o un nuevo tipo de notificación se hace con clases nuevas, sin modificar las centrales.</w:t>
+      </w:r>
+    </w:p>
+    <w:p>
+      <w:r>
+        <w:rPr>
+          <w:b/>
+          <w:bCs/>
+          <w:szCs w:val="24"/>
+        </w:rPr>
+        <w:t>Inversión de dependencias:</w:t>
+      </w:r>
+      <w:r>
+        <w:rPr>
+          <w:szCs w:val="24"/>
+        </w:rPr>
+        <w:t xml:space="preserve"> </w:t>
+      </w:r>
+      <w:proofErr w:type="spellStart"/>
+      <w:r>
+        <w:rPr>
+          <w:szCs w:val="24"/>
+        </w:rPr>
+        <w:t>GestorCasos</w:t>
+      </w:r>
+      <w:proofErr w:type="spellEnd"/>
+      <w:r>
+        <w:rPr>
+          <w:szCs w:val="24"/>
+        </w:rPr>
+        <w:t xml:space="preserve"> depende de abstracciones (</w:t>
+      </w:r>
+      <w:proofErr w:type="spellStart"/>
+      <w:r>
+        <w:rPr>
+          <w:szCs w:val="24"/>
+        </w:rPr>
+        <w:t>AnimalFactory</w:t>
+      </w:r>
+      <w:proofErr w:type="spellEnd"/>
+      <w:r>
+        <w:rPr>
+          <w:szCs w:val="24"/>
+        </w:rPr>
+        <w:t>, Observador) y no de clases concretas.</w:t>
+      </w:r>
+    </w:p>
+    <w:p>
+      <w:r>
+        <w:rPr>
+          <w:b/>
+          <w:bCs/>
+          <w:szCs w:val="24"/>
+        </w:rPr>
+        <w:t>Sustitución de Liskov:</w:t>
+      </w:r>
+      <w:r>
+        <w:rPr>
+          <w:szCs w:val="24"/>
+        </w:rPr>
+        <w:t xml:space="preserve"> Perro, Gato y </w:t>
+      </w:r>
+      <w:proofErr w:type="spellStart"/>
+      <w:r>
+        <w:rPr>
+          <w:szCs w:val="24"/>
+        </w:rPr>
+        <w:t>FaunaSilvestre</w:t>
+      </w:r>
+      <w:proofErr w:type="spellEnd"/>
+      <w:r>
+        <w:rPr>
+          <w:szCs w:val="24"/>
+        </w:rPr>
+        <w:t xml:space="preserve"> pueden usarse donde se espera un Animal.</w:t>
+      </w:r>
+    </w:p>
+    <w:p>
+      <w:pPr>
+        <w:rPr>
+          <w:b/>
+          <w:bCs/>
+        </w:rPr>
+      </w:pPr>
+      <w:r>
+        <w:rPr>
+          <w:b/>
+          <w:bCs/>
+        </w:rPr>
+        <w:t>5</w:t>
+      </w:r>
+      <w:r>
+        <w:rPr>
+          <w:b/>
+          <w:bCs/>
+        </w:rPr>
+        <w:t xml:space="preserve">. Repositorio en GitHub y flujo </w:t>
+      </w:r>
+      <w:proofErr w:type="spellStart"/>
+      <w:r>
+        <w:rPr>
+          <w:b/>
+          <w:bCs/>
+        </w:rPr>
+        <w:t>Gitflow</w:t>
+      </w:r>
+      <w:proofErr w:type="spellEnd"/>
+    </w:p>
+    <w:p>
+      <w:r>
+        <w:rPr>
+          <w:szCs w:val="24"/>
+        </w:rPr>
+        <w:t xml:space="preserve">El trabajo se versiona en un repositorio público de GitHub: </w:t>
+      </w:r>
+      <w:r>
+        <w:rPr>
+          <w:color w:val="00B0F0"/>
+          <w:szCs w:val="24"/>
+        </w:rPr>
+        <w:t>https://github.com/Marco007215/Sistema-de-Control-de-Rescate-y-Adopci-n-Animal</w:t>
+      </w:r>
+    </w:p>
+    <w:p>
+      <w:pPr>
+        <w:rPr>
+          <w:szCs w:val="24"/>
+        </w:rPr>
+      </w:pPr>
+      <w:r>
+        <w:rPr>
+          <w:szCs w:val="24"/>
+        </w:rPr>
+        <w:t xml:space="preserve">La organización de ramas sigue el modelo </w:t>
+      </w:r>
+      <w:proofErr w:type="spellStart"/>
+      <w:r>
+        <w:rPr>
+          <w:szCs w:val="24"/>
+        </w:rPr>
+        <w:t>Gitflow</w:t>
+      </w:r>
+      <w:proofErr w:type="spellEnd"/>
+      <w:r>
+        <w:rPr>
+          <w:szCs w:val="24"/>
+        </w:rPr>
+        <w:t>:</w:t>
+      </w:r>
+    </w:p>
+    <w:tbl>
+      <w:tblPr>
+        <w:tblStyle w:val="Tablaconcuadrcula1clara-nfasis6"/>
+        <w:tblW w:w="9026" w:type="dxa"/>
+        <w:tblLook w:val="04A0" w:firstRow="1" w:lastRow="0" w:firstColumn="1" w:lastColumn="0" w:noHBand="0" w:noVBand="1"/>
+      </w:tblPr>
+      <w:tblGrid>
+        <w:gridCol w:w="3000"/>
+        <w:gridCol w:w="6026"/>
+      </w:tblGrid>
+      <w:tr>
+        <w:trPr>
+          <w:cnfStyle w:val="100000000000" w:firstRow="1" w:lastRow="0" w:firstColumn="0" w:lastColumn="0" w:oddVBand="0" w:evenVBand="0" w:oddHBand="0" w:evenHBand="0" w:firstRowFirstColumn="0" w:firstRowLastColumn="0" w:lastRowFirstColumn="0" w:lastRowLastColumn="0"/>
+        </w:trPr>
+        <w:tc>
+          <w:tcPr>
+            <w:cnfStyle w:val="001000000000" w:firstRow="0" w:lastRow="0" w:firstColumn="1" w:lastColumn="0" w:oddVBand="0" w:evenVBand="0" w:oddHBand="0" w:evenHBand="0" w:firstRowFirstColumn="0" w:firstRowLastColumn="0" w:lastRowFirstColumn="0" w:lastRowLastColumn="0"/>
+            <w:tcW w:w="3000" w:type="dxa"/>
+            <w:shd w:val="clear" w:color="auto" w:fill="92D050"/>
+          </w:tcPr>
+          <w:p>
+            <w:pPr>
+              <w:jc w:val="center"/>
+            </w:pPr>
+            <w:r>
+              <w:rPr>
+                <w:sz w:val="21"/>
+                <w:szCs w:val="21"/>
+              </w:rPr>
+              <w:t>Rama</w:t>
+            </w:r>
+          </w:p>
+        </w:tc>
+        <w:tc>
+          <w:tcPr>
+            <w:tcW w:w="6026" w:type="dxa"/>
+            <w:shd w:val="clear" w:color="auto" w:fill="92D050"/>
+          </w:tcPr>
+          <w:p>
+            <w:pPr>
+              <w:jc w:val="center"/>
+              <w:cnfStyle w:val="100000000000" w:firstRow="1" w:lastRow="0" w:firstColumn="0" w:lastColumn="0" w:oddVBand="0" w:evenVBand="0" w:oddHBand="0" w:evenHBand="0" w:firstRowFirstColumn="0" w:firstRowLastColumn="0" w:lastRowFirstColumn="0" w:lastRowLastColumn="0"/>
+            </w:pPr>
+            <w:r>
+              <w:rPr>
+                <w:sz w:val="21"/>
+                <w:szCs w:val="21"/>
+              </w:rPr>
+              <w:t>Propósito</w:t>
+            </w:r>
+          </w:p>
+        </w:tc>
+      </w:tr>
+      <w:tr>
+        <w:tc>
+          <w:tcPr>
+            <w:cnfStyle w:val="001000000000" w:firstRow="0" w:lastRow="0" w:firstColumn="1" w:lastColumn="0" w:oddVBand="0" w:evenVBand="0" w:oddHBand="0" w:evenHBand="0" w:firstRowFirstColumn="0" w:firstRowLastColumn="0" w:lastRowFirstColumn="0" w:lastRowLastColumn="0"/>
+            <w:tcW w:w="3000" w:type="dxa"/>
+          </w:tcPr>
+          <w:p>
+            <w:r>
+              <w:rPr>
+                <w:sz w:val="21"/>
+                <w:szCs w:val="21"/>
+              </w:rPr>
+              <w:t>master</w:t>
+            </w:r>
+          </w:p>
+        </w:tc>
+        <w:tc>
+          <w:tcPr>
+            <w:tcW w:w="6026" w:type="dxa"/>
+          </w:tcPr>
+          <w:p>
+            <w:pPr>
+              <w:cnfStyle w:val="000000000000" w:firstRow="0" w:lastRow="0" w:firstColumn="0" w:lastColumn="0" w:oddVBand="0" w:evenVBand="0" w:oddHBand="0" w:evenHBand="0" w:firstRowFirstColumn="0" w:firstRowLastColumn="0" w:lastRowFirstColumn="0" w:lastRowLastColumn="0"/>
+            </w:pPr>
+            <w:r>
+              <w:rPr>
+                <w:sz w:val="21"/>
+                <w:szCs w:val="21"/>
+              </w:rPr>
+              <w:t>Versión final del informe, los diagramas y la documentación.</w:t>
+            </w:r>
+          </w:p>
+        </w:tc>
+      </w:tr>
+      <w:tr>
+        <w:tc>
+          <w:tcPr>
+            <w:cnfStyle w:val="001000000000" w:firstRow="0" w:lastRow="0" w:firstColumn="1" w:lastColumn="0" w:oddVBand="0" w:evenVBand="0" w:oddHBand="0" w:evenHBand="0" w:firstRowFirstColumn="0" w:firstRowLastColumn="0" w:lastRowFirstColumn="0" w:lastRowLastColumn="0"/>
+            <w:tcW w:w="3000" w:type="dxa"/>
+          </w:tcPr>
+          <w:p>
+            <w:proofErr w:type="spellStart"/>
+            <w:r>
+              <w:rPr>
+                <w:sz w:val="21"/>
+                <w:szCs w:val="21"/>
+              </w:rPr>
+              <w:t>develop</w:t>
+            </w:r>
+            <w:proofErr w:type="spellEnd"/>
+          </w:p>
+        </w:tc>
+        <w:tc>
+          <w:tcPr>
+            <w:tcW w:w="6026" w:type="dxa"/>
+          </w:tcPr>
+          <w:p>
+            <w:pPr>
+              <w:cnfStyle w:val="000000000000" w:firstRow="0" w:lastRow="0" w:firstColumn="0" w:lastColumn="0" w:oddVBand="0" w:evenVBand="0" w:oddHBand="0" w:evenHBand="0" w:firstRowFirstColumn="0" w:firstRowLastColumn="0" w:lastRowFirstColumn="0" w:lastRowLastColumn="0"/>
+            </w:pPr>
+            <w:r>
+              <w:rPr>
+                <w:sz w:val="21"/>
+                <w:szCs w:val="21"/>
+              </w:rPr>
+              <w:t>Integración de los avances antes de consolidar la entrega final.</w:t>
+            </w:r>
+          </w:p>
+        </w:tc>
+      </w:tr>
+      <w:tr>
+        <w:tc>
+          <w:tcPr>
+            <w:cnfStyle w:val="001000000000" w:firstRow="0" w:lastRow="0" w:firstColumn="1" w:lastColumn="0" w:oddVBand="0" w:evenVBand="0" w:oddHBand="0" w:evenHBand="0" w:firstRowFirstColumn="0" w:firstRowLastColumn="0" w:lastRowFirstColumn="0" w:lastRowLastColumn="0"/>
+            <w:tcW w:w="3000" w:type="dxa"/>
+          </w:tcPr>
+          <w:p>
+            <w:proofErr w:type="spellStart"/>
+            <w:r>
+              <w:rPr>
+                <w:sz w:val="21"/>
+                <w:szCs w:val="21"/>
+              </w:rPr>
+              <w:t>feature</w:t>
+            </w:r>
+            <w:proofErr w:type="spellEnd"/>
+            <w:r>
+              <w:rPr>
+                <w:sz w:val="21"/>
+                <w:szCs w:val="21"/>
+              </w:rPr>
+              <w:t>/</w:t>
+            </w:r>
+            <w:proofErr w:type="spellStart"/>
+            <w:r>
+              <w:rPr>
+                <w:sz w:val="21"/>
+                <w:szCs w:val="21"/>
+              </w:rPr>
+              <w:t>analisis</w:t>
+            </w:r>
+            <w:proofErr w:type="spellEnd"/>
+            <w:r>
+              <w:rPr>
+                <w:sz w:val="21"/>
+                <w:szCs w:val="21"/>
+              </w:rPr>
+              <w:t>-requisitos</w:t>
+            </w:r>
+          </w:p>
+        </w:tc>
+        <w:tc>
+          <w:tcPr>
+            <w:tcW w:w="6026" w:type="dxa"/>
+          </w:tcPr>
+          <w:p>
+            <w:pPr>
+              <w:cnfStyle w:val="000000000000" w:firstRow="0" w:lastRow="0" w:firstColumn="0" w:lastColumn="0" w:oddVBand="0" w:evenVBand="0" w:oddHBand="0" w:evenHBand="0" w:firstRowFirstColumn="0" w:firstRowLastColumn="0" w:lastRowFirstColumn="0" w:lastRowLastColumn="0"/>
+            </w:pPr>
+            <w:r>
+              <w:rPr>
+                <w:sz w:val="21"/>
+                <w:szCs w:val="21"/>
+              </w:rPr>
+              <w:t>Análisis del problema, actores y requisitos.</w:t>
+            </w:r>
+          </w:p>
+        </w:tc>
+      </w:tr>
+      <w:tr>
+        <w:tc>
+          <w:tcPr>
+            <w:cnfStyle w:val="001000000000" w:firstRow="0" w:lastRow="0" w:firstColumn="1" w:lastColumn="0" w:oddVBand="0" w:evenVBand="0" w:oddHBand="0" w:evenHBand="0" w:firstRowFirstColumn="0" w:firstRowLastColumn="0" w:lastRowFirstColumn="0" w:lastRowLastColumn="0"/>
+            <w:tcW w:w="3000" w:type="dxa"/>
+          </w:tcPr>
+          <w:p>
+            <w:proofErr w:type="spellStart"/>
+            <w:r>
+              <w:rPr>
+                <w:sz w:val="21"/>
+                <w:szCs w:val="21"/>
+              </w:rPr>
+              <w:t>feature</w:t>
+            </w:r>
+            <w:proofErr w:type="spellEnd"/>
+            <w:r>
+              <w:rPr>
+                <w:sz w:val="21"/>
+                <w:szCs w:val="21"/>
+              </w:rPr>
+              <w:t>/diagramas-</w:t>
+            </w:r>
+            <w:proofErr w:type="spellStart"/>
+            <w:r>
+              <w:rPr>
+                <w:sz w:val="21"/>
+                <w:szCs w:val="21"/>
+              </w:rPr>
+              <w:t>uml</w:t>
+            </w:r>
+            <w:proofErr w:type="spellEnd"/>
+          </w:p>
+        </w:tc>
+        <w:tc>
+          <w:tcPr>
+            <w:tcW w:w="6026" w:type="dxa"/>
+          </w:tcPr>
+          <w:p>
+            <w:pPr>
+              <w:cnfStyle w:val="000000000000" w:firstRow="0" w:lastRow="0" w:firstColumn="0" w:lastColumn="0" w:oddVBand="0" w:evenVBand="0" w:oddHBand="0" w:evenHBand="0" w:firstRowFirstColumn="0" w:firstRowLastColumn="0" w:lastRowFirstColumn="0" w:lastRowLastColumn="0"/>
+            </w:pPr>
+            <w:r>
+              <w:rPr>
+                <w:sz w:val="21"/>
+                <w:szCs w:val="21"/>
+              </w:rPr>
+              <w:t>Casos de uso, clases, secuencia y arquitectura.</w:t>
+            </w:r>
+          </w:p>
+        </w:tc>
+      </w:tr>
+      <w:tr>
+        <w:tc>
+          <w:tcPr>
+            <w:cnfStyle w:val="001000000000" w:firstRow="0" w:lastRow="0" w:firstColumn="1" w:lastColumn="0" w:oddVBand="0" w:evenVBand="0" w:oddHBand="0" w:evenHBand="0" w:firstRowFirstColumn="0" w:firstRowLastColumn="0" w:lastRowFirstColumn="0" w:lastRowLastColumn="0"/>
+            <w:tcW w:w="3000" w:type="dxa"/>
+          </w:tcPr>
+          <w:p>
+            <w:proofErr w:type="spellStart"/>
+            <w:r>
+              <w:rPr>
+                <w:sz w:val="21"/>
+                <w:szCs w:val="21"/>
+              </w:rPr>
+              <w:t>feature</w:t>
+            </w:r>
+            <w:proofErr w:type="spellEnd"/>
+            <w:r>
+              <w:rPr>
+                <w:sz w:val="21"/>
+                <w:szCs w:val="21"/>
+              </w:rPr>
+              <w:t>/patrones-</w:t>
+            </w:r>
+            <w:proofErr w:type="spellStart"/>
+            <w:r>
+              <w:rPr>
+                <w:sz w:val="21"/>
+                <w:szCs w:val="21"/>
+              </w:rPr>
+              <w:t>diseno</w:t>
+            </w:r>
+            <w:proofErr w:type="spellEnd"/>
+          </w:p>
+        </w:tc>
+        <w:tc>
+          <w:tcPr>
+            <w:tcW w:w="6026" w:type="dxa"/>
+          </w:tcPr>
+          <w:p>
+            <w:pPr>
+              <w:cnfStyle w:val="000000000000" w:firstRow="0" w:lastRow="0" w:firstColumn="0" w:lastColumn="0" w:oddVBand="0" w:evenVBand="0" w:oddHBand="0" w:evenHBand="0" w:firstRowFirstColumn="0" w:firstRowLastColumn="0" w:lastRowFirstColumn="0" w:lastRowLastColumn="0"/>
+            </w:pPr>
+            <w:r>
+              <w:rPr>
+                <w:sz w:val="21"/>
+                <w:szCs w:val="21"/>
+              </w:rPr>
+              <w:t>Documentación y justificación de los patrones.</w:t>
+            </w:r>
+          </w:p>
+        </w:tc>
+      </w:tr>
+    </w:tbl>
+    <w:p/>
+    <w:p/>
+    <w:p/>
+    <w:p/>
+    <w:p/>
+    <w:p/>
+    <w:p/>
+    <w:p/>
+    <w:p/>
+    <w:p/>
+    <w:p/>
+    <w:p/>
+    <w:p/>
+    <w:p/>
+    <w:p>
+      <w:pPr>
+        <w:rPr>
+          <w:b/>
+          <w:bCs/>
+        </w:rPr>
+      </w:pPr>
+      <w:r>
+        <w:rPr>
+          <w:b/>
+          <w:bCs/>
+        </w:rPr>
+        <w:lastRenderedPageBreak/>
+        <w:t>5</w:t>
+      </w:r>
+      <w:r>
+        <w:rPr>
+          <w:b/>
+          <w:bCs/>
+        </w:rPr>
+        <w:t>.1. Instalación y configuración de Git</w:t>
+      </w:r>
+    </w:p>
+    <w:p>
+      <w:pPr>
+        <w:pStyle w:val="Prrafodelista"/>
+        <w:numPr>
+          <w:ilvl w:val="0"/>
+          <w:numId w:val="8"/>
+        </w:numPr>
+        <w:rPr>
+          <w:rFonts w:eastAsia="Times New Roman" w:cs="Times New Roman"/>
+          <w:b/>
+          <w:bCs/>
+          <w:sz w:val="22"/>
+        </w:rPr>
+      </w:pPr>
+      <w:r>
+        <w:rPr>
+          <w:rFonts w:eastAsia="Times New Roman" w:cs="Times New Roman"/>
+          <w:i/>
+          <w:iCs/>
+          <w:sz w:val="22"/>
+        </w:rPr>
+        <w:t>Instalación de Git en Windows.</w:t>
+      </w:r>
+    </w:p>
+    <w:p>
+      <w:pPr>
+        <w:ind w:left="360"/>
+        <w:rPr>
+          <w:rFonts w:eastAsia="Times New Roman" w:cs="Times New Roman"/>
+          <w:b/>
+          <w:bCs/>
+          <w:sz w:val="22"/>
+        </w:rPr>
+      </w:pPr>
+      <w:r>
+        <w:rPr>
+          <w:rFonts w:eastAsia="Times New Roman" w:cs="Times New Roman"/>
+          <w:szCs w:val="24"/>
+        </w:rPr>
+        <w:t xml:space="preserve">El menú Inicio muestra Git Bash, Git CMD y Git GUI, instalados por Git </w:t>
+      </w:r>
+      <w:proofErr w:type="spellStart"/>
+      <w:r>
+        <w:rPr>
+          <w:rFonts w:eastAsia="Times New Roman" w:cs="Times New Roman"/>
+          <w:szCs w:val="24"/>
+        </w:rPr>
+        <w:t>for</w:t>
+      </w:r>
+      <w:proofErr w:type="spellEnd"/>
+      <w:r>
+        <w:rPr>
+          <w:rFonts w:eastAsia="Times New Roman" w:cs="Times New Roman"/>
+          <w:szCs w:val="24"/>
+        </w:rPr>
+        <w:t xml:space="preserve"> Windows, lo que </w:t>
+      </w:r>
+      <w:r>
+        <w:rPr>
+          <w:rFonts w:eastAsia="Times New Roman" w:cs="Times New Roman"/>
+          <w:szCs w:val="24"/>
+        </w:rPr>
+        <w:t>c</w:t>
+      </w:r>
+      <w:r>
+        <w:rPr>
+          <w:rFonts w:eastAsia="Times New Roman" w:cs="Times New Roman"/>
+          <w:szCs w:val="24"/>
+        </w:rPr>
+        <w:t>onfirma que la instalación se completó.</w:t>
+      </w:r>
+    </w:p>
+    <w:p>
+      <w:pPr>
+        <w:ind w:left="360"/>
+        <w:rPr>
+          <w:rFonts w:eastAsia="Times New Roman" w:cs="Times New Roman"/>
+          <w:b/>
+          <w:bCs/>
+          <w:sz w:val="22"/>
+        </w:rPr>
+      </w:pPr>
+      <w:r>
+        <w:rPr>
+          <w:rFonts w:eastAsia="Times New Roman" w:cs="Times New Roman"/>
+          <w:b/>
+          <w:bCs/>
+          <w:noProof/>
+          <w:sz w:val="22"/>
+        </w:rPr>
+        <mc:AlternateContent>
+          <mc:Choice Requires="wps">
+            <w:drawing>
+              <wp:anchor distT="0" distB="0" distL="114300" distR="114300" simplePos="0" relativeHeight="251666432" behindDoc="0" locked="0" layoutInCell="1" allowOverlap="1" wp14:anchorId="7E2AAC34" wp14:editId="554989B3">
+                <wp:simplePos x="0" y="0"/>
+                <wp:positionH relativeFrom="column">
+                  <wp:posOffset>965606</wp:posOffset>
+                </wp:positionH>
+                <wp:positionV relativeFrom="paragraph">
+                  <wp:posOffset>653161</wp:posOffset>
+                </wp:positionV>
+                <wp:extent cx="2874874" cy="1514246"/>
+                <wp:effectExtent l="38100" t="38100" r="20955" b="29210"/>
+                <wp:wrapNone/>
+                <wp:docPr id="1148856642" name="Conector recto de flecha 20"/>
+                <wp:cNvGraphicFramePr/>
+                <a:graphic xmlns:a="http://schemas.openxmlformats.org/drawingml/2006/main">
+                  <a:graphicData uri="http://schemas.microsoft.com/office/word/2010/wordprocessingShape">
+                    <wps:wsp>
+                      <wps:cNvCnPr/>
+                      <wps:spPr>
+                        <a:xfrm flipH="1" flipV="1">
+                          <a:off x="0" y="0"/>
+                          <a:ext cx="2874874" cy="1514246"/>
+                        </a:xfrm>
+                        <a:prstGeom prst="straightConnector1">
+                          <a:avLst/>
+                        </a:prstGeom>
+                        <a:ln>
+                          <a:tailEnd type="triangle"/>
+                        </a:ln>
+                      </wps:spPr>
+                      <wps:style>
+                        <a:lnRef idx="2">
+                          <a:schemeClr val="accent4"/>
+                        </a:lnRef>
+                        <a:fillRef idx="0">
+                          <a:schemeClr val="accent4"/>
+                        </a:fillRef>
+                        <a:effectRef idx="1">
+                          <a:schemeClr val="accent4"/>
+                        </a:effectRef>
+                        <a:fontRef idx="minor">
+                          <a:schemeClr val="tx1"/>
+                        </a:fontRef>
+                      </wps:style>
+                      <wps:bodyPr/>
+                    </wps:wsp>
+                  </a:graphicData>
+                </a:graphic>
+              </wp:anchor>
+            </w:drawing>
+          </mc:Choice>
+          <mc:Fallback>
+            <w:pict>
+              <v:shapetype w14:anchorId="6A7D7A3B" id="_x0000_t32" coordsize="21600,21600" o:spt="32" o:oned="t" path="m,l21600,21600e" filled="f">
+                <v:path arrowok="t" fillok="f" o:connecttype="none"/>
+                <o:lock v:ext="edit" shapetype="t"/>
+              </v:shapetype>
+              <v:shape id="Conector recto de flecha 20" o:spid="_x0000_s1026" type="#_x0000_t32" style="position:absolute;margin-left:76.05pt;margin-top:51.45pt;width:226.35pt;height:119.25pt;flip:x y;z-index:251666432;visibility:visible;mso-wrap-style:square;mso-wrap-distance-left:9pt;mso-wrap-distance-top:0;mso-wrap-distance-right:9pt;mso-wrap-distance-bottom:0;mso-position-horizontal:absolute;mso-position-horizontal-relative:text;mso-position-vertical:absolute;mso-position-vertical-relative:text" o:gfxdata="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" strokecolor="#ffc000 [3207]" strokeweight="1pt">
+                <v:stroke endarrow="block" joinstyle="miter"/>
+              </v:shape>
+            </w:pict>
+          </mc:Fallback>
+        </mc:AlternateContent>
+      </w:r>
+      <w:r>
+        <w:rPr>
+          <w:rFonts w:eastAsia="Times New Roman" w:cs="Times New Roman"/>
+          <w:b/>
+          <w:bCs/>
+          <w:noProof/>
+          <w:sz w:val="22"/>
+        </w:rPr>
+        <mc:AlternateContent>
+          <mc:Choice Requires="wps">
+            <w:drawing>
+              <wp:anchor distT="0" distB="0" distL="114300" distR="114300" simplePos="0" relativeHeight="251665408" behindDoc="0" locked="0" layoutInCell="1" allowOverlap="1" wp14:anchorId="043E7A0F" wp14:editId="3A66E645">
+                <wp:simplePos x="0" y="0"/>
+                <wp:positionH relativeFrom="column">
+                  <wp:posOffset>1002182</wp:posOffset>
+                </wp:positionH>
+                <wp:positionV relativeFrom="paragraph">
+                  <wp:posOffset>455650</wp:posOffset>
+                </wp:positionV>
+                <wp:extent cx="3051658" cy="1054785"/>
+                <wp:effectExtent l="38100" t="38100" r="15875" b="31115"/>
+                <wp:wrapNone/>
+                <wp:docPr id="1150998325" name="Conector recto de flecha 19"/>
+                <wp:cNvGraphicFramePr/>
+                <a:graphic xmlns:a="http://schemas.openxmlformats.org/drawingml/2006/main">
+                  <a:graphicData uri="http://schemas.microsoft.com/office/word/2010/wordprocessingShape">
+                    <wps:wsp>
+                      <wps:cNvCnPr/>
+                      <wps:spPr>
+                        <a:xfrm flipH="1" flipV="1">
+                          <a:off x="0" y="0"/>
+                          <a:ext cx="3051658" cy="1054785"/>
+                        </a:xfrm>
+                        <a:prstGeom prst="straightConnector1">
+                          <a:avLst/>
+                        </a:prstGeom>
+                        <a:ln>
+                          <a:tailEnd type="triangle"/>
+                        </a:ln>
+                      </wps:spPr>
+                      <wps:style>
+                        <a:lnRef idx="2">
+                          <a:schemeClr val="accent4"/>
+                        </a:lnRef>
+                        <a:fillRef idx="0">
+                          <a:schemeClr val="accent4"/>
+                        </a:fillRef>
+                        <a:effectRef idx="1">
+                          <a:schemeClr val="accent4"/>
+                        </a:effectRef>
+                        <a:fontRef idx="minor">
+                          <a:schemeClr val="tx1"/>
+                        </a:fontRef>
+                      </wps:style>
+                      <wps:bodyPr/>
+                    </wps:wsp>
+                  </a:graphicData>
+                </a:graphic>
+                <wp14:sizeRelH relativeFrom="margin">
+                  <wp14:pctWidth>0</wp14:pctWidth>
+                </wp14:sizeRelH>
+                <wp14:sizeRelV relativeFrom="margin">
+                  <wp14:pctHeight>0</wp14:pctHeight>
+                </wp14:sizeRelV>
+              </wp:anchor>
+            </w:drawing>
+          </mc:Choice>
+          <mc:Fallback>
+            <w:pict>
+              <v:shape w14:anchorId="17DB21FA" id="Conector recto de flecha 19" o:spid="_x0000_s1026" type="#_x0000_t32" style="position:absolute;margin-left:78.9pt;margin-top:35.9pt;width:240.3pt;height:83.05pt;flip:x y;z-index:251665408;visibility:visible;mso-wrap-style:square;mso-width-percent:0;mso-height-percent:0;mso-wrap-distance-left:9pt;mso-wrap-distance-top:0;mso-wrap-distance-right:9pt;mso-wrap-distance-bottom:0;mso-position-horizontal:absolute;mso-position-horizontal-relative:text;mso-position-vertical:absolute;mso-position-vertical-relative:text;mso-width-percent:0;mso-height-percent:0;mso-width-relative:margin;mso-height-relative:margin" o:gfxdata="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" strokecolor="#ffc000 [3207]" strokeweight="1pt">
+                <v:stroke endarrow="block" joinstyle="miter"/>
+              </v:shape>
+            </w:pict>
+          </mc:Fallback>
+        </mc:AlternateContent>
+      </w:r>
+      <w:r>
+        <w:rPr>
+          <w:rFonts w:eastAsia="Times New Roman" w:cs="Times New Roman"/>
+          <w:b/>
+          <w:bCs/>
+          <w:noProof/>
+          <w:sz w:val="22"/>
+        </w:rPr>
+        <mc:AlternateContent>
+          <mc:Choice Requires="wps">
+            <w:drawing>
+              <wp:anchor distT="0" distB="0" distL="114300" distR="114300" simplePos="0" relativeHeight="251664384" behindDoc="0" locked="0" layoutInCell="1" allowOverlap="1" wp14:anchorId="380D2BFE" wp14:editId="3560A1C3">
+                <wp:simplePos x="0" y="0"/>
+                <wp:positionH relativeFrom="column">
+                  <wp:posOffset>1016813</wp:posOffset>
+                </wp:positionH>
+                <wp:positionV relativeFrom="paragraph">
+                  <wp:posOffset>287401</wp:posOffset>
+                </wp:positionV>
+                <wp:extent cx="2867558" cy="446227"/>
+                <wp:effectExtent l="38100" t="57150" r="28575" b="30480"/>
+                <wp:wrapNone/>
+                <wp:docPr id="575471253" name="Conector recto de flecha 18"/>
+                <wp:cNvGraphicFramePr/>
+                <a:graphic xmlns:a="http://schemas.openxmlformats.org/drawingml/2006/main">
+                  <a:graphicData uri="http://schemas.microsoft.com/office/word/2010/wordprocessingShape">
+                    <wps:wsp>
+                      <wps:cNvCnPr/>
+                      <wps:spPr>
+                        <a:xfrm flipH="1" flipV="1">
+                          <a:off x="0" y="0"/>
+                          <a:ext cx="2867558" cy="446227"/>
+                        </a:xfrm>
+                        <a:prstGeom prst="straightConnector1">
+                          <a:avLst/>
+                        </a:prstGeom>
+                        <a:ln>
+                          <a:tailEnd type="triangle"/>
+                        </a:ln>
+                      </wps:spPr>
+                      <wps:style>
+                        <a:lnRef idx="2">
+                          <a:schemeClr val="accent4"/>
+                        </a:lnRef>
+                        <a:fillRef idx="0">
+                          <a:schemeClr val="accent4"/>
+                        </a:fillRef>
+                        <a:effectRef idx="1">
+                          <a:schemeClr val="accent4"/>
+                        </a:effectRef>
+                        <a:fontRef idx="minor">
+                          <a:schemeClr val="tx1"/>
+                        </a:fontRef>
+                      </wps:style>
+                      <wps:bodyPr/>
+                    </wps:wsp>
+                  </a:graphicData>
+                </a:graphic>
+              </wp:anchor>
+            </w:drawing>
+          </mc:Choice>
+          <mc:Fallback>
+            <w:pict>
+              <v:shape w14:anchorId="3FBCA027" id="Conector recto de flecha 18" o:spid="_x0000_s1026" type="#_x0000_t32" style="position:absolute;margin-left:80.05pt;margin-top:22.65pt;width:225.8pt;height:35.15pt;flip:x y;z-index:251664384;visibility:visible;mso-wrap-style:square;mso-wrap-distance-left:9pt;mso-wrap-distance-top:0;mso-wrap-distance-right:9pt;mso-wrap-distance-bottom:0;mso-position-horizontal:absolute;mso-position-horizontal-relative:text;mso-position-vertical:absolute;mso-position-vertical-relative:text" o:gfxdata="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" strokecolor="#ffc000 [3207]" strokeweight="1pt">
+                <v:stroke endarrow="block" joinstyle="miter"/>
+              </v:shape>
+            </w:pict>
+          </mc:Fallback>
+        </mc:AlternateContent>
+      </w:r>
+      <w:r>
+        <w:rPr>
+          <w:rFonts w:eastAsia="Times New Roman" w:cs="Times New Roman"/>
+          <w:b/>
+          <w:bCs/>
+          <w:noProof/>
+          <w:sz w:val="22"/>
+        </w:rPr>
+        <mc:AlternateContent>
+          <mc:Choice Requires="wps">
+            <w:drawing>
+              <wp:anchor distT="0" distB="0" distL="114300" distR="114300" simplePos="0" relativeHeight="251663360" behindDoc="0" locked="0" layoutInCell="1" allowOverlap="1" wp14:anchorId="2A4AD811" wp14:editId="2136FF0B">
+                <wp:simplePos x="0" y="0"/>
+                <wp:positionH relativeFrom="column">
+                  <wp:posOffset>3840480</wp:posOffset>
+                </wp:positionH>
+                <wp:positionV relativeFrom="paragraph">
+                  <wp:posOffset>2035735</wp:posOffset>
+                </wp:positionV>
+                <wp:extent cx="738835" cy="256032"/>
+                <wp:effectExtent l="0" t="0" r="23495" b="10795"/>
+                <wp:wrapNone/>
+                <wp:docPr id="676297890" name="Rectángulo 17"/>
+                <wp:cNvGraphicFramePr/>
+                <a:graphic xmlns:a="http://schemas.openxmlformats.org/drawingml/2006/main">
+                  <a:graphicData uri="http://schemas.microsoft.com/office/word/2010/wordprocessingShape">
+                    <wps:wsp>
+                      <wps:cNvSpPr/>
+                      <wps:spPr>
+                        <a:xfrm>
+                          <a:off x="0" y="0"/>
+                          <a:ext cx="738835" cy="256032"/>
+                        </a:xfrm>
+                        <a:prstGeom prst="rect">
+                          <a:avLst/>
+                        </a:prstGeom>
+                      </wps:spPr>
+                      <wps:style>
+                        <a:lnRef idx="2">
+                          <a:schemeClr val="accent6"/>
+                        </a:lnRef>
+                        <a:fillRef idx="1">
+                          <a:schemeClr val="lt1"/>
+                        </a:fillRef>
+                        <a:effectRef idx="0">
+                          <a:schemeClr val="accent6"/>
+                        </a:effectRef>
+                        <a:fontRef idx="minor">
+                          <a:schemeClr val="dk1"/>
+                        </a:fontRef>
+                      </wps:style>
+                      <wps:txbx>
+                        <w:txbxContent>
+                          <w:p>
+                            <w:pPr>
+                              <w:jc w:val="center"/>
+                            </w:pPr>
+                            <w:r>
+                              <w:rPr>
+                                <w:rFonts w:eastAsia="Times New Roman" w:cs="Times New Roman"/>
+                                <w:szCs w:val="24"/>
+                              </w:rPr>
+                              <w:t>Git GUI</w:t>
+                            </w:r>
+                          </w:p>
+                        </w:txbxContent>
+                      </wps:txbx>
+                      <wps:bodyPr rot="0" spcFirstLastPara="0" vertOverflow="overflow" horzOverflow="overflow" vert="horz" wrap="square" lIns="91440" tIns="45720" rIns="91440" bIns="45720" numCol="1" spcCol="0" rtlCol="0" fromWordArt="0" anchor="ctr" anchorCtr="0" forceAA="0" compatLnSpc="1">
+                        <a:prstTxWarp prst="textNoShape">
+                          <a:avLst/>
+                        </a:prstTxWarp>
+                        <a:noAutofit/>
+                      </wps:bodyPr>
+                    </wps:wsp>
+                  </a:graphicData>
+                </a:graphic>
+                <wp14:sizeRelV relativeFrom="margin">
+                  <wp14:pctHeight>0</wp14:pctHeight>
+                </wp14:sizeRelV>
+              </wp:anchor>
+            </w:drawing>
+          </mc:Choice>
+          <mc:Fallback>
+            <w:pict>
+              <v:rect w14:anchorId="2A4AD811" id="Rectángulo 17" o:spid="_x0000_s1026" style="position:absolute;left:0;text-align:left;margin-left:302.4pt;margin-top:160.3pt;width:58.2pt;height:20.15pt;z-index:251663360;visibility:visible;mso-wrap-style:square;mso-height-percent:0;mso-wrap-distance-left:9pt;mso-wrap-distance-top:0;mso-wrap-distance-right:9pt;mso-wrap-distance-bottom:0;mso-position-horizontal:absolute;mso-position-horizontal-relative:text;mso-position-vertical:absolute;mso-position-vertical-relative:text;mso-height-percent:0;mso-height-relative:margin;v-text-anchor:middle" o:gfxdata="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" fillcolor="white [3201]" strokecolor="#70ad47 [3209]" strokeweight="1pt">
+                <v:textbox>
+                  <w:txbxContent>
+                    <w:p>
+                      <w:pPr>
+                        <w:jc w:val="center"/>
+                      </w:pPr>
+                      <w:r>
+                        <w:rPr>
+                          <w:rFonts w:eastAsia="Times New Roman" w:cs="Times New Roman"/>
+                          <w:szCs w:val="24"/>
+                        </w:rPr>
+                        <w:t>Git GUI</w:t>
+                      </w:r>
+                    </w:p>
+                  </w:txbxContent>
+                </v:textbox>
+              </v:rect>
+            </w:pict>
+          </mc:Fallback>
+        </mc:AlternateContent>
+      </w:r>
+      <w:r>
+        <w:rPr>
+          <w:rFonts w:eastAsia="Times New Roman" w:cs="Times New Roman"/>
+          <w:b/>
+          <w:bCs/>
+          <w:noProof/>
+          <w:sz w:val="22"/>
+        </w:rPr>
+        <mc:AlternateContent>
+          <mc:Choice Requires="wps">
+            <w:drawing>
+              <wp:anchor distT="0" distB="0" distL="114300" distR="114300" simplePos="0" relativeHeight="251662336" behindDoc="0" locked="0" layoutInCell="1" allowOverlap="1" wp14:anchorId="558117EA" wp14:editId="5BAAE6A4">
+                <wp:simplePos x="0" y="0"/>
+                <wp:positionH relativeFrom="column">
+                  <wp:posOffset>4052621</wp:posOffset>
+                </wp:positionH>
+                <wp:positionV relativeFrom="paragraph">
+                  <wp:posOffset>1348104</wp:posOffset>
+                </wp:positionV>
+                <wp:extent cx="914400" cy="285293"/>
+                <wp:effectExtent l="0" t="0" r="19050" b="19685"/>
+                <wp:wrapNone/>
+                <wp:docPr id="684974577" name="Rectángulo 16"/>
+                <wp:cNvGraphicFramePr/>
+                <a:graphic xmlns:a="http://schemas.openxmlformats.org/drawingml/2006/main">
+                  <a:graphicData uri="http://schemas.microsoft.com/office/word/2010/wordprocessingShape">
+                    <wps:wsp>
+                      <wps:cNvSpPr/>
+                      <wps:spPr>
+                        <a:xfrm>
+                          <a:off x="0" y="0"/>
+                          <a:ext cx="914400" cy="285293"/>
+                        </a:xfrm>
+                        <a:prstGeom prst="rect">
+                          <a:avLst/>
+                        </a:prstGeom>
+                      </wps:spPr>
+                      <wps:style>
+                        <a:lnRef idx="2">
+                          <a:schemeClr val="accent6"/>
+                        </a:lnRef>
+                        <a:fillRef idx="1">
+                          <a:schemeClr val="lt1"/>
+                        </a:fillRef>
+                        <a:effectRef idx="0">
+                          <a:schemeClr val="accent6"/>
+                        </a:effectRef>
+                        <a:fontRef idx="minor">
+                          <a:schemeClr val="dk1"/>
+                        </a:fontRef>
+                      </wps:style>
+                      <wps:txbx>
+                        <w:txbxContent>
+                          <w:p>
+                            <w:pPr>
+                              <w:jc w:val="center"/>
+                            </w:pPr>
+                            <w:r>
+                              <w:rPr>
+                                <w:rFonts w:eastAsia="Times New Roman" w:cs="Times New Roman"/>
+                                <w:szCs w:val="24"/>
+                              </w:rPr>
+                              <w:t>Git CMD</w:t>
+                            </w:r>
+                          </w:p>
+                        </w:txbxContent>
+                      </wps:txbx>
+                      <wps:bodyPr rot="0" spcFirstLastPara="0" vertOverflow="overflow" horzOverflow="overflow" vert="horz" wrap="square" lIns="91440" tIns="45720" rIns="91440" bIns="45720" numCol="1" spcCol="0" rtlCol="0" fromWordArt="0" anchor="ctr" anchorCtr="0" forceAA="0" compatLnSpc="1">
+                        <a:prstTxWarp prst="textNoShape">
+                          <a:avLst/>
+                        </a:prstTxWarp>
+                        <a:noAutofit/>
+                      </wps:bodyPr>
+                    </wps:wsp>
+                  </a:graphicData>
+                </a:graphic>
+                <wp14:sizeRelH relativeFrom="margin">
+                  <wp14:pctWidth>0</wp14:pctWidth>
+                </wp14:sizeRelH>
+                <wp14:sizeRelV relativeFrom="margin">
+                  <wp14:pctHeight>0</wp14:pctHeight>
+                </wp14:sizeRelV>
+              </wp:anchor>
+            </w:drawing>
+          </mc:Choice>
+          <mc:Fallback>
+            <w:pict>
+              <v:rect w14:anchorId="558117EA" id="Rectángulo 16" o:spid="_x0000_s1027" style="position:absolute;left:0;text-align:left;margin-left:319.1pt;margin-top:106.15pt;width:1in;height:22.45pt;z-index:251662336;visibility:visible;mso-wrap-style:square;mso-width-percent:0;mso-height-percent:0;mso-wrap-distance-left:9pt;mso-wrap-distance-top:0;mso-wrap-distance-right:9pt;mso-wrap-distance-bottom:0;mso-position-horizontal:absolute;mso-position-horizontal-relative:text;mso-position-vertical:absolute;mso-position-vertical-relative:text;mso-width-percent:0;mso-height-percent:0;mso-width-relative:margin;mso-height-relative:margin;v-text-anchor:middle" o:gfxdata="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" fillcolor="white [3201]" strokecolor="#70ad47 [3209]" strokeweight="1pt">
+                <v:textbox>
+                  <w:txbxContent>
+                    <w:p>
+                      <w:pPr>
+                        <w:jc w:val="center"/>
+                      </w:pPr>
+                      <w:r>
+                        <w:rPr>
+                          <w:rFonts w:eastAsia="Times New Roman" w:cs="Times New Roman"/>
+                          <w:szCs w:val="24"/>
+                        </w:rPr>
+                        <w:t>Git CMD</w:t>
+                      </w:r>
+                    </w:p>
+                  </w:txbxContent>
+                </v:textbox>
+              </v:rect>
+            </w:pict>
+          </mc:Fallback>
+        </mc:AlternateContent>
+      </w:r>
+      <w:r>
+        <w:rPr>
+          <w:rFonts w:eastAsia="Times New Roman" w:cs="Times New Roman"/>
+          <w:b/>
+          <w:bCs/>
+          <w:noProof/>
+          <w:sz w:val="22"/>
+        </w:rPr>
+        <mc:AlternateContent>
+          <mc:Choice Requires="wps">
+            <w:drawing>
+              <wp:anchor distT="0" distB="0" distL="114300" distR="114300" simplePos="0" relativeHeight="251661312" behindDoc="0" locked="0" layoutInCell="1" allowOverlap="1" wp14:anchorId="066556AE" wp14:editId="6AD7119D">
+                <wp:simplePos x="0" y="0"/>
+                <wp:positionH relativeFrom="column">
+                  <wp:posOffset>3877057</wp:posOffset>
+                </wp:positionH>
+                <wp:positionV relativeFrom="paragraph">
+                  <wp:posOffset>594639</wp:posOffset>
+                </wp:positionV>
+                <wp:extent cx="855878" cy="263170"/>
+                <wp:effectExtent l="0" t="0" r="20955" b="22860"/>
+                <wp:wrapNone/>
+                <wp:docPr id="14172733" name="Rectángulo 15"/>
+                <wp:cNvGraphicFramePr/>
+                <a:graphic xmlns:a="http://schemas.openxmlformats.org/drawingml/2006/main">
+                  <a:graphicData uri="http://schemas.microsoft.com/office/word/2010/wordprocessingShape">
+                    <wps:wsp>
+                      <wps:cNvSpPr/>
+                      <wps:spPr>
+                        <a:xfrm>
+                          <a:off x="0" y="0"/>
+                          <a:ext cx="855878" cy="263170"/>
+                        </a:xfrm>
+                        <a:prstGeom prst="rect">
+                          <a:avLst/>
+                        </a:prstGeom>
+                      </wps:spPr>
+                      <wps:style>
+                        <a:lnRef idx="2">
+                          <a:schemeClr val="accent6"/>
+                        </a:lnRef>
+                        <a:fillRef idx="1">
+                          <a:schemeClr val="lt1"/>
+                        </a:fillRef>
+                        <a:effectRef idx="0">
+                          <a:schemeClr val="accent6"/>
+                        </a:effectRef>
+                        <a:fontRef idx="minor">
+                          <a:schemeClr val="dk1"/>
+                        </a:fontRef>
+                      </wps:style>
+                      <wps:txbx>
+                        <w:txbxContent>
+                          <w:p>
+                            <w:pPr>
+                              <w:jc w:val="center"/>
+                            </w:pPr>
+                            <w:r>
+                              <w:rPr>
+                                <w:rFonts w:eastAsia="Times New Roman" w:cs="Times New Roman"/>
+                                <w:szCs w:val="24"/>
+                              </w:rPr>
+                              <w:t>Git Bash</w:t>
+                            </w:r>
+                          </w:p>
+                        </w:txbxContent>
+                      </wps:txbx>
+                      <wps:bodyPr rot="0" spcFirstLastPara="0" vertOverflow="overflow" horzOverflow="overflow" vert="horz" wrap="square" lIns="91440" tIns="45720" rIns="91440" bIns="45720" numCol="1" spcCol="0" rtlCol="0" fromWordArt="0" anchor="ctr" anchorCtr="0" forceAA="0" compatLnSpc="1">
+                        <a:prstTxWarp prst="textNoShape">
+                          <a:avLst/>
+                        </a:prstTxWarp>
+                        <a:noAutofit/>
+                      </wps:bodyPr>
+                    </wps:wsp>
+                  </a:graphicData>
+                </a:graphic>
+                <wp14:sizeRelH relativeFrom="margin">
+                  <wp14:pctWidth>0</wp14:pctWidth>
+                </wp14:sizeRelH>
+                <wp14:sizeRelV relativeFrom="margin">
+                  <wp14:pctHeight>0</wp14:pctHeight>
+                </wp14:sizeRelV>
+              </wp:anchor>
+            </w:drawing>
+          </mc:Choice>
+          <mc:Fallback>
+            <w:pict>
+              <v:rect w14:anchorId="066556AE" id="Rectángulo 15" o:spid="_x0000_s1028" style="position:absolute;left:0;text-align:left;margin-left:305.3pt;margin-top:46.8pt;width:67.4pt;height:20.7pt;z-index:251661312;visibility:visible;mso-wrap-style:square;mso-width-percent:0;mso-height-percent:0;mso-wrap-distance-left:9pt;mso-wrap-distance-top:0;mso-wrap-distance-right:9pt;mso-wrap-distance-bottom:0;mso-position-horizontal:absolute;mso-position-horizontal-relative:text;mso-position-vertical:absolute;mso-position-vertical-relative:text;mso-width-percent:0;mso-height-percent:0;mso-width-relative:margin;mso-height-relative:margin;v-text-anchor:middle" o:gfxdata="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" fillcolor="white [3201]" strokecolor="#70ad47 [3209]" strokeweight="1pt">
+                <v:textbox>
+                  <w:txbxContent>
+                    <w:p>
+                      <w:pPr>
+                        <w:jc w:val="center"/>
+                      </w:pPr>
+                      <w:r>
+                        <w:rPr>
+                          <w:rFonts w:eastAsia="Times New Roman" w:cs="Times New Roman"/>
+                          <w:szCs w:val="24"/>
+                        </w:rPr>
+                        <w:t>Git Bash</w:t>
+                      </w:r>
+                    </w:p>
+                  </w:txbxContent>
+                </v:textbox>
+              </v:rect>
+            </w:pict>
+          </mc:Fallback>
+        </mc:AlternateContent>
+      </w:r>
+      <w:r>
+        <w:rPr>
+          <w:rFonts w:eastAsia="Times New Roman" w:cs="Times New Roman"/>
+          <w:b/>
+          <w:bCs/>
+          <w:sz w:val="22"/>
+        </w:rPr>
+        <w:drawing>
+          <wp:inline distT="0" distB="0" distL="0" distR="0" wp14:anchorId="762CA2AC" wp14:editId="00A9D7B0">
+            <wp:extent cx="3435985" cy="3165895"/>
+            <wp:effectExtent l="0" t="0" r="0" b="0"/>
+            <wp:docPr id="499934305" name="Imagen 1"/>
+            <wp:cNvGraphicFramePr>
+              <a:graphicFrameLocks xmlns:a="http://schemas.openxmlformats.org/drawingml/2006/main" noChangeAspect="1"/>
+            </wp:cNvGraphicFramePr>
+            <a:graphic xmlns:a="http://schemas.openxmlformats.org/drawingml/2006/main">
+              <a:graphicData uri="http://schemas.openxmlformats.org/drawingml/2006/picture">
+                <pic:pic xmlns:pic="http://schemas.openxmlformats.org/drawingml/2006/picture">
+                  <pic:nvPicPr>
+                    <pic:cNvPr id="499934305" name=""/>
+                    <pic:cNvPicPr/>
+                  </pic:nvPicPr>
+                  <pic:blipFill>
+                    <a:blip r:embed="rId15"/>
+                    <a:stretch>
+                      <a:fillRect/>
+                    </a:stretch>
+                  </pic:blipFill>
+                  <pic:spPr>
+                    <a:xfrm>
+                      <a:off x="0" y="0"/>
+                      <a:ext cx="3461749" cy="3189634"/>
+                    </a:xfrm>
+                    <a:prstGeom prst="rect">
+                      <a:avLst/>
+                    </a:prstGeom>
+                  </pic:spPr>
+                </pic:pic>
+              </a:graphicData>
+            </a:graphic>
+          </wp:inline>
+        </w:drawing>
+      </w:r>
+    </w:p>
+    <w:p>
+      <w:pPr>
+        <w:pStyle w:val="Prrafodelista"/>
+        <w:numPr>
+          <w:ilvl w:val="0"/>
+          <w:numId w:val="8"/>
+        </w:numPr>
+        <w:rPr>
+          <w:rFonts w:eastAsia="Times New Roman" w:cs="Times New Roman"/>
+          <w:b/>
+          <w:bCs/>
+          <w:sz w:val="22"/>
+        </w:rPr>
+      </w:pPr>
+      <w:r>
+        <w:rPr>
+          <w:rFonts w:eastAsia="Times New Roman" w:cs="Times New Roman"/>
+          <w:b/>
+          <w:bCs/>
+          <w:i/>
+          <w:iCs/>
+          <w:sz w:val="22"/>
+        </w:rPr>
+        <w:t>Configuración de la identidad del usuario</w:t>
+      </w:r>
+    </w:p>
+    <w:p>
+      <w:pPr>
+        <w:spacing w:line="480" w:lineRule="auto"/>
+        <w:ind w:left="360"/>
+        <w:jc w:val="both"/>
+        <w:rPr>
+          <w:rFonts w:eastAsia="Times New Roman" w:cs="Times New Roman"/>
+          <w:szCs w:val="24"/>
+        </w:rPr>
+      </w:pPr>
+      <w:r>
+        <w:rPr>
+          <w:rFonts w:eastAsia="Times New Roman" w:cs="Times New Roman"/>
+          <w:szCs w:val="24"/>
+        </w:rPr>
+        <w:t xml:space="preserve">Con </w:t>
+      </w:r>
+      <w:proofErr w:type="spellStart"/>
+      <w:r>
+        <w:rPr>
+          <w:rFonts w:eastAsia="Times New Roman" w:cs="Times New Roman"/>
+          <w:szCs w:val="24"/>
+        </w:rPr>
+        <w:t>git</w:t>
+      </w:r>
+      <w:proofErr w:type="spellEnd"/>
+      <w:r>
+        <w:rPr>
+          <w:rFonts w:eastAsia="Times New Roman" w:cs="Times New Roman"/>
+          <w:szCs w:val="24"/>
+        </w:rPr>
+        <w:t xml:space="preserve"> </w:t>
+      </w:r>
+      <w:proofErr w:type="spellStart"/>
+      <w:r>
+        <w:rPr>
+          <w:rFonts w:eastAsia="Times New Roman" w:cs="Times New Roman"/>
+          <w:szCs w:val="24"/>
+        </w:rPr>
+        <w:t>config</w:t>
+      </w:r>
+      <w:proofErr w:type="spellEnd"/>
+      <w:r>
+        <w:rPr>
+          <w:rFonts w:eastAsia="Times New Roman" w:cs="Times New Roman"/>
+          <w:szCs w:val="24"/>
+        </w:rPr>
+        <w:t xml:space="preserve"> --global se registraron el nombre y el correo institucional que se asocian a cada </w:t>
+      </w:r>
+      <w:proofErr w:type="spellStart"/>
+      <w:r>
+        <w:rPr>
+          <w:rFonts w:eastAsia="Times New Roman" w:cs="Times New Roman"/>
+          <w:szCs w:val="24"/>
+        </w:rPr>
+        <w:t>commit</w:t>
+      </w:r>
+      <w:proofErr w:type="spellEnd"/>
+      <w:r>
+        <w:rPr>
+          <w:rFonts w:eastAsia="Times New Roman" w:cs="Times New Roman"/>
+          <w:szCs w:val="24"/>
+        </w:rPr>
+        <w:t xml:space="preserve">; </w:t>
+      </w:r>
+      <w:proofErr w:type="spellStart"/>
+      <w:r>
+        <w:rPr>
+          <w:rFonts w:eastAsia="Times New Roman" w:cs="Times New Roman"/>
+          <w:szCs w:val="24"/>
+        </w:rPr>
+        <w:t>git</w:t>
+      </w:r>
+      <w:proofErr w:type="spellEnd"/>
+      <w:r>
+        <w:rPr>
+          <w:rFonts w:eastAsia="Times New Roman" w:cs="Times New Roman"/>
+          <w:szCs w:val="24"/>
+        </w:rPr>
+        <w:t xml:space="preserve"> </w:t>
+      </w:r>
+      <w:proofErr w:type="spellStart"/>
+      <w:r>
+        <w:rPr>
+          <w:rFonts w:eastAsia="Times New Roman" w:cs="Times New Roman"/>
+          <w:szCs w:val="24"/>
+        </w:rPr>
+        <w:t>config</w:t>
+      </w:r>
+      <w:proofErr w:type="spellEnd"/>
+      <w:r>
+        <w:rPr>
+          <w:rFonts w:eastAsia="Times New Roman" w:cs="Times New Roman"/>
+          <w:szCs w:val="24"/>
+        </w:rPr>
+        <w:t xml:space="preserve"> --global --</w:t>
+      </w:r>
+      <w:proofErr w:type="spellStart"/>
+      <w:r>
+        <w:rPr>
+          <w:rFonts w:eastAsia="Times New Roman" w:cs="Times New Roman"/>
+          <w:szCs w:val="24"/>
+        </w:rPr>
+        <w:t>list</w:t>
+      </w:r>
+      <w:proofErr w:type="spellEnd"/>
+      <w:r>
+        <w:rPr>
+          <w:rFonts w:eastAsia="Times New Roman" w:cs="Times New Roman"/>
+          <w:szCs w:val="24"/>
+        </w:rPr>
+        <w:t xml:space="preserve"> verifica que quedaron guardados.</w:t>
+      </w:r>
+    </w:p>
+    <w:p>
+      <w:pPr>
+        <w:spacing w:line="480" w:lineRule="auto"/>
+        <w:ind w:left="360"/>
+        <w:jc w:val="both"/>
+      </w:pPr>
+      <w:r>
+        <w:drawing>
+          <wp:inline distT="0" distB="0" distL="0" distR="0" wp14:anchorId="4B030AE3" wp14:editId="09FE0BC4">
+            <wp:extent cx="5091379" cy="2543166"/>
+            <wp:effectExtent l="0" t="0" r="0" b="0"/>
+            <wp:docPr id="1891367668" name="Imagen 1"/>
+            <wp:cNvGraphicFramePr>
+              <a:graphicFrameLocks xmlns:a="http://schemas.openxmlformats.org/drawingml/2006/main" noChangeAspect="1"/>
+            </wp:cNvGraphicFramePr>
+            <a:graphic xmlns:a="http://schemas.openxmlformats.org/drawingml/2006/main">
+              <a:graphicData uri="http://schemas.openxmlformats.org/drawingml/2006/picture">
+                <pic:pic xmlns:pic="http://schemas.openxmlformats.org/drawingml/2006/picture">
+                  <pic:nvPicPr>
+                    <pic:cNvPr id="1891367668" name=""/>
+                    <pic:cNvPicPr/>
+                  </pic:nvPicPr>
+                  <pic:blipFill rotWithShape="1">
+                    <a:blip r:embed="rId16"/>
+                    <a:srcRect/>
+                    <a:stretch>
+                      <a:fillRect/>
+                    </a:stretch>
+                  </pic:blipFill>
+                  <pic:spPr bwMode="auto">
+                    <a:xfrm>
+                      <a:off x="0" y="0"/>
+                      <a:ext cx="5128745" cy="2561831"/>
+                    </a:xfrm>
+                    <a:prstGeom prst="rect">
+                      <a:avLst/>
+                    </a:prstGeom>
+                    <a:ln>
+                      <a:noFill/>
+                    </a:ln>
+                    <a:extLst>
+                      <a:ext uri="{53640926-AAD7-44D8-BBD7-CCE9431645EC}">
+                        <a14:shadowObscured xmlns:a14="http://schemas.microsoft.com/office/drawing/2010/main"/>
+                      </a:ext>
+                    </a:extLst>
+                  </pic:spPr>
+                </pic:pic>
+              </a:graphicData>
+            </a:graphic>
+          </wp:inline>
+        </w:drawing>
+      </w:r>
+    </w:p>
+    <w:p>
+      <w:pPr>
+        <w:spacing w:line="480" w:lineRule="auto"/>
+        <w:ind w:left="360"/>
+        <w:jc w:val="both"/>
+      </w:pPr>
+    </w:p>
+    <w:p>
+      <w:pPr>
+        <w:ind w:left="360"/>
+        <w:rPr>
+          <w:rFonts w:eastAsia="Times New Roman" w:cs="Times New Roman"/>
+          <w:b/>
+          <w:bCs/>
+        </w:rPr>
+      </w:pPr>
+      <w:r>
+        <w:rPr>
+          <w:rFonts w:eastAsia="Times New Roman" w:cs="Times New Roman"/>
+          <w:b/>
+          <w:bCs/>
+        </w:rPr>
+        <w:lastRenderedPageBreak/>
+        <w:t xml:space="preserve">5.2. </w:t>
+      </w:r>
+      <w:r>
+        <w:rPr>
+          <w:rFonts w:eastAsia="Times New Roman" w:cs="Times New Roman"/>
+          <w:b/>
+          <w:bCs/>
+        </w:rPr>
+        <w:t>Creación y vinculación del repositorio en GitHub</w:t>
+      </w:r>
+    </w:p>
+    <w:p>
+      <w:pPr>
+        <w:pStyle w:val="Prrafodelista"/>
+        <w:numPr>
+          <w:ilvl w:val="0"/>
+          <w:numId w:val="8"/>
+        </w:numPr>
+        <w:rPr>
+          <w:rFonts w:eastAsia="Times New Roman" w:cs="Times New Roman"/>
+          <w:b/>
+          <w:bCs/>
+          <w:sz w:val="22"/>
+        </w:rPr>
+      </w:pPr>
+      <w:r>
+        <w:rPr>
+          <w:rFonts w:eastAsia="Times New Roman" w:cs="Times New Roman"/>
+          <w:i/>
+          <w:iCs/>
+          <w:sz w:val="22"/>
+        </w:rPr>
+        <w:t>Repositorio público en GitHub</w:t>
+      </w:r>
+    </w:p>
+    <w:p>
+      <w:pPr>
+        <w:spacing w:line="480" w:lineRule="auto"/>
+        <w:ind w:left="360"/>
+        <w:jc w:val="both"/>
+        <w:rPr>
+          <w:rFonts w:eastAsia="Times New Roman" w:cs="Times New Roman"/>
+          <w:szCs w:val="24"/>
+        </w:rPr>
+      </w:pPr>
+      <w:r>
+        <w:rPr>
+          <w:rFonts w:eastAsia="Times New Roman" w:cs="Times New Roman"/>
+          <w:szCs w:val="24"/>
+        </w:rPr>
+        <w:t>Se creó el repositorio con visibilidad pública. GitHub muestra la dirección HTTPS que permite vincularlo con la carpeta local.</w:t>
+      </w:r>
+    </w:p>
+    <w:p>
+      <w:pPr>
+        <w:ind w:left="360"/>
+        <w:rPr>
+          <w:rFonts w:eastAsia="Times New Roman" w:cs="Times New Roman"/>
+          <w:b/>
+          <w:bCs/>
+          <w:sz w:val="22"/>
+        </w:rPr>
+      </w:pPr>
+      <w:r>
+        <w:rPr>
+          <w:rFonts w:eastAsia="Times New Roman" w:cs="Times New Roman"/>
+          <w:b/>
+          <w:bCs/>
+          <w:noProof/>
+          <w:sz w:val="22"/>
+        </w:rPr>
+        <w:drawing>
+          <wp:inline distT="0" distB="0" distL="0" distR="0" wp14:anchorId="6A289E69" wp14:editId="1729DC24">
+            <wp:extent cx="5963114" cy="2924175"/>
+            <wp:effectExtent l="0" t="0" r="0" b="0"/>
+            <wp:docPr id="41790685" name="Imagen 7"/>
+            <wp:cNvGraphicFramePr>
+              <a:graphicFrameLocks xmlns:a="http://schemas.openxmlformats.org/drawingml/2006/main" noChangeAspect="1"/>
+            </wp:cNvGraphicFramePr>
+            <a:graphic xmlns:a="http://schemas.openxmlformats.org/drawingml/2006/main">
+              <a:graphicData uri="http://schemas.openxmlformats.org/drawingml/2006/picture">
+                <pic:pic xmlns:pic="http://schemas.openxmlformats.org/drawingml/2006/picture">
+                  <pic:nvPicPr>
+                    <pic:cNvPr id="0" name="Picture 2"/>
+                    <pic:cNvPicPr>
+                      <a:picLocks noChangeAspect="1" noChangeArrowheads="1"/>
+                    </pic:cNvPicPr>
+                  </pic:nvPicPr>
+                  <pic:blipFill>
+                    <a:blip r:embed="rId17">
+                      <a:extLst>
+                        <a:ext uri="{28A0092B-C50C-407E-A947-70E740481C1C}">
+                          <a14:useLocalDpi xmlns:a14="http://schemas.microsoft.com/office/drawing/2010/main" val="0"/>
+                        </a:ext>
+                      </a:extLst>
+                    </a:blip>
+                    <a:srcRect/>
+                    <a:stretch>
+                      <a:fillRect/>
+                    </a:stretch>
+                  </pic:blipFill>
+                  <pic:spPr bwMode="auto">
+                    <a:xfrm>
+                      <a:off x="0" y="0"/>
+                      <a:ext cx="5987892" cy="2936326"/>
+                    </a:xfrm>
+                    <a:prstGeom prst="rect">
+                      <a:avLst/>
+                    </a:prstGeom>
+                    <a:noFill/>
+                  </pic:spPr>
+                </pic:pic>
+              </a:graphicData>
+            </a:graphic>
+          </wp:inline>
+        </w:drawing>
+      </w:r>
+    </w:p>
+    <w:p>
+      <w:pPr>
+        <w:pStyle w:val="Prrafodelista"/>
+        <w:rPr>
+          <w:rFonts w:eastAsia="Times New Roman" w:cs="Times New Roman"/>
+          <w:b/>
+          <w:bCs/>
+          <w:sz w:val="22"/>
+        </w:rPr>
+      </w:pPr>
+    </w:p>
+    <w:p>
+      <w:pPr>
+        <w:pStyle w:val="Prrafodelista"/>
+        <w:numPr>
+          <w:ilvl w:val="0"/>
+          <w:numId w:val="8"/>
+        </w:numPr>
+        <w:rPr>
+          <w:rFonts w:eastAsia="Times New Roman" w:cs="Times New Roman"/>
+          <w:b/>
+          <w:bCs/>
+          <w:sz w:val="22"/>
+        </w:rPr>
+      </w:pPr>
+      <w:r>
+        <w:rPr>
+          <w:rFonts w:eastAsia="Times New Roman" w:cs="Times New Roman"/>
+          <w:b/>
+          <w:bCs/>
+          <w:i/>
+          <w:iCs/>
+          <w:sz w:val="22"/>
+        </w:rPr>
+        <w:t>Comandos de vinculación del repositorio.</w:t>
+      </w:r>
+    </w:p>
+    <w:p>
+      <w:pPr>
+        <w:spacing w:line="480" w:lineRule="auto"/>
+        <w:ind w:left="360"/>
+        <w:jc w:val="both"/>
+        <w:rPr>
+          <w:rFonts w:eastAsia="Times New Roman" w:cs="Times New Roman"/>
+          <w:szCs w:val="24"/>
+        </w:rPr>
+      </w:pPr>
+      <w:r>
+        <w:rPr>
+          <w:rFonts w:eastAsia="Times New Roman" w:cs="Times New Roman"/>
+          <w:szCs w:val="24"/>
+        </w:rPr>
+        <w:t xml:space="preserve">En Git Bash se ejecutaron </w:t>
+      </w:r>
+      <w:proofErr w:type="spellStart"/>
+      <w:r>
+        <w:rPr>
+          <w:rFonts w:eastAsia="Times New Roman" w:cs="Times New Roman"/>
+          <w:szCs w:val="24"/>
+        </w:rPr>
+        <w:t>git</w:t>
+      </w:r>
+      <w:proofErr w:type="spellEnd"/>
+      <w:r>
+        <w:rPr>
+          <w:rFonts w:eastAsia="Times New Roman" w:cs="Times New Roman"/>
+          <w:szCs w:val="24"/>
+        </w:rPr>
+        <w:t xml:space="preserve"> </w:t>
+      </w:r>
+      <w:proofErr w:type="spellStart"/>
+      <w:r>
+        <w:rPr>
+          <w:rFonts w:eastAsia="Times New Roman" w:cs="Times New Roman"/>
+          <w:szCs w:val="24"/>
+        </w:rPr>
+        <w:t>init</w:t>
+      </w:r>
+      <w:proofErr w:type="spellEnd"/>
+      <w:r>
+        <w:rPr>
+          <w:rFonts w:eastAsia="Times New Roman" w:cs="Times New Roman"/>
+          <w:szCs w:val="24"/>
+        </w:rPr>
+        <w:t xml:space="preserve">, </w:t>
+      </w:r>
+      <w:proofErr w:type="spellStart"/>
+      <w:r>
+        <w:rPr>
+          <w:rFonts w:eastAsia="Times New Roman" w:cs="Times New Roman"/>
+          <w:szCs w:val="24"/>
+        </w:rPr>
+        <w:t>git</w:t>
+      </w:r>
+      <w:proofErr w:type="spellEnd"/>
+      <w:r>
+        <w:rPr>
+          <w:rFonts w:eastAsia="Times New Roman" w:cs="Times New Roman"/>
+          <w:szCs w:val="24"/>
+        </w:rPr>
+        <w:t xml:space="preserve"> </w:t>
+      </w:r>
+      <w:proofErr w:type="spellStart"/>
+      <w:proofErr w:type="gramStart"/>
+      <w:r>
+        <w:rPr>
+          <w:rFonts w:eastAsia="Times New Roman" w:cs="Times New Roman"/>
+          <w:szCs w:val="24"/>
+        </w:rPr>
+        <w:t>add</w:t>
+      </w:r>
+      <w:proofErr w:type="spellEnd"/>
+      <w:r>
+        <w:rPr>
+          <w:rFonts w:eastAsia="Times New Roman" w:cs="Times New Roman"/>
+          <w:szCs w:val="24"/>
+        </w:rPr>
+        <w:t xml:space="preserve"> .</w:t>
+      </w:r>
+      <w:proofErr w:type="gramEnd"/>
+      <w:r>
+        <w:rPr>
+          <w:rFonts w:eastAsia="Times New Roman" w:cs="Times New Roman"/>
+          <w:szCs w:val="24"/>
+        </w:rPr>
+        <w:t xml:space="preserve">, </w:t>
+      </w:r>
+      <w:proofErr w:type="spellStart"/>
+      <w:r>
+        <w:rPr>
+          <w:rFonts w:eastAsia="Times New Roman" w:cs="Times New Roman"/>
+          <w:szCs w:val="24"/>
+        </w:rPr>
+        <w:t>git</w:t>
+      </w:r>
+      <w:proofErr w:type="spellEnd"/>
+      <w:r>
+        <w:rPr>
+          <w:rFonts w:eastAsia="Times New Roman" w:cs="Times New Roman"/>
+          <w:szCs w:val="24"/>
+        </w:rPr>
+        <w:t xml:space="preserve"> </w:t>
+      </w:r>
+      <w:proofErr w:type="spellStart"/>
+      <w:r>
+        <w:rPr>
+          <w:rFonts w:eastAsia="Times New Roman" w:cs="Times New Roman"/>
+          <w:szCs w:val="24"/>
+        </w:rPr>
+        <w:t>commit</w:t>
+      </w:r>
+      <w:proofErr w:type="spellEnd"/>
+      <w:r>
+        <w:rPr>
+          <w:rFonts w:eastAsia="Times New Roman" w:cs="Times New Roman"/>
+          <w:szCs w:val="24"/>
+        </w:rPr>
+        <w:t xml:space="preserve"> con un mensaje descriptivo, </w:t>
+      </w:r>
+      <w:proofErr w:type="spellStart"/>
+      <w:r>
+        <w:rPr>
+          <w:rFonts w:eastAsia="Times New Roman" w:cs="Times New Roman"/>
+          <w:szCs w:val="24"/>
+        </w:rPr>
+        <w:t>git</w:t>
+      </w:r>
+      <w:proofErr w:type="spellEnd"/>
+      <w:r>
+        <w:rPr>
+          <w:rFonts w:eastAsia="Times New Roman" w:cs="Times New Roman"/>
+          <w:szCs w:val="24"/>
+        </w:rPr>
+        <w:t xml:space="preserve"> remote </w:t>
+      </w:r>
+      <w:proofErr w:type="spellStart"/>
+      <w:r>
+        <w:rPr>
+          <w:rFonts w:eastAsia="Times New Roman" w:cs="Times New Roman"/>
+          <w:szCs w:val="24"/>
+        </w:rPr>
+        <w:t>add</w:t>
+      </w:r>
+      <w:proofErr w:type="spellEnd"/>
+      <w:r>
+        <w:rPr>
+          <w:rFonts w:eastAsia="Times New Roman" w:cs="Times New Roman"/>
+          <w:szCs w:val="24"/>
+        </w:rPr>
+        <w:t xml:space="preserve"> </w:t>
+      </w:r>
+      <w:proofErr w:type="spellStart"/>
+      <w:r>
+        <w:rPr>
+          <w:rFonts w:eastAsia="Times New Roman" w:cs="Times New Roman"/>
+          <w:szCs w:val="24"/>
+        </w:rPr>
+        <w:t>origin</w:t>
+      </w:r>
+      <w:proofErr w:type="spellEnd"/>
+      <w:r>
+        <w:rPr>
+          <w:rFonts w:eastAsia="Times New Roman" w:cs="Times New Roman"/>
+          <w:szCs w:val="24"/>
+        </w:rPr>
+        <w:t xml:space="preserve">, </w:t>
+      </w:r>
+      <w:proofErr w:type="spellStart"/>
+      <w:r>
+        <w:rPr>
+          <w:rFonts w:eastAsia="Times New Roman" w:cs="Times New Roman"/>
+          <w:szCs w:val="24"/>
+        </w:rPr>
+        <w:t>git</w:t>
+      </w:r>
+      <w:proofErr w:type="spellEnd"/>
+      <w:r>
+        <w:rPr>
+          <w:rFonts w:eastAsia="Times New Roman" w:cs="Times New Roman"/>
+          <w:szCs w:val="24"/>
+        </w:rPr>
+        <w:t xml:space="preserve"> </w:t>
+      </w:r>
+      <w:proofErr w:type="spellStart"/>
+      <w:r>
+        <w:rPr>
+          <w:rFonts w:eastAsia="Times New Roman" w:cs="Times New Roman"/>
+          <w:szCs w:val="24"/>
+        </w:rPr>
+        <w:t>branch</w:t>
+      </w:r>
+      <w:proofErr w:type="spellEnd"/>
+      <w:r>
+        <w:rPr>
+          <w:rFonts w:eastAsia="Times New Roman" w:cs="Times New Roman"/>
+          <w:szCs w:val="24"/>
+        </w:rPr>
+        <w:t xml:space="preserve"> -M </w:t>
+      </w:r>
+      <w:proofErr w:type="spellStart"/>
+      <w:r>
+        <w:rPr>
+          <w:rFonts w:eastAsia="Times New Roman" w:cs="Times New Roman"/>
+          <w:szCs w:val="24"/>
+        </w:rPr>
+        <w:t>main</w:t>
+      </w:r>
+      <w:proofErr w:type="spellEnd"/>
+      <w:r>
+        <w:rPr>
+          <w:rFonts w:eastAsia="Times New Roman" w:cs="Times New Roman"/>
+          <w:szCs w:val="24"/>
+        </w:rPr>
+        <w:t xml:space="preserve"> y </w:t>
+      </w:r>
+      <w:proofErr w:type="spellStart"/>
+      <w:r>
+        <w:rPr>
+          <w:rFonts w:eastAsia="Times New Roman" w:cs="Times New Roman"/>
+          <w:szCs w:val="24"/>
+        </w:rPr>
+        <w:t>git</w:t>
+      </w:r>
+      <w:proofErr w:type="spellEnd"/>
+      <w:r>
+        <w:rPr>
+          <w:rFonts w:eastAsia="Times New Roman" w:cs="Times New Roman"/>
+          <w:szCs w:val="24"/>
+        </w:rPr>
+        <w:t xml:space="preserve"> </w:t>
+      </w:r>
+      <w:proofErr w:type="spellStart"/>
+      <w:r>
+        <w:rPr>
+          <w:rFonts w:eastAsia="Times New Roman" w:cs="Times New Roman"/>
+          <w:szCs w:val="24"/>
+        </w:rPr>
+        <w:t>push</w:t>
+      </w:r>
+      <w:proofErr w:type="spellEnd"/>
+      <w:r>
+        <w:rPr>
+          <w:rFonts w:eastAsia="Times New Roman" w:cs="Times New Roman"/>
+          <w:szCs w:val="24"/>
+        </w:rPr>
+        <w:t xml:space="preserve"> -u </w:t>
+      </w:r>
+      <w:proofErr w:type="spellStart"/>
+      <w:r>
+        <w:rPr>
+          <w:rFonts w:eastAsia="Times New Roman" w:cs="Times New Roman"/>
+          <w:szCs w:val="24"/>
+        </w:rPr>
+        <w:t>origin</w:t>
+      </w:r>
+      <w:proofErr w:type="spellEnd"/>
+      <w:r>
+        <w:rPr>
+          <w:rFonts w:eastAsia="Times New Roman" w:cs="Times New Roman"/>
+          <w:szCs w:val="24"/>
+        </w:rPr>
+        <w:t xml:space="preserve"> </w:t>
+      </w:r>
+      <w:proofErr w:type="spellStart"/>
+      <w:r>
+        <w:rPr>
+          <w:rFonts w:eastAsia="Times New Roman" w:cs="Times New Roman"/>
+          <w:szCs w:val="24"/>
+        </w:rPr>
+        <w:t>main</w:t>
+      </w:r>
+      <w:proofErr w:type="spellEnd"/>
+      <w:r>
+        <w:rPr>
+          <w:rFonts w:eastAsia="Times New Roman" w:cs="Times New Roman"/>
+          <w:szCs w:val="24"/>
+        </w:rPr>
+        <w:t>.</w:t>
+      </w:r>
+    </w:p>
+    <w:p>
+      <w:pPr>
+        <w:spacing w:line="480" w:lineRule="auto"/>
+        <w:ind w:left="360"/>
+        <w:jc w:val="both"/>
+        <w:rPr>
+          <w:rFonts w:eastAsia="Times New Roman" w:cs="Times New Roman"/>
+          <w:szCs w:val="24"/>
+        </w:rPr>
+      </w:pPr>
+      <w:r>
+        <w:rPr>
+          <w:rFonts w:eastAsia="Times New Roman" w:cs="Times New Roman"/>
+          <w:noProof/>
+          <w:szCs w:val="24"/>
+        </w:rPr>
+        <w:drawing>
+          <wp:inline distT="0" distB="0" distL="0" distR="0" wp14:anchorId="68B04F5E" wp14:editId="2CFFD21E">
+            <wp:extent cx="4476750" cy="2568800"/>
+            <wp:effectExtent l="0" t="0" r="0" b="3175"/>
+            <wp:docPr id="610717648" name="Imagen 10"/>
+            <wp:cNvGraphicFramePr>
+              <a:graphicFrameLocks xmlns:a="http://schemas.openxmlformats.org/drawingml/2006/main" noChangeAspect="1"/>
+            </wp:cNvGraphicFramePr>
+            <a:graphic xmlns:a="http://schemas.openxmlformats.org/drawingml/2006/main">
+              <a:graphicData uri="http://schemas.openxmlformats.org/drawingml/2006/picture">
+                <pic:pic xmlns:pic="http://schemas.openxmlformats.org/drawingml/2006/picture">
+                  <pic:nvPicPr>
+                    <pic:cNvPr id="610717648" name="Imagen 610717648"/>
+                    <pic:cNvPicPr/>
+                  </pic:nvPicPr>
+                  <pic:blipFill>
+                    <a:blip r:embed="rId18">
+                      <a:extLst>
+                        <a:ext uri="{28A0092B-C50C-407E-A947-70E740481C1C}">
+                          <a14:useLocalDpi xmlns:a14="http://schemas.microsoft.com/office/drawing/2010/main" val="0"/>
+                        </a:ext>
+                      </a:extLst>
+                    </a:blip>
+                    <a:stretch>
+                      <a:fillRect/>
+                    </a:stretch>
+                  </pic:blipFill>
+                  <pic:spPr>
+                    <a:xfrm>
+                      <a:off x="0" y="0"/>
+                      <a:ext cx="4486745" cy="2574536"/>
+                    </a:xfrm>
+                    <a:prstGeom prst="rect">
+                      <a:avLst/>
+                    </a:prstGeom>
+                  </pic:spPr>
+                </pic:pic>
+              </a:graphicData>
+            </a:graphic>
+          </wp:inline>
+        </w:drawing>
+      </w:r>
+    </w:p>
+    <w:p>
+      <w:pPr>
+        <w:pStyle w:val="Prrafodelista"/>
+        <w:numPr>
+          <w:ilvl w:val="0"/>
+          <w:numId w:val="8"/>
+        </w:numPr>
+        <w:spacing w:line="480" w:lineRule="auto"/>
+        <w:jc w:val="both"/>
+        <w:rPr>
+          <w:rFonts w:eastAsia="Times New Roman" w:cs="Times New Roman"/>
+          <w:b/>
+          <w:bCs/>
+          <w:szCs w:val="24"/>
+        </w:rPr>
+      </w:pPr>
+      <w:r>
+        <w:rPr>
+          <w:rFonts w:eastAsia="Times New Roman" w:cs="Times New Roman"/>
+          <w:b/>
+          <w:bCs/>
+          <w:i/>
+          <w:iCs/>
+          <w:sz w:val="22"/>
+        </w:rPr>
+        <w:lastRenderedPageBreak/>
+        <w:t>Resultado de la subida al repositorio remoto.</w:t>
+      </w:r>
+    </w:p>
+    <w:p>
+      <w:pPr>
+        <w:spacing w:line="480" w:lineRule="auto"/>
+        <w:ind w:left="360"/>
+        <w:jc w:val="both"/>
+        <w:rPr>
+          <w:rFonts w:eastAsia="Times New Roman" w:cs="Times New Roman"/>
+          <w:szCs w:val="24"/>
+        </w:rPr>
+      </w:pPr>
+      <w:r>
+        <w:rPr>
+          <w:rFonts w:eastAsia="Times New Roman" w:cs="Times New Roman"/>
+          <w:szCs w:val="24"/>
+        </w:rPr>
+        <w:t xml:space="preserve">Git solicitó autenticación en el navegador y transfirió los objetos. El mensaje final confirma que la rama </w:t>
+      </w:r>
+      <w:proofErr w:type="spellStart"/>
+      <w:r>
+        <w:rPr>
+          <w:rFonts w:eastAsia="Times New Roman" w:cs="Times New Roman"/>
+          <w:szCs w:val="24"/>
+        </w:rPr>
+        <w:t>main</w:t>
+      </w:r>
+      <w:proofErr w:type="spellEnd"/>
+      <w:r>
+        <w:rPr>
+          <w:rFonts w:eastAsia="Times New Roman" w:cs="Times New Roman"/>
+          <w:szCs w:val="24"/>
+        </w:rPr>
+        <w:t xml:space="preserve"> fue creada en el remoto y quedó enlazada con </w:t>
+      </w:r>
+      <w:proofErr w:type="spellStart"/>
+      <w:r>
+        <w:rPr>
+          <w:rFonts w:eastAsia="Times New Roman" w:cs="Times New Roman"/>
+          <w:szCs w:val="24"/>
+        </w:rPr>
+        <w:t>origin</w:t>
+      </w:r>
+      <w:proofErr w:type="spellEnd"/>
+      <w:r>
+        <w:rPr>
+          <w:rFonts w:eastAsia="Times New Roman" w:cs="Times New Roman"/>
+          <w:szCs w:val="24"/>
+        </w:rPr>
+        <w:t>/</w:t>
+      </w:r>
+      <w:proofErr w:type="spellStart"/>
+      <w:r>
+        <w:rPr>
+          <w:rFonts w:eastAsia="Times New Roman" w:cs="Times New Roman"/>
+          <w:szCs w:val="24"/>
+        </w:rPr>
+        <w:t>main</w:t>
+      </w:r>
+      <w:proofErr w:type="spellEnd"/>
+    </w:p>
+    <w:p>
+      <w:pPr>
+        <w:spacing w:line="480" w:lineRule="auto"/>
+        <w:ind w:left="360"/>
+        <w:jc w:val="both"/>
+      </w:pPr>
+      <w:r>
+        <w:rPr>
+          <w:noProof/>
+        </w:rPr>
+        <w:drawing>
+          <wp:inline distT="0" distB="0" distL="0" distR="0" wp14:anchorId="655F40F7" wp14:editId="1DB58936">
+            <wp:extent cx="4772025" cy="2735682"/>
+            <wp:effectExtent l="0" t="0" r="0" b="7620"/>
+            <wp:docPr id="1668960358" name="Imagen 11"/>
+            <wp:cNvGraphicFramePr>
+              <a:graphicFrameLocks xmlns:a="http://schemas.openxmlformats.org/drawingml/2006/main" noChangeAspect="1"/>
+            </wp:cNvGraphicFramePr>
+            <a:graphic xmlns:a="http://schemas.openxmlformats.org/drawingml/2006/main">
+              <a:graphicData uri="http://schemas.openxmlformats.org/drawingml/2006/picture">
+                <pic:pic xmlns:pic="http://schemas.openxmlformats.org/drawingml/2006/picture">
+                  <pic:nvPicPr>
+                    <pic:cNvPr id="1668960358" name="Imagen 1668960358"/>
+                    <pic:cNvPicPr/>
+                  </pic:nvPicPr>
+                  <pic:blipFill>
+                    <a:blip r:embed="rId19">
+                      <a:extLst>
+                        <a:ext uri="{28A0092B-C50C-407E-A947-70E740481C1C}">
+                          <a14:useLocalDpi xmlns:a14="http://schemas.microsoft.com/office/drawing/2010/main" val="0"/>
+                        </a:ext>
+                      </a:extLst>
+                    </a:blip>
+                    <a:stretch>
+                      <a:fillRect/>
+                    </a:stretch>
+                  </pic:blipFill>
+                  <pic:spPr>
+                    <a:xfrm>
+                      <a:off x="0" y="0"/>
+                      <a:ext cx="4778413" cy="2739344"/>
+                    </a:xfrm>
+                    <a:prstGeom prst="rect">
+                      <a:avLst/>
+                    </a:prstGeom>
+                  </pic:spPr>
+                </pic:pic>
+              </a:graphicData>
+            </a:graphic>
+          </wp:inline>
+        </w:drawing>
+      </w:r>
+    </w:p>
+    <w:p>
+      <w:pPr>
+        <w:pStyle w:val="Prrafodelista"/>
+        <w:numPr>
+          <w:ilvl w:val="0"/>
+          <w:numId w:val="8"/>
+        </w:numPr>
+        <w:spacing w:before="60" w:after="160" w:line="276" w:lineRule="auto"/>
+        <w:rPr>
+          <w:b/>
+          <w:bCs/>
+        </w:rPr>
+      </w:pPr>
+      <w:r>
+        <w:rPr>
+          <w:rFonts w:eastAsia="Times New Roman" w:cs="Times New Roman"/>
+          <w:b/>
+          <w:bCs/>
+          <w:i/>
+          <w:iCs/>
+          <w:sz w:val="22"/>
+        </w:rPr>
+        <w:t>Documento publicado en el repositorio.</w:t>
+      </w:r>
+    </w:p>
+    <w:p>
+      <w:pPr>
+        <w:spacing w:line="480" w:lineRule="auto"/>
+        <w:ind w:left="360"/>
+        <w:jc w:val="both"/>
+        <w:rPr>
+          <w:rFonts w:eastAsia="Times New Roman" w:cs="Times New Roman"/>
+          <w:szCs w:val="24"/>
+        </w:rPr>
+      </w:pPr>
+      <w:r>
+        <w:rPr>
+          <w:rFonts w:eastAsia="Times New Roman" w:cs="Times New Roman"/>
+          <w:szCs w:val="24"/>
+        </w:rPr>
+        <w:t xml:space="preserve">La página principal muestra la rama </w:t>
+      </w:r>
+      <w:proofErr w:type="spellStart"/>
+      <w:r>
+        <w:rPr>
+          <w:rFonts w:eastAsia="Times New Roman" w:cs="Times New Roman"/>
+          <w:szCs w:val="24"/>
+        </w:rPr>
+        <w:t>main</w:t>
+      </w:r>
+      <w:proofErr w:type="spellEnd"/>
+      <w:r>
+        <w:rPr>
+          <w:rFonts w:eastAsia="Times New Roman" w:cs="Times New Roman"/>
+          <w:szCs w:val="24"/>
+        </w:rPr>
+        <w:t xml:space="preserve">, los archivos subidos y sus mensajes de </w:t>
+      </w:r>
+      <w:proofErr w:type="spellStart"/>
+      <w:r>
+        <w:rPr>
+          <w:rFonts w:eastAsia="Times New Roman" w:cs="Times New Roman"/>
+          <w:szCs w:val="24"/>
+        </w:rPr>
+        <w:t>commit</w:t>
+      </w:r>
+      <w:proofErr w:type="spellEnd"/>
+      <w:r>
+        <w:rPr>
+          <w:rFonts w:eastAsia="Times New Roman" w:cs="Times New Roman"/>
+          <w:szCs w:val="24"/>
+        </w:rPr>
+        <w:t>, lo que confirma la sincronización.</w:t>
+      </w:r>
+    </w:p>
+    <w:p>
+      <w:pPr>
+        <w:spacing w:line="480" w:lineRule="auto"/>
+        <w:ind w:left="360"/>
+        <w:jc w:val="both"/>
+      </w:pPr>
+      <w:r>
+        <w:rPr>
+          <w:noProof/>
+        </w:rPr>
+        <w:drawing>
+          <wp:inline distT="0" distB="0" distL="0" distR="0" wp14:anchorId="6EC8385D" wp14:editId="05BC079C">
+            <wp:extent cx="5740588" cy="2819400"/>
+            <wp:effectExtent l="0" t="0" r="0" b="0"/>
+            <wp:docPr id="1901798463" name="Imagen 12"/>
+            <wp:cNvGraphicFramePr>
+              <a:graphicFrameLocks xmlns:a="http://schemas.openxmlformats.org/drawingml/2006/main" noChangeAspect="1"/>
+            </wp:cNvGraphicFramePr>
+            <a:graphic xmlns:a="http://schemas.openxmlformats.org/drawingml/2006/main">
+              <a:graphicData uri="http://schemas.openxmlformats.org/drawingml/2006/picture">
+                <pic:pic xmlns:pic="http://schemas.openxmlformats.org/drawingml/2006/picture">
+                  <pic:nvPicPr>
+                    <pic:cNvPr id="1901798463" name="Imagen 1901798463"/>
+                    <pic:cNvPicPr/>
+                  </pic:nvPicPr>
+                  <pic:blipFill>
+                    <a:blip r:embed="rId20">
+                      <a:extLst>
+                        <a:ext uri="{28A0092B-C50C-407E-A947-70E740481C1C}">
+                          <a14:useLocalDpi xmlns:a14="http://schemas.microsoft.com/office/drawing/2010/main" val="0"/>
+                        </a:ext>
+                      </a:extLst>
+                    </a:blip>
+                    <a:stretch>
+                      <a:fillRect/>
+                    </a:stretch>
+                  </pic:blipFill>
+                  <pic:spPr>
+                    <a:xfrm>
+                      <a:off x="0" y="0"/>
+                      <a:ext cx="5744773" cy="2821455"/>
+                    </a:xfrm>
+                    <a:prstGeom prst="rect">
+                      <a:avLst/>
+                    </a:prstGeom>
+                  </pic:spPr>
+                </pic:pic>
+              </a:graphicData>
+            </a:graphic>
+          </wp:inline>
+        </w:drawing>
+      </w:r>
+    </w:p>
+    <w:p>
+      <w:pPr>
+        <w:spacing w:line="480" w:lineRule="auto"/>
+        <w:ind w:left="360"/>
+        <w:jc w:val="both"/>
+      </w:pPr>
+    </w:p>
+    <w:p>
+      <w:pPr>
+        <w:rPr>
+          <w:b/>
+          <w:bCs/>
+        </w:rPr>
+      </w:pPr>
+      <w:r>
+        <w:rPr>
+          <w:b/>
+          <w:bCs/>
+        </w:rPr>
+        <w:lastRenderedPageBreak/>
+        <w:t>5</w:t>
+      </w:r>
+      <w:r>
+        <w:rPr>
+          <w:b/>
+          <w:bCs/>
+        </w:rPr>
+        <w:t>.3. Actualización de documentos e historia</w:t>
+      </w:r>
+    </w:p>
+    <w:p>
+      <w:pPr>
+        <w:pStyle w:val="Prrafodelista"/>
+        <w:numPr>
+          <w:ilvl w:val="0"/>
+          <w:numId w:val="8"/>
+        </w:numPr>
+        <w:rPr>
+          <w:b/>
+          <w:bCs/>
+        </w:rPr>
+      </w:pPr>
+      <w:r>
+        <w:rPr>
+          <w:rFonts w:eastAsia="Times New Roman" w:cs="Times New Roman"/>
+          <w:b/>
+          <w:bCs/>
+          <w:i/>
+          <w:iCs/>
+          <w:sz w:val="22"/>
+        </w:rPr>
+        <w:t>Actualización del repositorio desde Git Bash.</w:t>
+      </w:r>
+    </w:p>
+    <w:p>
+      <w:pPr>
+        <w:spacing w:line="480" w:lineRule="auto"/>
+        <w:ind w:left="360"/>
+        <w:jc w:val="both"/>
+      </w:pPr>
+      <w:r>
+        <w:rPr>
+          <w:rFonts w:eastAsia="Times New Roman" w:cs="Times New Roman"/>
+          <w:szCs w:val="24"/>
+        </w:rPr>
+        <w:t xml:space="preserve">Para actualizar el repositorio se repite el ciclo </w:t>
+      </w:r>
+      <w:proofErr w:type="spellStart"/>
+      <w:r>
+        <w:rPr>
+          <w:rFonts w:eastAsia="Times New Roman" w:cs="Times New Roman"/>
+          <w:szCs w:val="24"/>
+        </w:rPr>
+        <w:t>git</w:t>
+      </w:r>
+      <w:proofErr w:type="spellEnd"/>
+      <w:r>
+        <w:rPr>
+          <w:rFonts w:eastAsia="Times New Roman" w:cs="Times New Roman"/>
+          <w:szCs w:val="24"/>
+        </w:rPr>
+        <w:t xml:space="preserve"> </w:t>
+      </w:r>
+      <w:proofErr w:type="spellStart"/>
+      <w:proofErr w:type="gramStart"/>
+      <w:r>
+        <w:rPr>
+          <w:rFonts w:eastAsia="Times New Roman" w:cs="Times New Roman"/>
+          <w:szCs w:val="24"/>
+        </w:rPr>
+        <w:t>add</w:t>
+      </w:r>
+      <w:proofErr w:type="spellEnd"/>
+      <w:r>
+        <w:rPr>
+          <w:rFonts w:eastAsia="Times New Roman" w:cs="Times New Roman"/>
+          <w:szCs w:val="24"/>
+        </w:rPr>
+        <w:t xml:space="preserve"> .</w:t>
+      </w:r>
+      <w:proofErr w:type="gramEnd"/>
+      <w:r>
+        <w:rPr>
+          <w:rFonts w:eastAsia="Times New Roman" w:cs="Times New Roman"/>
+          <w:szCs w:val="24"/>
+        </w:rPr>
+        <w:t xml:space="preserve">, </w:t>
+      </w:r>
+      <w:proofErr w:type="spellStart"/>
+      <w:r>
+        <w:rPr>
+          <w:rFonts w:eastAsia="Times New Roman" w:cs="Times New Roman"/>
+          <w:szCs w:val="24"/>
+        </w:rPr>
+        <w:t>git</w:t>
+      </w:r>
+      <w:proofErr w:type="spellEnd"/>
+      <w:r>
+        <w:rPr>
+          <w:rFonts w:eastAsia="Times New Roman" w:cs="Times New Roman"/>
+          <w:szCs w:val="24"/>
+        </w:rPr>
+        <w:t xml:space="preserve"> </w:t>
+      </w:r>
+      <w:proofErr w:type="spellStart"/>
+      <w:r>
+        <w:rPr>
+          <w:rFonts w:eastAsia="Times New Roman" w:cs="Times New Roman"/>
+          <w:szCs w:val="24"/>
+        </w:rPr>
+        <w:t>commit</w:t>
+      </w:r>
+      <w:proofErr w:type="spellEnd"/>
+      <w:r>
+        <w:rPr>
+          <w:rFonts w:eastAsia="Times New Roman" w:cs="Times New Roman"/>
+          <w:szCs w:val="24"/>
+        </w:rPr>
+        <w:t xml:space="preserve"> -m y </w:t>
+      </w:r>
+      <w:proofErr w:type="spellStart"/>
+      <w:r>
+        <w:rPr>
+          <w:rFonts w:eastAsia="Times New Roman" w:cs="Times New Roman"/>
+          <w:szCs w:val="24"/>
+        </w:rPr>
+        <w:t>git</w:t>
+      </w:r>
+      <w:proofErr w:type="spellEnd"/>
+      <w:r>
+        <w:rPr>
+          <w:rFonts w:eastAsia="Times New Roman" w:cs="Times New Roman"/>
+          <w:szCs w:val="24"/>
+        </w:rPr>
+        <w:t xml:space="preserve"> </w:t>
+      </w:r>
+      <w:proofErr w:type="spellStart"/>
+      <w:r>
+        <w:rPr>
+          <w:rFonts w:eastAsia="Times New Roman" w:cs="Times New Roman"/>
+          <w:szCs w:val="24"/>
+        </w:rPr>
+        <w:t>push</w:t>
+      </w:r>
+      <w:proofErr w:type="spellEnd"/>
+      <w:r>
+        <w:rPr>
+          <w:rFonts w:eastAsia="Times New Roman" w:cs="Times New Roman"/>
+          <w:szCs w:val="24"/>
+        </w:rPr>
+        <w:t xml:space="preserve">. Git informa los objetos enviados y el rango de </w:t>
+      </w:r>
+      <w:proofErr w:type="spellStart"/>
+      <w:r>
+        <w:rPr>
+          <w:rFonts w:eastAsia="Times New Roman" w:cs="Times New Roman"/>
+          <w:szCs w:val="24"/>
+        </w:rPr>
+        <w:t>commits</w:t>
+      </w:r>
+      <w:proofErr w:type="spellEnd"/>
+      <w:r>
+        <w:rPr>
+          <w:rFonts w:eastAsia="Times New Roman" w:cs="Times New Roman"/>
+          <w:szCs w:val="24"/>
+        </w:rPr>
+        <w:t xml:space="preserve"> sincronizados (ef</w:t>
+      </w:r>
+      <w:proofErr w:type="gramStart"/>
+      <w:r>
+        <w:rPr>
+          <w:rFonts w:eastAsia="Times New Roman" w:cs="Times New Roman"/>
+          <w:szCs w:val="24"/>
+        </w:rPr>
+        <w:t>40392..</w:t>
+      </w:r>
+      <w:proofErr w:type="gramEnd"/>
+      <w:r>
+        <w:rPr>
+          <w:rFonts w:eastAsia="Times New Roman" w:cs="Times New Roman"/>
+          <w:szCs w:val="24"/>
+        </w:rPr>
+        <w:t>47ecdbb).</w:t>
+      </w:r>
+    </w:p>
+    <w:p>
+      <w:pPr>
+        <w:ind w:left="360"/>
+        <w:rPr>
+          <w:rFonts w:eastAsia="Times New Roman" w:cs="Times New Roman"/>
+          <w:b/>
+          <w:bCs/>
+          <w:sz w:val="22"/>
+        </w:rPr>
+      </w:pPr>
+      <w:r>
+        <w:rPr>
+          <w:rFonts w:eastAsia="Times New Roman" w:cs="Times New Roman"/>
+          <w:b/>
+          <w:bCs/>
+          <w:noProof/>
+          <w:sz w:val="22"/>
+        </w:rPr>
+        <w:drawing>
+          <wp:inline distT="0" distB="0" distL="0" distR="0" wp14:anchorId="7C0AE204" wp14:editId="7D5015A2">
+            <wp:extent cx="5488018" cy="3143250"/>
+            <wp:effectExtent l="0" t="0" r="0" b="0"/>
+            <wp:docPr id="1268121997" name="Imagen 13"/>
+            <wp:cNvGraphicFramePr>
+              <a:graphicFrameLocks xmlns:a="http://schemas.openxmlformats.org/drawingml/2006/main" noChangeAspect="1"/>
+            </wp:cNvGraphicFramePr>
+            <a:graphic xmlns:a="http://schemas.openxmlformats.org/drawingml/2006/main">
+              <a:graphicData uri="http://schemas.openxmlformats.org/drawingml/2006/picture">
+                <pic:pic xmlns:pic="http://schemas.openxmlformats.org/drawingml/2006/picture">
+                  <pic:nvPicPr>
+                    <pic:cNvPr id="0" name="Picture 3"/>
+                    <pic:cNvPicPr>
+                      <a:picLocks noChangeAspect="1" noChangeArrowheads="1"/>
+                    </pic:cNvPicPr>
+                  </pic:nvPicPr>
+                  <pic:blipFill>
+                    <a:blip r:embed="rId21">
+                      <a:extLst>
+                        <a:ext uri="{28A0092B-C50C-407E-A947-70E740481C1C}">
+                          <a14:useLocalDpi xmlns:a14="http://schemas.microsoft.com/office/drawing/2010/main" val="0"/>
+                        </a:ext>
+                      </a:extLst>
+                    </a:blip>
+                    <a:srcRect/>
+                    <a:stretch>
+                      <a:fillRect/>
+                    </a:stretch>
+                  </pic:blipFill>
+                  <pic:spPr bwMode="auto">
+                    <a:xfrm>
+                      <a:off x="0" y="0"/>
+                      <a:ext cx="5500583" cy="3150446"/>
+                    </a:xfrm>
+                    <a:prstGeom prst="rect">
+                      <a:avLst/>
+                    </a:prstGeom>
+                    <a:noFill/>
+                  </pic:spPr>
+                </pic:pic>
+              </a:graphicData>
+            </a:graphic>
+          </wp:inline>
+        </w:drawing>
+      </w:r>
+    </w:p>
+    <w:p>
+      <w:pPr>
+        <w:pStyle w:val="Prrafodelista"/>
+        <w:numPr>
+          <w:ilvl w:val="0"/>
+          <w:numId w:val="8"/>
+        </w:numPr>
+        <w:rPr>
+          <w:rFonts w:eastAsia="Times New Roman" w:cs="Times New Roman"/>
+          <w:b/>
+          <w:bCs/>
+          <w:sz w:val="22"/>
+        </w:rPr>
+      </w:pPr>
+      <w:r>
+        <w:rPr>
+          <w:rFonts w:eastAsia="Times New Roman" w:cs="Times New Roman"/>
+          <w:i/>
+          <w:iCs/>
+          <w:sz w:val="22"/>
+        </w:rPr>
+        <w:t xml:space="preserve">Historial de </w:t>
+      </w:r>
+      <w:proofErr w:type="spellStart"/>
+      <w:r>
+        <w:rPr>
+          <w:rFonts w:eastAsia="Times New Roman" w:cs="Times New Roman"/>
+          <w:i/>
+          <w:iCs/>
+          <w:sz w:val="22"/>
+        </w:rPr>
+        <w:t>commits</w:t>
+      </w:r>
+      <w:proofErr w:type="spellEnd"/>
+      <w:r>
+        <w:rPr>
+          <w:rFonts w:eastAsia="Times New Roman" w:cs="Times New Roman"/>
+          <w:i/>
+          <w:iCs/>
+          <w:sz w:val="22"/>
+        </w:rPr>
+        <w:t xml:space="preserve"> en GitHub.</w:t>
+      </w:r>
+    </w:p>
+    <w:p>
+      <w:pPr>
+        <w:spacing w:line="480" w:lineRule="auto"/>
+        <w:ind w:left="360"/>
+        <w:jc w:val="both"/>
+        <w:rPr>
+          <w:rFonts w:eastAsia="Times New Roman" w:cs="Times New Roman"/>
+          <w:szCs w:val="24"/>
+        </w:rPr>
+      </w:pPr>
+      <w:r>
+        <w:rPr>
+          <w:rFonts w:eastAsia="Times New Roman" w:cs="Times New Roman"/>
+          <w:szCs w:val="24"/>
+        </w:rPr>
+        <w:t xml:space="preserve">La sección </w:t>
+      </w:r>
+      <w:proofErr w:type="spellStart"/>
+      <w:r>
+        <w:rPr>
+          <w:rFonts w:eastAsia="Times New Roman" w:cs="Times New Roman"/>
+          <w:szCs w:val="24"/>
+        </w:rPr>
+        <w:t>Commits</w:t>
+      </w:r>
+      <w:proofErr w:type="spellEnd"/>
+      <w:r>
+        <w:rPr>
+          <w:rFonts w:eastAsia="Times New Roman" w:cs="Times New Roman"/>
+          <w:szCs w:val="24"/>
+        </w:rPr>
+        <w:t xml:space="preserve"> lista, en orden cronológico, los cambios registrados el 12 de octubre de 2026 con su autor, mensaje e identificador único (14b4e91, ef40392 y 47ecdbb). Es la evidencia de trazabilidad de versiones.</w:t>
+      </w:r>
+    </w:p>
+    <w:p>
+      <w:pPr>
+        <w:spacing w:line="480" w:lineRule="auto"/>
+        <w:ind w:left="360"/>
+        <w:jc w:val="both"/>
+        <w:rPr>
+          <w:rFonts w:eastAsia="Times New Roman" w:cs="Times New Roman"/>
+          <w:szCs w:val="24"/>
+        </w:rPr>
+      </w:pPr>
+      <w:r>
+        <w:rPr>
+          <w:rFonts w:eastAsia="Times New Roman" w:cs="Times New Roman"/>
+          <w:szCs w:val="24"/>
+        </w:rPr>
+        <w:drawing>
+          <wp:inline distT="0" distB="0" distL="0" distR="0" wp14:anchorId="64D3FFDC" wp14:editId="2162144B">
+            <wp:extent cx="5944870" cy="2423795"/>
+            <wp:effectExtent l="0" t="0" r="0" b="0"/>
+            <wp:docPr id="1959691078" name="Imagen 1"/>
+            <wp:cNvGraphicFramePr>
+              <a:graphicFrameLocks xmlns:a="http://schemas.openxmlformats.org/drawingml/2006/main" noChangeAspect="1"/>
+            </wp:cNvGraphicFramePr>
+            <a:graphic xmlns:a="http://schemas.openxmlformats.org/drawingml/2006/main">
+              <a:graphicData uri="http://schemas.openxmlformats.org/drawingml/2006/picture">
+                <pic:pic xmlns:pic="http://schemas.openxmlformats.org/drawingml/2006/picture">
+                  <pic:nvPicPr>
+                    <pic:cNvPr id="1959691078" name=""/>
+                    <pic:cNvPicPr/>
+                  </pic:nvPicPr>
+                  <pic:blipFill>
+                    <a:blip r:embed="rId22"/>
+                    <a:stretch>
+                      <a:fillRect/>
+                    </a:stretch>
+                  </pic:blipFill>
+                  <pic:spPr>
+                    <a:xfrm>
+                      <a:off x="0" y="0"/>
+                      <a:ext cx="5944870" cy="2423795"/>
+                    </a:xfrm>
+                    <a:prstGeom prst="rect">
+                      <a:avLst/>
+                    </a:prstGeom>
+                  </pic:spPr>
+                </pic:pic>
+              </a:graphicData>
+            </a:graphic>
+          </wp:inline>
+        </w:drawing>
+      </w:r>
+    </w:p>
+    <w:p>
+      <w:pPr>
+        <w:rPr>
+          <w:b/>
+          <w:bCs/>
+        </w:rPr>
+      </w:pPr>
+      <w:r>
+        <w:rPr>
+          <w:b/>
+          <w:bCs/>
+        </w:rPr>
+        <w:lastRenderedPageBreak/>
+        <w:t xml:space="preserve">      </w:t>
+      </w:r>
+      <w:r>
+        <w:rPr>
+          <w:b/>
+          <w:bCs/>
+        </w:rPr>
+        <w:t xml:space="preserve">6. </w:t>
+      </w:r>
+      <w:r>
+        <w:rPr>
+          <w:b/>
+          <w:bCs/>
+        </w:rPr>
+        <w:t xml:space="preserve"> Conclusiones</w:t>
+      </w:r>
+    </w:p>
+    <w:p>
+      <w:pPr>
+        <w:pStyle w:val="Prrafodelista"/>
+        <w:numPr>
+          <w:ilvl w:val="0"/>
+          <w:numId w:val="9"/>
+        </w:numPr>
+        <w:spacing w:line="480" w:lineRule="auto"/>
+        <w:contextualSpacing w:val="0"/>
+        <w:jc w:val="both"/>
+      </w:pPr>
+      <w:r>
+        <w:rPr>
+          <w:rFonts w:eastAsia="Times New Roman" w:cs="Times New Roman"/>
+          <w:szCs w:val="24"/>
+        </w:rPr>
+        <w:t>El análisis de actores, requisitos y estados permitió delimitar el alcance del sistema y entender cómo debe gestionarse un caso desde el reporte hasta la adopción.</w:t>
+      </w:r>
+    </w:p>
+    <w:p>
+      <w:pPr>
+        <w:pStyle w:val="Prrafodelista"/>
+        <w:numPr>
+          <w:ilvl w:val="0"/>
+          <w:numId w:val="9"/>
+        </w:numPr>
+        <w:spacing w:line="480" w:lineRule="auto"/>
+        <w:contextualSpacing w:val="0"/>
+        <w:jc w:val="both"/>
+      </w:pPr>
+      <w:r>
+        <w:rPr>
+          <w:rFonts w:eastAsia="Times New Roman" w:cs="Times New Roman"/>
+          <w:szCs w:val="24"/>
+        </w:rPr>
+        <w:t>Los diagramas UML ofrecen vistas complementarias (funciones, estructura, colaboración y arquitectura) y mantienen coherencia entre sí, lo que reduce errores antes de programar.</w:t>
+      </w:r>
+    </w:p>
+    <w:p>
+      <w:pPr>
+        <w:pStyle w:val="Prrafodelista"/>
+        <w:numPr>
+          <w:ilvl w:val="0"/>
+          <w:numId w:val="9"/>
+        </w:numPr>
+        <w:spacing w:line="480" w:lineRule="auto"/>
+        <w:contextualSpacing w:val="0"/>
+        <w:jc w:val="both"/>
+      </w:pPr>
+      <w:r>
+        <w:rPr>
+          <w:rFonts w:eastAsia="Times New Roman" w:cs="Times New Roman"/>
+          <w:szCs w:val="24"/>
+        </w:rPr>
+        <w:t xml:space="preserve">Los patrones Singleton, </w:t>
+      </w:r>
+      <w:proofErr w:type="spellStart"/>
+      <w:r>
+        <w:rPr>
+          <w:rFonts w:eastAsia="Times New Roman" w:cs="Times New Roman"/>
+          <w:szCs w:val="24"/>
+        </w:rPr>
+        <w:t>Observer</w:t>
+      </w:r>
+      <w:proofErr w:type="spellEnd"/>
+      <w:r>
+        <w:rPr>
+          <w:rFonts w:eastAsia="Times New Roman" w:cs="Times New Roman"/>
+          <w:szCs w:val="24"/>
+        </w:rPr>
+        <w:t xml:space="preserve"> y Factory Method, junto con MVC, resuelven problemas concretos del sistema: un registro único de casos, notificaciones automáticas y creación extensible de especies.</w:t>
+      </w:r>
+    </w:p>
+    <w:p>
+      <w:pPr>
+        <w:pStyle w:val="Prrafodelista"/>
+        <w:numPr>
+          <w:ilvl w:val="0"/>
+          <w:numId w:val="9"/>
+        </w:numPr>
+        <w:spacing w:line="480" w:lineRule="auto"/>
+        <w:contextualSpacing w:val="0"/>
+        <w:jc w:val="both"/>
+      </w:pPr>
+      <w:r>
+        <w:rPr>
+          <w:rFonts w:eastAsia="Times New Roman" w:cs="Times New Roman"/>
+          <w:szCs w:val="24"/>
+        </w:rPr>
+        <w:t xml:space="preserve">Git y </w:t>
+      </w:r>
+      <w:proofErr w:type="spellStart"/>
+      <w:r>
+        <w:rPr>
+          <w:rFonts w:eastAsia="Times New Roman" w:cs="Times New Roman"/>
+          <w:szCs w:val="24"/>
+        </w:rPr>
+        <w:t>Gitflow</w:t>
+      </w:r>
+      <w:proofErr w:type="spellEnd"/>
+      <w:r>
+        <w:rPr>
+          <w:rFonts w:eastAsia="Times New Roman" w:cs="Times New Roman"/>
+          <w:szCs w:val="24"/>
+        </w:rPr>
+        <w:t xml:space="preserve">, con </w:t>
+      </w:r>
+      <w:proofErr w:type="spellStart"/>
+      <w:r>
+        <w:rPr>
+          <w:rFonts w:eastAsia="Times New Roman" w:cs="Times New Roman"/>
+          <w:szCs w:val="24"/>
+        </w:rPr>
+        <w:t>commits</w:t>
+      </w:r>
+      <w:proofErr w:type="spellEnd"/>
+      <w:r>
+        <w:rPr>
+          <w:rFonts w:eastAsia="Times New Roman" w:cs="Times New Roman"/>
+          <w:szCs w:val="24"/>
+        </w:rPr>
+        <w:t xml:space="preserve"> descriptivos y un repositorio público, aportan trazabilidad de las versiones del trabajo.</w:t>
+      </w:r>
+    </w:p>
+    <w:p>
+      <w:pPr>
+        <w:rPr>
+          <w:b/>
+          <w:bCs/>
+        </w:rPr>
+      </w:pPr>
+      <w:r>
+        <w:rPr>
+          <w:b/>
+          <w:bCs/>
+        </w:rPr>
+        <w:t xml:space="preserve">      </w:t>
+      </w:r>
+      <w:r>
+        <w:rPr>
+          <w:b/>
+          <w:bCs/>
+        </w:rPr>
+        <w:t>7.</w:t>
+      </w:r>
+      <w:r>
+        <w:rPr>
+          <w:b/>
+          <w:bCs/>
+        </w:rPr>
+        <w:t xml:space="preserve"> </w:t>
+      </w:r>
+      <w:r>
+        <w:rPr>
+          <w:b/>
+          <w:bCs/>
+        </w:rPr>
+        <w:t>Recomendaciones</w:t>
+      </w:r>
+    </w:p>
+    <w:p>
+      <w:pPr>
+        <w:pStyle w:val="Prrafodelista"/>
+        <w:numPr>
+          <w:ilvl w:val="0"/>
+          <w:numId w:val="2"/>
+        </w:numPr>
+        <w:spacing w:line="480" w:lineRule="auto"/>
+        <w:contextualSpacing w:val="0"/>
+        <w:jc w:val="both"/>
+      </w:pPr>
+      <w:r>
+        <w:rPr>
+          <w:rFonts w:eastAsia="Times New Roman" w:cs="Times New Roman"/>
+          <w:szCs w:val="24"/>
+        </w:rPr>
+        <w:t>Ampliar el catálogo de animales con nuevas especies mediante nuevas fábricas.</w:t>
+      </w:r>
+    </w:p>
+    <w:p>
+      <w:pPr>
+        <w:pStyle w:val="Prrafodelista"/>
+        <w:numPr>
+          <w:ilvl w:val="0"/>
+          <w:numId w:val="2"/>
+        </w:numPr>
+        <w:spacing w:line="480" w:lineRule="auto"/>
+        <w:contextualSpacing w:val="0"/>
+        <w:jc w:val="both"/>
+      </w:pPr>
+      <w:r>
+        <w:rPr>
+          <w:rFonts w:eastAsia="Times New Roman" w:cs="Times New Roman"/>
+          <w:szCs w:val="24"/>
+        </w:rPr>
+        <w:t>Incorporar reportes estadísticos de rescates y adopciones.</w:t>
+      </w:r>
+    </w:p>
+    <w:p>
+      <w:pPr>
+        <w:pStyle w:val="Prrafodelista"/>
+        <w:numPr>
+          <w:ilvl w:val="0"/>
+          <w:numId w:val="2"/>
+        </w:numPr>
+        <w:spacing w:line="480" w:lineRule="auto"/>
+        <w:contextualSpacing w:val="0"/>
+        <w:jc w:val="both"/>
+      </w:pPr>
+      <w:r>
+        <w:rPr>
+          <w:rFonts w:eastAsia="Times New Roman" w:cs="Times New Roman"/>
+          <w:szCs w:val="24"/>
+        </w:rPr>
+        <w:t>Implementar controles de acceso por rol y seguimiento detallado de la recuperación.</w:t>
+      </w:r>
+    </w:p>
+    <w:p>
+      <w:pPr>
+        <w:pStyle w:val="Prrafodelista"/>
+        <w:numPr>
+          <w:ilvl w:val="0"/>
+          <w:numId w:val="2"/>
+        </w:numPr>
+        <w:spacing w:line="480" w:lineRule="auto"/>
+        <w:contextualSpacing w:val="0"/>
+        <w:jc w:val="both"/>
+      </w:pPr>
+      <w:r>
+        <w:rPr>
+          <w:rFonts w:eastAsia="Times New Roman" w:cs="Times New Roman"/>
+          <w:szCs w:val="24"/>
+        </w:rPr>
+        <w:t xml:space="preserve">Mantener </w:t>
+      </w:r>
+      <w:proofErr w:type="spellStart"/>
+      <w:r>
+        <w:rPr>
+          <w:rFonts w:eastAsia="Times New Roman" w:cs="Times New Roman"/>
+          <w:szCs w:val="24"/>
+        </w:rPr>
+        <w:t>commits</w:t>
+      </w:r>
+      <w:proofErr w:type="spellEnd"/>
+      <w:r>
+        <w:rPr>
+          <w:rFonts w:eastAsia="Times New Roman" w:cs="Times New Roman"/>
+          <w:szCs w:val="24"/>
+        </w:rPr>
+        <w:t xml:space="preserve"> pequeños y descriptivos que correspondan a cambios reales en los archivos.</w:t>
+      </w:r>
+    </w:p>
+    <w:p>
+      <w:pPr>
+        <w:spacing w:line="480" w:lineRule="auto"/>
+        <w:jc w:val="both"/>
+      </w:pPr>
+      <w:r>
+        <w:t>8. Links</w:t>
+      </w:r>
+    </w:p>
+    <w:p>
+      <w:pPr>
+        <w:pStyle w:val="Prrafodelista"/>
+        <w:numPr>
+          <w:ilvl w:val="0"/>
+          <w:numId w:val="8"/>
+        </w:numPr>
+        <w:spacing w:line="480" w:lineRule="auto"/>
+        <w:jc w:val="both"/>
+      </w:pPr>
+      <w:r>
+        <w:t xml:space="preserve">Link de </w:t>
+      </w:r>
+      <w:proofErr w:type="spellStart"/>
+      <w:r>
+        <w:t>Github</w:t>
+      </w:r>
+      <w:proofErr w:type="spellEnd"/>
+      <w:r>
+        <w:t xml:space="preserve"> </w:t>
+      </w:r>
+    </w:p>
+    <w:p>
+      <w:pPr>
+        <w:pStyle w:val="Prrafodelista"/>
+        <w:spacing w:line="480" w:lineRule="auto"/>
+        <w:jc w:val="both"/>
+      </w:pPr>
+    </w:p>
+    <w:p>
+      <w:pPr>
+        <w:pStyle w:val="Prrafodelista"/>
+        <w:numPr>
+          <w:ilvl w:val="0"/>
+          <w:numId w:val="8"/>
+        </w:numPr>
+        <w:spacing w:line="480" w:lineRule="auto"/>
+        <w:jc w:val="both"/>
+      </w:pPr>
+      <w:r>
+        <w:t xml:space="preserve">Link de drive </w:t>
+      </w:r>
+    </w:p>
+    <w:p>
+      <w:pPr>
+        <w:spacing w:line="480" w:lineRule="auto"/>
+        <w:jc w:val="both"/>
+      </w:pPr>
+      <w:hyperlink r:id="rId23" w:history="1">
+        <w:r>
+          <w:rPr>
+            <w:rStyle w:val="Hipervnculo"/>
+          </w:rPr>
+          <w:t>https://drive.google.com/drive/folders/1ZTpFjzxn-ZkILg8aa1ZN5wcz3i4Njedj?usp=sharing</w:t>
+        </w:r>
+      </w:hyperlink>
+    </w:p>
+    <w:p>
+      <w:pPr>
+        <w:spacing w:line="480" w:lineRule="auto"/>
+        <w:jc w:val="both"/>
+      </w:pPr>
+    </w:p>
+    <w:p>
+      <w:pPr>
+        <w:spacing w:line="480" w:lineRule="auto"/>
+        <w:jc w:val="both"/>
+      </w:pPr>
+    </w:p>
+    <w:p>
+      <w:pPr>
+        <w:spacing w:line="480" w:lineRule="auto"/>
+        <w:jc w:val="both"/>
+      </w:pPr>
+    </w:p>
+    <w:p>
+      <w:pPr>
+        <w:rPr>
+          <w:b/>
+          <w:bCs/>
+        </w:rPr>
+      </w:pPr>
+      <w:r>
+        <w:rPr>
+          <w:b/>
+          <w:bCs/>
+        </w:rPr>
+        <w:lastRenderedPageBreak/>
+        <w:t xml:space="preserve"> 8. </w:t>
+      </w:r>
+      <w:r>
+        <w:rPr>
+          <w:b/>
+          <w:bCs/>
+        </w:rPr>
+        <w:t xml:space="preserve"> Referencias</w:t>
+      </w:r>
+    </w:p>
+    <w:p>
+      <w:pPr>
+        <w:spacing w:line="480" w:lineRule="auto"/>
+        <w:ind w:left="720" w:hanging="720"/>
+      </w:pPr>
+      <w:r>
+        <w:rPr>
+          <w:rFonts w:eastAsia="Times New Roman" w:cs="Times New Roman"/>
+          <w:szCs w:val="24"/>
+        </w:rPr>
+        <w:t>Pressman, R. S. (2021). Ingeniería del software: un enfoque práctico. McGraw-Hill.</w:t>
+      </w:r>
+    </w:p>
+    <w:p>
+      <w:pPr>
+        <w:spacing w:line="480" w:lineRule="auto"/>
+        <w:ind w:left="360"/>
+        <w:jc w:val="both"/>
+        <w:rPr>
+          <w:rFonts w:eastAsia="Times New Roman" w:cs="Times New Roman"/>
+          <w:b/>
+          <w:bCs/>
+          <w:szCs w:val="24"/>
+        </w:rPr>
+      </w:pPr>
+      <w:hyperlink r:id="rId24" w:history="1">
+        <w:r>
+          <w:rPr>
+            <w:rStyle w:val="Hipervnculo"/>
+            <w:rFonts w:eastAsia="Times New Roman" w:cs="Times New Roman"/>
+            <w:b/>
+            <w:bCs/>
+            <w:szCs w:val="24"/>
+          </w:rPr>
+          <w:t>https://youtu.be/MLTyb8_SfW8?si=axnOyTcVHddrFz3T</w:t>
+        </w:r>
+      </w:hyperlink>
+    </w:p>
+    <w:p>
+      <w:pPr>
+        <w:spacing w:line="480" w:lineRule="auto"/>
+        <w:ind w:left="360"/>
+        <w:jc w:val="both"/>
+        <w:rPr>
+          <w:rFonts w:eastAsia="Times New Roman" w:cs="Times New Roman"/>
+          <w:b/>
+          <w:bCs/>
+          <w:szCs w:val="24"/>
+        </w:rPr>
+      </w:pPr>
+      <w:hyperlink r:id="rId25" w:history="1">
+        <w:r>
+          <w:rPr>
+            <w:rStyle w:val="Hipervnculo"/>
+            <w:rFonts w:eastAsia="Times New Roman" w:cs="Times New Roman"/>
+            <w:b/>
+            <w:bCs/>
+            <w:szCs w:val="24"/>
+          </w:rPr>
+          <w:t>https://youtu.be/wJnPN-x80FM?si=gE2FPWpmwUT6l2UA</w:t>
+        </w:r>
+      </w:hyperlink>
+    </w:p>
+    <w:p>
+      <w:pPr>
+        <w:spacing w:line="480" w:lineRule="auto"/>
+        <w:ind w:left="360"/>
+        <w:jc w:val="both"/>
+        <w:rPr>
+          <w:rFonts w:eastAsia="Times New Roman" w:cs="Times New Roman"/>
+          <w:b/>
+          <w:bCs/>
+          <w:szCs w:val="24"/>
+        </w:rPr>
+      </w:pPr>
     </w:p>
     <w:sectPr>
+      <w:headerReference w:type="default" r:id="rId26"/>
       <w:pgSz w:w="12242" w:h="15842" w:code="1"/>
       <w:pgMar w:top="1440" w:right="1440" w:bottom="1440" w:left="1440" w:header="709" w:footer="709" w:gutter="0"/>
       <w:cols w:space="708"/>
@@ -18,6 +7084,1044 @@
     </w:sectPr>
   </w:body>
 </w:document>
+</file>
+
+<file path=word/endnotes.xml><?xml version="1.0" encoding="utf-8"?>
+<w:endnotes xmlns:wpc="http://schemas.microsoft.com/office/word/2010/wordprocessingCanvas" xmlns:cx="http://schemas.microsoft.com/office/drawing/2014/chartex" xmlns:cx1="http://schemas.microsoft.com/office/drawing/2015/9/8/chartex" xmlns:cx2="http://schemas.microsoft.com/office/drawing/2015/10/21/chartex" xmlns:cx3="http://schemas.microsoft.com/office/drawing/2016/5/9/chartex" xmlns:cx4="http://schemas.microsoft.com/office/drawing/2016/5/10/chartex" xmlns:cx5="http://schemas.microsoft.com/office/drawing/2016/5/11/chartex" xmlns:cx6="http://schemas.microsoft.com/office/drawing/2016/5/12/chartex" xmlns:cx7="http://schemas.microsoft.com/office/drawing/2016/5/13/chartex" xmlns:cx8="http://schemas.microsoft.com/office/drawing/2016/5/14/chartex" xmlns:mc="http://schemas.openxmlformats.org/markup-compatibility/2006" xmlns:aink="http://schemas.microsoft.com/office/drawing/2016/ink" xmlns:am3d="http://schemas.microsoft.com/office/drawing/2017/model3d" xmlns:o="urn:schemas-microsoft-com:office:office" xmlns:oel="http://schemas.microsoft.com/office/2019/extlst" xmlns:r="http://schemas.openxmlformats.org/officeDocument/2006/relationships" xmlns:m="http://schemas.openxmlformats.org/officeDocument/2006/math" xmlns:v="urn:schemas-microsoft-com:vml" xmlns:wp14="http://schemas.microsoft.com/office/word/2010/wordprocessingDrawing" xmlns:wp="http://schemas.openxmlformats.org/drawingml/2006/wordprocessingDrawing" xmlns:w10="urn:schemas-microsoft-com:office:word" xmlns:w="http://schemas.openxmlformats.org/wordprocessingml/2006/main" xmlns:w14="http://schemas.microsoft.com/office/word/2010/wordml" xmlns:w15="http://schemas.microsoft.com/office/word/2012/wordml" xmlns:w16cex="http://schemas.microsoft.com/office/word/2018/wordml/cex" xmlns:w16cid="http://schemas.microsoft.com/office/word/2016/wordml/cid" xmlns:w16="http://schemas.microsoft.com/office/word/2018/wordml" xmlns:w16du="http://schemas.microsoft.com/office/word/2023/wordml/word16du" xmlns:w16sdtdh="http://schemas.microsoft.com/office/word/2020/wordml/sdtdatahash" xmlns:w16sdtfl="http://schemas.microsoft.com/office/word/2024/wordml/sdtformatlock" xmlns:w16se="http://schemas.microsoft.com/office/word/2015/wordml/symex" xmlns:wpg="http://schemas.microsoft.com/office/word/2010/wordprocessingGroup" xmlns:wpi="http://schemas.microsoft.com/office/word/2010/wordprocessingInk" xmlns:wne="http://schemas.microsoft.com/office/word/2006/wordml" xmlns:wps="http://schemas.microsoft.com/office/word/2010/wordprocessingShape" mc:Ignorable="w14 w15 w16se w16cid w16 w16cex w16sdtdh w16sdtfl w16du wp14">
+  <w:endnote w:type="separator" w:id="-1">
+    <w:p>
+      <w:pPr>
+        <w:spacing w:line="240" w:lineRule="auto"/>
+      </w:pPr>
+      <w:r>
+        <w:separator/>
+      </w:r>
+    </w:p>
+  </w:endnote>
+  <w:endnote w:type="continuationSeparator" w:id="0">
+    <w:p>
+      <w:pPr>
+        <w:spacing w:line="240" w:lineRule="auto"/>
+      </w:pPr>
+      <w:r>
+        <w:continuationSeparator/>
+      </w:r>
+    </w:p>
+  </w:endnote>
+</w:endnotes>
+</file>
+
+<file path=word/footnotes.xml><?xml version="1.0" encoding="utf-8"?>
+<w:footnotes xmlns:wpc="http://schemas.microsoft.com/office/word/2010/wordprocessingCanvas" xmlns:cx="http://schemas.microsoft.com/office/drawing/2014/chartex" xmlns:cx1="http://schemas.microsoft.com/office/drawing/2015/9/8/chartex" xmlns:cx2="http://schemas.microsoft.com/office/drawing/2015/10/21/chartex" xmlns:cx3="http://schemas.microsoft.com/office/drawing/2016/5/9/chartex" xmlns:cx4="http://schemas.microsoft.com/office/drawing/2016/5/10/chartex" xmlns:cx5="http://schemas.microsoft.com/office/drawing/2016/5/11/chartex" xmlns:cx6="http://schemas.microsoft.com/office/drawing/2016/5/12/chartex" xmlns:cx7="http://schemas.microsoft.com/office/drawing/2016/5/13/chartex" xmlns:cx8="http://schemas.microsoft.com/office/drawing/2016/5/14/chartex" xmlns:mc="http://schemas.openxmlformats.org/markup-compatibility/2006" xmlns:aink="http://schemas.microsoft.com/office/drawing/2016/ink" xmlns:am3d="http://schemas.microsoft.com/office/drawing/2017/model3d" xmlns:o="urn:schemas-microsoft-com:office:office" xmlns:oel="http://schemas.microsoft.com/office/2019/extlst" xmlns:r="http://schemas.openxmlformats.org/officeDocument/2006/relationships" xmlns:m="http://schemas.openxmlformats.org/officeDocument/2006/math" xmlns:v="urn:schemas-microsoft-com:vml" xmlns:wp14="http://schemas.microsoft.com/office/word/2010/wordprocessingDrawing" xmlns:wp="http://schemas.openxmlformats.org/drawingml/2006/wordprocessingDrawing" xmlns:w10="urn:schemas-microsoft-com:office:word" xmlns:w="http://schemas.openxmlformats.org/wordprocessingml/2006/main" xmlns:w14="http://schemas.microsoft.com/office/word/2010/wordml" xmlns:w15="http://schemas.microsoft.com/office/word/2012/wordml" xmlns:w16cex="http://schemas.microsoft.com/office/word/2018/wordml/cex" xmlns:w16cid="http://schemas.microsoft.com/office/word/2016/wordml/cid" xmlns:w16="http://schemas.microsoft.com/office/word/2018/wordml" xmlns:w16du="http://schemas.microsoft.com/office/word/2023/wordml/word16du" xmlns:w16sdtdh="http://schemas.microsoft.com/office/word/2020/wordml/sdtdatahash" xmlns:w16sdtfl="http://schemas.microsoft.com/office/word/2024/wordml/sdtformatlock" xmlns:w16se="http://schemas.microsoft.com/office/word/2015/wordml/symex" xmlns:wpg="http://schemas.microsoft.com/office/word/2010/wordprocessingGroup" xmlns:wpi="http://schemas.microsoft.com/office/word/2010/wordprocessingInk" xmlns:wne="http://schemas.microsoft.com/office/word/2006/wordml" xmlns:wps="http://schemas.microsoft.com/office/word/2010/wordprocessingShape" mc:Ignorable="w14 w15 w16se w16cid w16 w16cex w16sdtdh w16sdtfl w16du wp14">
+  <w:footnote w:type="separator" w:id="-1">
+    <w:p>
+      <w:pPr>
+        <w:spacing w:line="240" w:lineRule="auto"/>
+      </w:pPr>
+      <w:r>
+        <w:separator/>
+      </w:r>
+    </w:p>
+  </w:footnote>
+  <w:footnote w:type="continuationSeparator" w:id="0">
+    <w:p>
+      <w:pPr>
+        <w:spacing w:line="240" w:lineRule="auto"/>
+      </w:pPr>
+      <w:r>
+        <w:continuationSeparator/>
+      </w:r>
+    </w:p>
+  </w:footnote>
+</w:footnotes>
+</file>
+
+<file path=word/header1.xml><?xml version="1.0" encoding="utf-8"?>
+<w:hdr xmlns:wpc="http://schemas.microsoft.com/office/word/2010/wordprocessingCanvas" xmlns:cx="http://schemas.microsoft.com/office/drawing/2014/chartex" xmlns:cx1="http://schemas.microsoft.com/office/drawing/2015/9/8/chartex" xmlns:cx2="http://schemas.microsoft.com/office/drawing/2015/10/21/chartex" xmlns:cx3="http://schemas.microsoft.com/office/drawing/2016/5/9/chartex" xmlns:cx4="http://schemas.microsoft.com/office/drawing/2016/5/10/chartex" xmlns:cx5="http://schemas.microsoft.com/office/drawing/2016/5/11/chartex" xmlns:cx6="http://schemas.microsoft.com/office/drawing/2016/5/12/chartex" xmlns:cx7="http://schemas.microsoft.com/office/drawing/2016/5/13/chartex" xmlns:cx8="http://schemas.microsoft.com/office/drawing/2016/5/14/chartex" xmlns:mc="http://schemas.openxmlformats.org/markup-compatibility/2006" xmlns:aink="http://schemas.microsoft.com/office/drawing/2016/ink" xmlns:am3d="http://schemas.microsoft.com/office/drawing/2017/model3d" xmlns:o="urn:schemas-microsoft-com:office:office" xmlns:oel="http://schemas.microsoft.com/office/2019/extlst" xmlns:r="http://schemas.openxmlformats.org/officeDocument/2006/relationships" xmlns:m="http://schemas.openxmlformats.org/officeDocument/2006/math" xmlns:v="urn:schemas-microsoft-com:vml" xmlns:wp14="http://schemas.microsoft.com/office/word/2010/wordprocessingDrawing" xmlns:wp="http://schemas.openxmlformats.org/drawingml/2006/wordprocessingDrawing" xmlns:w10="urn:schemas-microsoft-com:office:word" xmlns:w="http://schemas.openxmlformats.org/wordprocessingml/2006/main" xmlns:w14="http://schemas.microsoft.com/office/word/2010/wordml" xmlns:w15="http://schemas.microsoft.com/office/word/2012/wordml" xmlns:w16cex="http://schemas.microsoft.com/office/word/2018/wordml/cex" xmlns:w16cid="http://schemas.microsoft.com/office/word/2016/wordml/cid" xmlns:w16="http://schemas.microsoft.com/office/word/2018/wordml" xmlns:w16du="http://schemas.microsoft.com/office/word/2023/wordml/word16du" xmlns:w16sdtdh="http://schemas.microsoft.com/office/word/2020/wordml/sdtdatahash" xmlns:w16sdtfl="http://schemas.microsoft.com/office/word/2024/wordml/sdtformatlock" xmlns:w16se="http://schemas.microsoft.com/office/word/2015/wordml/symex" xmlns:wpg="http://schemas.microsoft.com/office/word/2010/wordprocessingGroup" xmlns:wpi="http://schemas.microsoft.com/office/word/2010/wordprocessingInk" xmlns:wne="http://schemas.microsoft.com/office/word/2006/wordml" xmlns:wps="http://schemas.microsoft.com/office/word/2010/wordprocessingShape" mc:Ignorable="w14 w15 w16se w16cid w16 w16cex w16sdtdh w16sdtfl w16du wp14">
+  <w:p>
+    <w:pPr>
+      <w:pStyle w:val="Encabezado"/>
+    </w:pPr>
+    <w:r>
+      <w:rPr>
+        <w:noProof/>
+        <w:lang w:eastAsia="es-419"/>
+      </w:rPr>
+      <w:drawing>
+        <wp:anchor distT="0" distB="0" distL="114300" distR="114300" simplePos="0" relativeHeight="251659264" behindDoc="1" locked="0" layoutInCell="1" allowOverlap="1" wp14:anchorId="1CF87D71" wp14:editId="74E26C75">
+          <wp:simplePos x="0" y="0"/>
+          <wp:positionH relativeFrom="page">
+            <wp:align>right</wp:align>
+          </wp:positionH>
+          <wp:positionV relativeFrom="page">
+            <wp:align>top</wp:align>
+          </wp:positionV>
+          <wp:extent cx="7759467" cy="11185872"/>
+          <wp:effectExtent l="0" t="0" r="0" b="0"/>
+          <wp:wrapNone/>
+          <wp:docPr id="141" name="Imagen 6"/>
+          <wp:cNvGraphicFramePr>
+            <a:graphicFrameLocks xmlns:a="http://schemas.openxmlformats.org/drawingml/2006/main"/>
+          </wp:cNvGraphicFramePr>
+          <a:graphic xmlns:a="http://schemas.openxmlformats.org/drawingml/2006/main">
+            <a:graphicData uri="http://schemas.openxmlformats.org/drawingml/2006/picture">
+              <pic:pic xmlns:pic="http://schemas.openxmlformats.org/drawingml/2006/picture">
+                <pic:nvPicPr>
+                  <pic:cNvPr id="0" name="Picture 6"/>
+                  <pic:cNvPicPr>
+                    <a:picLocks/>
+                  </pic:cNvPicPr>
+                </pic:nvPicPr>
+                <pic:blipFill>
+                  <a:blip r:embed="rId1" cstate="print">
+                    <a:extLst>
+                      <a:ext uri="{28A0092B-C50C-407E-A947-70E740481C1C}">
+                        <a14:useLocalDpi xmlns:a14="http://schemas.microsoft.com/office/drawing/2010/main" val="0"/>
+                      </a:ext>
+                    </a:extLst>
+                  </a:blip>
+                  <a:srcRect/>
+                  <a:stretch>
+                    <a:fillRect/>
+                  </a:stretch>
+                </pic:blipFill>
+                <pic:spPr bwMode="auto">
+                  <a:xfrm>
+                    <a:off x="0" y="0"/>
+                    <a:ext cx="7759467" cy="11185872"/>
+                  </a:xfrm>
+                  <a:prstGeom prst="rect">
+                    <a:avLst/>
+                  </a:prstGeom>
+                  <a:noFill/>
+                </pic:spPr>
+              </pic:pic>
+            </a:graphicData>
+          </a:graphic>
+          <wp14:sizeRelH relativeFrom="page">
+            <wp14:pctWidth>0</wp14:pctWidth>
+          </wp14:sizeRelH>
+          <wp14:sizeRelV relativeFrom="page">
+            <wp14:pctHeight>0</wp14:pctHeight>
+          </wp14:sizeRelV>
+        </wp:anchor>
+      </w:drawing>
+    </w:r>
+  </w:p>
+</w:hdr>
+</file>
+
+<file path=word/header2.xml><?xml version="1.0" encoding="utf-8"?>
+<w:hdr xmlns:wpc="http://schemas.microsoft.com/office/word/2010/wordprocessingCanvas" xmlns:cx="http://schemas.microsoft.com/office/drawing/2014/chartex" xmlns:cx1="http://schemas.microsoft.com/office/drawing/2015/9/8/chartex" xmlns:cx2="http://schemas.microsoft.com/office/drawing/2015/10/21/chartex" xmlns:cx3="http://schemas.microsoft.com/office/drawing/2016/5/9/chartex" xmlns:cx4="http://schemas.microsoft.com/office/drawing/2016/5/10/chartex" xmlns:cx5="http://schemas.microsoft.com/office/drawing/2016/5/11/chartex" xmlns:cx6="http://schemas.microsoft.com/office/drawing/2016/5/12/chartex" xmlns:cx7="http://schemas.microsoft.com/office/drawing/2016/5/13/chartex" xmlns:cx8="http://schemas.microsoft.com/office/drawing/2016/5/14/chartex" xmlns:mc="http://schemas.openxmlformats.org/markup-compatibility/2006" xmlns:aink="http://schemas.microsoft.com/office/drawing/2016/ink" xmlns:am3d="http://schemas.microsoft.com/office/drawing/2017/model3d" xmlns:o="urn:schemas-microsoft-com:office:office" xmlns:oel="http://schemas.microsoft.com/office/2019/extlst" xmlns:r="http://schemas.openxmlformats.org/officeDocument/2006/relationships" xmlns:m="http://schemas.openxmlformats.org/officeDocument/2006/math" xmlns:v="urn:schemas-microsoft-com:vml" xmlns:wp14="http://schemas.microsoft.com/office/word/2010/wordprocessingDrawing" xmlns:wp="http://schemas.openxmlformats.org/drawingml/2006/wordprocessingDrawing" xmlns:w10="urn:schemas-microsoft-com:office:word" xmlns:w="http://schemas.openxmlformats.org/wordprocessingml/2006/main" xmlns:w14="http://schemas.microsoft.com/office/word/2010/wordml" xmlns:w15="http://schemas.microsoft.com/office/word/2012/wordml" xmlns:w16cex="http://schemas.microsoft.com/office/word/2018/wordml/cex" xmlns:w16cid="http://schemas.microsoft.com/office/word/2016/wordml/cid" xmlns:w16="http://schemas.microsoft.com/office/word/2018/wordml" xmlns:w16du="http://schemas.microsoft.com/office/word/2023/wordml/word16du" xmlns:w16sdtdh="http://schemas.microsoft.com/office/word/2020/wordml/sdtdatahash" xmlns:w16sdtfl="http://schemas.microsoft.com/office/word/2024/wordml/sdtformatlock" xmlns:w16se="http://schemas.microsoft.com/office/word/2015/wordml/symex" xmlns:wpg="http://schemas.microsoft.com/office/word/2010/wordprocessingGroup" xmlns:wpi="http://schemas.microsoft.com/office/word/2010/wordprocessingInk" xmlns:wne="http://schemas.microsoft.com/office/word/2006/wordml" xmlns:wps="http://schemas.microsoft.com/office/word/2010/wordprocessingShape" mc:Ignorable="w14 w15 w16se w16cid w16 w16cex w16sdtdh w16sdtfl w16du wp14">
+  <w:p>
+    <w:pPr>
+      <w:pStyle w:val="Encabezado"/>
+    </w:pPr>
+  </w:p>
+</w:hdr>
+</file>
+
+<file path=word/header3.xml><?xml version="1.0" encoding="utf-8"?>
+<w:hdr xmlns:wpc="http://schemas.microsoft.com/office/word/2010/wordprocessingCanvas" xmlns:cx="http://schemas.microsoft.com/office/drawing/2014/chartex" xmlns:cx1="http://schemas.microsoft.com/office/drawing/2015/9/8/chartex" xmlns:cx2="http://schemas.microsoft.com/office/drawing/2015/10/21/chartex" xmlns:cx3="http://schemas.microsoft.com/office/drawing/2016/5/9/chartex" xmlns:cx4="http://schemas.microsoft.com/office/drawing/2016/5/10/chartex" xmlns:cx5="http://schemas.microsoft.com/office/drawing/2016/5/11/chartex" xmlns:cx6="http://schemas.microsoft.com/office/drawing/2016/5/12/chartex" xmlns:cx7="http://schemas.microsoft.com/office/drawing/2016/5/13/chartex" xmlns:cx8="http://schemas.microsoft.com/office/drawing/2016/5/14/chartex" xmlns:mc="http://schemas.openxmlformats.org/markup-compatibility/2006" xmlns:aink="http://schemas.microsoft.com/office/drawing/2016/ink" xmlns:am3d="http://schemas.microsoft.com/office/drawing/2017/model3d" xmlns:o="urn:schemas-microsoft-com:office:office" xmlns:oel="http://schemas.microsoft.com/office/2019/extlst" xmlns:r="http://schemas.openxmlformats.org/officeDocument/2006/relationships" xmlns:m="http://schemas.openxmlformats.org/officeDocument/2006/math" xmlns:v="urn:schemas-microsoft-com:vml" xmlns:wp14="http://schemas.microsoft.com/office/word/2010/wordprocessingDrawing" xmlns:wp="http://schemas.openxmlformats.org/drawingml/2006/wordprocessingDrawing" xmlns:w10="urn:schemas-microsoft-com:office:word" xmlns:w="http://schemas.openxmlformats.org/wordprocessingml/2006/main" xmlns:w14="http://schemas.microsoft.com/office/word/2010/wordml" xmlns:w15="http://schemas.microsoft.com/office/word/2012/wordml" xmlns:w16cex="http://schemas.microsoft.com/office/word/2018/wordml/cex" xmlns:w16cid="http://schemas.microsoft.com/office/word/2016/wordml/cid" xmlns:w16="http://schemas.microsoft.com/office/word/2018/wordml" xmlns:w16du="http://schemas.microsoft.com/office/word/2023/wordml/word16du" xmlns:w16sdtdh="http://schemas.microsoft.com/office/word/2020/wordml/sdtdatahash" xmlns:w16sdtfl="http://schemas.microsoft.com/office/word/2024/wordml/sdtformatlock" xmlns:w16se="http://schemas.microsoft.com/office/word/2015/wordml/symex" xmlns:wpg="http://schemas.microsoft.com/office/word/2010/wordprocessingGroup" xmlns:wpi="http://schemas.microsoft.com/office/word/2010/wordprocessingInk" xmlns:wne="http://schemas.microsoft.com/office/word/2006/wordml" xmlns:wps="http://schemas.microsoft.com/office/word/2010/wordprocessingShape" mc:Ignorable="w14 w15 w16se w16cid w16 w16cex w16sdtdh w16sdtfl w16du wp14">
+  <w:p>
+    <w:pPr>
+      <w:pStyle w:val="Encabezado"/>
+    </w:pPr>
+  </w:p>
+</w:hdr>
+</file>
+
+<file path=word/header4.xml><?xml version="1.0" encoding="utf-8"?>
+<w:hdr xmlns:wpc="http://schemas.microsoft.com/office/word/2010/wordprocessingCanvas" xmlns:cx="http://schemas.microsoft.com/office/drawing/2014/chartex" xmlns:cx1="http://schemas.microsoft.com/office/drawing/2015/9/8/chartex" xmlns:cx2="http://schemas.microsoft.com/office/drawing/2015/10/21/chartex" xmlns:cx3="http://schemas.microsoft.com/office/drawing/2016/5/9/chartex" xmlns:cx4="http://schemas.microsoft.com/office/drawing/2016/5/10/chartex" xmlns:cx5="http://schemas.microsoft.com/office/drawing/2016/5/11/chartex" xmlns:cx6="http://schemas.microsoft.com/office/drawing/2016/5/12/chartex" xmlns:cx7="http://schemas.microsoft.com/office/drawing/2016/5/13/chartex" xmlns:cx8="http://schemas.microsoft.com/office/drawing/2016/5/14/chartex" xmlns:mc="http://schemas.openxmlformats.org/markup-compatibility/2006" xmlns:aink="http://schemas.microsoft.com/office/drawing/2016/ink" xmlns:am3d="http://schemas.microsoft.com/office/drawing/2017/model3d" xmlns:o="urn:schemas-microsoft-com:office:office" xmlns:oel="http://schemas.microsoft.com/office/2019/extlst" xmlns:r="http://schemas.openxmlformats.org/officeDocument/2006/relationships" xmlns:m="http://schemas.openxmlformats.org/officeDocument/2006/math" xmlns:v="urn:schemas-microsoft-com:vml" xmlns:wp14="http://schemas.microsoft.com/office/word/2010/wordprocessingDrawing" xmlns:wp="http://schemas.openxmlformats.org/drawingml/2006/wordprocessingDrawing" xmlns:w10="urn:schemas-microsoft-com:office:word" xmlns:w="http://schemas.openxmlformats.org/wordprocessingml/2006/main" xmlns:w14="http://schemas.microsoft.com/office/word/2010/wordml" xmlns:w15="http://schemas.microsoft.com/office/word/2012/wordml" xmlns:w16cex="http://schemas.microsoft.com/office/word/2018/wordml/cex" xmlns:w16cid="http://schemas.microsoft.com/office/word/2016/wordml/cid" xmlns:w16="http://schemas.microsoft.com/office/word/2018/wordml" xmlns:w16du="http://schemas.microsoft.com/office/word/2023/wordml/word16du" xmlns:w16sdtdh="http://schemas.microsoft.com/office/word/2020/wordml/sdtdatahash" xmlns:w16sdtfl="http://schemas.microsoft.com/office/word/2024/wordml/sdtformatlock" xmlns:w16se="http://schemas.microsoft.com/office/word/2015/wordml/symex" xmlns:wpg="http://schemas.microsoft.com/office/word/2010/wordprocessingGroup" xmlns:wpi="http://schemas.microsoft.com/office/word/2010/wordprocessingInk" xmlns:wne="http://schemas.microsoft.com/office/word/2006/wordml" xmlns:wps="http://schemas.microsoft.com/office/word/2010/wordprocessingShape" mc:Ignorable="w14 w15 w16se w16cid w16 w16cex w16sdtdh w16sdtfl w16du wp14">
+  <w:p>
+    <w:pPr>
+      <w:pStyle w:val="Encabezado"/>
+    </w:pPr>
+  </w:p>
+</w:hdr>
+</file>
+
+<file path=word/numbering.xml><?xml version="1.0" encoding="utf-8"?>
+<w:numbering xmlns:wpc="http://schemas.microsoft.com/office/word/2010/wordprocessingCanvas" xmlns:cx="http://schemas.microsoft.com/office/drawing/2014/chartex" xmlns:cx1="http://schemas.microsoft.com/office/drawing/2015/9/8/chartex" xmlns:cx2="http://schemas.microsoft.com/office/drawing/2015/10/21/chartex" xmlns:cx3="http://schemas.microsoft.com/office/drawing/2016/5/9/chartex" xmlns:cx4="http://schemas.microsoft.com/office/drawing/2016/5/10/chartex" xmlns:cx5="http://schemas.microsoft.com/office/drawing/2016/5/11/chartex" xmlns:cx6="http://schemas.microsoft.com/office/drawing/2016/5/12/chartex" xmlns:cx7="http://schemas.microsoft.com/office/drawing/2016/5/13/chartex" xmlns:cx8="http://schemas.microsoft.com/office/drawing/2016/5/14/chartex" xmlns:mc="http://schemas.openxmlformats.org/markup-compatibility/2006" xmlns:aink="http://schemas.microsoft.com/office/drawing/2016/ink" xmlns:am3d="http://schemas.microsoft.com/office/drawing/2017/model3d" xmlns:o="urn:schemas-microsoft-com:office:office" xmlns:oel="http://schemas.microsoft.com/office/2019/extlst" xmlns:r="http://schemas.openxmlformats.org/officeDocument/2006/relationships" xmlns:m="http://schemas.openxmlformats.org/officeDocument/2006/math" xmlns:v="urn:schemas-microsoft-com:vml" xmlns:wp14="http://schemas.microsoft.com/office/word/2010/wordprocessingDrawing" xmlns:wp="http://schemas.openxmlformats.org/drawingml/2006/wordprocessingDrawing" xmlns:w10="urn:schemas-microsoft-com:office:word" xmlns:w="http://schemas.openxmlformats.org/wordprocessingml/2006/main" xmlns:w14="http://schemas.microsoft.com/office/word/2010/wordml" xmlns:w15="http://schemas.microsoft.com/office/word/2012/wordml" xmlns:w16cex="http://schemas.microsoft.com/office/word/2018/wordml/cex" xmlns:w16cid="http://schemas.microsoft.com/office/word/2016/wordml/cid" xmlns:w16="http://schemas.microsoft.com/office/word/2018/wordml" xmlns:w16du="http://schemas.microsoft.com/office/word/2023/wordml/word16du" xmlns:w16sdtdh="http://schemas.microsoft.com/office/word/2020/wordml/sdtdatahash" xmlns:w16sdtfl="http://schemas.microsoft.com/office/word/2024/wordml/sdtformatlock" xmlns:w16se="http://schemas.microsoft.com/office/word/2015/wordml/symex" xmlns:wpg="http://schemas.microsoft.com/office/word/2010/wordprocessingGroup" xmlns:wpi="http://schemas.microsoft.com/office/word/2010/wordprocessingInk" xmlns:wne="http://schemas.microsoft.com/office/word/2006/wordml" xmlns:wps="http://schemas.microsoft.com/office/word/2010/wordprocessingShape" mc:Ignorable="w14 w15 w16se w16cid w16 w16cex w16sdtdh w16sdtfl w16du wp14">
+  <w:abstractNum w:abstractNumId="0" w15:restartNumberingAfterBreak="0">
+    <w:nsid w:val="024E26FB"/>
+    <w:multiLevelType w:val="hybridMultilevel"/>
+    <w:tmpl w:val="6A268C1A"/>
+    <w:lvl w:ilvl="0" w:tplc="294E0024">
+      <w:start w:val="1"/>
+      <w:numFmt w:val="decimal"/>
+      <w:lvlText w:val="%1."/>
+      <w:lvlJc w:val="left"/>
+      <w:pPr>
+        <w:ind w:left="720" w:hanging="360"/>
+      </w:pPr>
+    </w:lvl>
+    <w:lvl w:ilvl="1" w:tplc="C65EBCCE">
+      <w:numFmt w:val="decimal"/>
+      <w:lvlText w:val=""/>
+      <w:lvlJc w:val="left"/>
+    </w:lvl>
+    <w:lvl w:ilvl="2" w:tplc="B726AF28">
+      <w:numFmt w:val="decimal"/>
+      <w:lvlText w:val=""/>
+      <w:lvlJc w:val="left"/>
+    </w:lvl>
+    <w:lvl w:ilvl="3" w:tplc="2A8829F6">
+      <w:numFmt w:val="decimal"/>
+      <w:lvlText w:val=""/>
+      <w:lvlJc w:val="left"/>
+    </w:lvl>
+    <w:lvl w:ilvl="4" w:tplc="3FAE6C74">
+      <w:numFmt w:val="decimal"/>
+      <w:lvlText w:val=""/>
+      <w:lvlJc w:val="left"/>
+    </w:lvl>
+    <w:lvl w:ilvl="5" w:tplc="1EDC31C4">
+      <w:numFmt w:val="decimal"/>
+      <w:lvlText w:val=""/>
+      <w:lvlJc w:val="left"/>
+    </w:lvl>
+    <w:lvl w:ilvl="6" w:tplc="AC244DDA">
+      <w:numFmt w:val="decimal"/>
+      <w:lvlText w:val=""/>
+      <w:lvlJc w:val="left"/>
+    </w:lvl>
+    <w:lvl w:ilvl="7" w:tplc="13EED512">
+      <w:numFmt w:val="decimal"/>
+      <w:lvlText w:val=""/>
+      <w:lvlJc w:val="left"/>
+    </w:lvl>
+    <w:lvl w:ilvl="8" w:tplc="A134F2C2">
+      <w:numFmt w:val="decimal"/>
+      <w:lvlText w:val=""/>
+      <w:lvlJc w:val="left"/>
+    </w:lvl>
+  </w:abstractNum>
+  <w:abstractNum w:abstractNumId="1" w15:restartNumberingAfterBreak="0">
+    <w:nsid w:val="427E2605"/>
+    <w:multiLevelType w:val="hybridMultilevel"/>
+    <w:tmpl w:val="943A02C0"/>
+    <w:lvl w:ilvl="0" w:tplc="F4E0BB12">
+      <w:start w:val="1"/>
+      <w:numFmt w:val="bullet"/>
+      <w:lvlText w:val="•"/>
+      <w:lvlJc w:val="left"/>
+      <w:pPr>
+        <w:ind w:left="720" w:hanging="360"/>
+      </w:pPr>
+    </w:lvl>
+    <w:lvl w:ilvl="1" w:tplc="2B801D08">
+      <w:numFmt w:val="decimal"/>
+      <w:lvlText w:val=""/>
+      <w:lvlJc w:val="left"/>
+    </w:lvl>
+    <w:lvl w:ilvl="2" w:tplc="1512B676">
+      <w:numFmt w:val="decimal"/>
+      <w:lvlText w:val=""/>
+      <w:lvlJc w:val="left"/>
+    </w:lvl>
+    <w:lvl w:ilvl="3" w:tplc="6994CD7A">
+      <w:numFmt w:val="decimal"/>
+      <w:lvlText w:val=""/>
+      <w:lvlJc w:val="left"/>
+    </w:lvl>
+    <w:lvl w:ilvl="4" w:tplc="71EE1712">
+      <w:numFmt w:val="decimal"/>
+      <w:lvlText w:val=""/>
+      <w:lvlJc w:val="left"/>
+    </w:lvl>
+    <w:lvl w:ilvl="5" w:tplc="8494A97A">
+      <w:numFmt w:val="decimal"/>
+      <w:lvlText w:val=""/>
+      <w:lvlJc w:val="left"/>
+    </w:lvl>
+    <w:lvl w:ilvl="6" w:tplc="5AA0337C">
+      <w:numFmt w:val="decimal"/>
+      <w:lvlText w:val=""/>
+      <w:lvlJc w:val="left"/>
+    </w:lvl>
+    <w:lvl w:ilvl="7" w:tplc="7C36B6DE">
+      <w:numFmt w:val="decimal"/>
+      <w:lvlText w:val=""/>
+      <w:lvlJc w:val="left"/>
+    </w:lvl>
+    <w:lvl w:ilvl="8" w:tplc="0C7C4166">
+      <w:numFmt w:val="decimal"/>
+      <w:lvlText w:val=""/>
+      <w:lvlJc w:val="left"/>
+    </w:lvl>
+  </w:abstractNum>
+  <w:abstractNum w:abstractNumId="2" w15:restartNumberingAfterBreak="0">
+    <w:nsid w:val="4CE53CB9"/>
+    <w:multiLevelType w:val="hybridMultilevel"/>
+    <w:tmpl w:val="7424E208"/>
+    <w:lvl w:ilvl="0" w:tplc="580A0001">
+      <w:start w:val="1"/>
+      <w:numFmt w:val="bullet"/>
+      <w:lvlText w:val=""/>
+      <w:lvlJc w:val="left"/>
+      <w:pPr>
+        <w:ind w:left="720" w:hanging="360"/>
+      </w:pPr>
+      <w:rPr>
+        <w:rFonts w:ascii="Symbol" w:hAnsi="Symbol" w:hint="default"/>
+      </w:rPr>
+    </w:lvl>
+    <w:lvl w:ilvl="1" w:tplc="580A0003" w:tentative="1">
+      <w:start w:val="1"/>
+      <w:numFmt w:val="bullet"/>
+      <w:lvlText w:val="o"/>
+      <w:lvlJc w:val="left"/>
+      <w:pPr>
+        <w:ind w:left="1440" w:hanging="360"/>
+      </w:pPr>
+      <w:rPr>
+        <w:rFonts w:ascii="Courier New" w:hAnsi="Courier New" w:cs="Courier New" w:hint="default"/>
+      </w:rPr>
+    </w:lvl>
+    <w:lvl w:ilvl="2" w:tplc="580A0005" w:tentative="1">
+      <w:start w:val="1"/>
+      <w:numFmt w:val="bullet"/>
+      <w:lvlText w:val=""/>
+      <w:lvlJc w:val="left"/>
+      <w:pPr>
+        <w:ind w:left="2160" w:hanging="360"/>
+      </w:pPr>
+      <w:rPr>
+        <w:rFonts w:ascii="Wingdings" w:hAnsi="Wingdings" w:hint="default"/>
+      </w:rPr>
+    </w:lvl>
+    <w:lvl w:ilvl="3" w:tplc="580A0001" w:tentative="1">
+      <w:start w:val="1"/>
+      <w:numFmt w:val="bullet"/>
+      <w:lvlText w:val=""/>
+      <w:lvlJc w:val="left"/>
+      <w:pPr>
+        <w:ind w:left="2880" w:hanging="360"/>
+      </w:pPr>
+      <w:rPr>
+        <w:rFonts w:ascii="Symbol" w:hAnsi="Symbol" w:hint="default"/>
+      </w:rPr>
+    </w:lvl>
+    <w:lvl w:ilvl="4" w:tplc="580A0003" w:tentative="1">
+      <w:start w:val="1"/>
+      <w:numFmt w:val="bullet"/>
+      <w:lvlText w:val="o"/>
+      <w:lvlJc w:val="left"/>
+      <w:pPr>
+        <w:ind w:left="3600" w:hanging="360"/>
+      </w:pPr>
+      <w:rPr>
+        <w:rFonts w:ascii="Courier New" w:hAnsi="Courier New" w:cs="Courier New" w:hint="default"/>
+      </w:rPr>
+    </w:lvl>
+    <w:lvl w:ilvl="5" w:tplc="580A0005" w:tentative="1">
+      <w:start w:val="1"/>
+      <w:numFmt w:val="bullet"/>
+      <w:lvlText w:val=""/>
+      <w:lvlJc w:val="left"/>
+      <w:pPr>
+        <w:ind w:left="4320" w:hanging="360"/>
+      </w:pPr>
+      <w:rPr>
+        <w:rFonts w:ascii="Wingdings" w:hAnsi="Wingdings" w:hint="default"/>
+      </w:rPr>
+    </w:lvl>
+    <w:lvl w:ilvl="6" w:tplc="580A0001" w:tentative="1">
+      <w:start w:val="1"/>
+      <w:numFmt w:val="bullet"/>
+      <w:lvlText w:val=""/>
+      <w:lvlJc w:val="left"/>
+      <w:pPr>
+        <w:ind w:left="5040" w:hanging="360"/>
+      </w:pPr>
+      <w:rPr>
+        <w:rFonts w:ascii="Symbol" w:hAnsi="Symbol" w:hint="default"/>
+      </w:rPr>
+    </w:lvl>
+    <w:lvl w:ilvl="7" w:tplc="580A0003" w:tentative="1">
+      <w:start w:val="1"/>
+      <w:numFmt w:val="bullet"/>
+      <w:lvlText w:val="o"/>
+      <w:lvlJc w:val="left"/>
+      <w:pPr>
+        <w:ind w:left="5760" w:hanging="360"/>
+      </w:pPr>
+      <w:rPr>
+        <w:rFonts w:ascii="Courier New" w:hAnsi="Courier New" w:cs="Courier New" w:hint="default"/>
+      </w:rPr>
+    </w:lvl>
+    <w:lvl w:ilvl="8" w:tplc="580A0005" w:tentative="1">
+      <w:start w:val="1"/>
+      <w:numFmt w:val="bullet"/>
+      <w:lvlText w:val=""/>
+      <w:lvlJc w:val="left"/>
+      <w:pPr>
+        <w:ind w:left="6480" w:hanging="360"/>
+      </w:pPr>
+      <w:rPr>
+        <w:rFonts w:ascii="Wingdings" w:hAnsi="Wingdings" w:hint="default"/>
+      </w:rPr>
+    </w:lvl>
+  </w:abstractNum>
+  <w:abstractNum w:abstractNumId="3" w15:restartNumberingAfterBreak="0">
+    <w:nsid w:val="4EE029A6"/>
+    <w:multiLevelType w:val="hybridMultilevel"/>
+    <w:tmpl w:val="26CCC22A"/>
+    <w:lvl w:ilvl="0" w:tplc="580A0005">
+      <w:start w:val="1"/>
+      <w:numFmt w:val="bullet"/>
+      <w:lvlText w:val=""/>
+      <w:lvlJc w:val="left"/>
+      <w:pPr>
+        <w:ind w:left="720" w:hanging="360"/>
+      </w:pPr>
+      <w:rPr>
+        <w:rFonts w:ascii="Wingdings" w:hAnsi="Wingdings" w:hint="default"/>
+      </w:rPr>
+    </w:lvl>
+    <w:lvl w:ilvl="1" w:tplc="580A0003" w:tentative="1">
+      <w:start w:val="1"/>
+      <w:numFmt w:val="bullet"/>
+      <w:lvlText w:val="o"/>
+      <w:lvlJc w:val="left"/>
+      <w:pPr>
+        <w:ind w:left="1440" w:hanging="360"/>
+      </w:pPr>
+      <w:rPr>
+        <w:rFonts w:ascii="Courier New" w:hAnsi="Courier New" w:cs="Courier New" w:hint="default"/>
+      </w:rPr>
+    </w:lvl>
+    <w:lvl w:ilvl="2" w:tplc="580A0005" w:tentative="1">
+      <w:start w:val="1"/>
+      <w:numFmt w:val="bullet"/>
+      <w:lvlText w:val=""/>
+      <w:lvlJc w:val="left"/>
+      <w:pPr>
+        <w:ind w:left="2160" w:hanging="360"/>
+      </w:pPr>
+      <w:rPr>
+        <w:rFonts w:ascii="Wingdings" w:hAnsi="Wingdings" w:hint="default"/>
+      </w:rPr>
+    </w:lvl>
+    <w:lvl w:ilvl="3" w:tplc="580A0001" w:tentative="1">
+      <w:start w:val="1"/>
+      <w:numFmt w:val="bullet"/>
+      <w:lvlText w:val=""/>
+      <w:lvlJc w:val="left"/>
+      <w:pPr>
+        <w:ind w:left="2880" w:hanging="360"/>
+      </w:pPr>
+      <w:rPr>
+        <w:rFonts w:ascii="Symbol" w:hAnsi="Symbol" w:hint="default"/>
+      </w:rPr>
+    </w:lvl>
+    <w:lvl w:ilvl="4" w:tplc="580A0003" w:tentative="1">
+      <w:start w:val="1"/>
+      <w:numFmt w:val="bullet"/>
+      <w:lvlText w:val="o"/>
+      <w:lvlJc w:val="left"/>
+      <w:pPr>
+        <w:ind w:left="3600" w:hanging="360"/>
+      </w:pPr>
+      <w:rPr>
+        <w:rFonts w:ascii="Courier New" w:hAnsi="Courier New" w:cs="Courier New" w:hint="default"/>
+      </w:rPr>
+    </w:lvl>
+    <w:lvl w:ilvl="5" w:tplc="580A0005" w:tentative="1">
+      <w:start w:val="1"/>
+      <w:numFmt w:val="bullet"/>
+      <w:lvlText w:val=""/>
+      <w:lvlJc w:val="left"/>
+      <w:pPr>
+        <w:ind w:left="4320" w:hanging="360"/>
+      </w:pPr>
+      <w:rPr>
+        <w:rFonts w:ascii="Wingdings" w:hAnsi="Wingdings" w:hint="default"/>
+      </w:rPr>
+    </w:lvl>
+    <w:lvl w:ilvl="6" w:tplc="580A0001" w:tentative="1">
+      <w:start w:val="1"/>
+      <w:numFmt w:val="bullet"/>
+      <w:lvlText w:val=""/>
+      <w:lvlJc w:val="left"/>
+      <w:pPr>
+        <w:ind w:left="5040" w:hanging="360"/>
+      </w:pPr>
+      <w:rPr>
+        <w:rFonts w:ascii="Symbol" w:hAnsi="Symbol" w:hint="default"/>
+      </w:rPr>
+    </w:lvl>
+    <w:lvl w:ilvl="7" w:tplc="580A0003" w:tentative="1">
+      <w:start w:val="1"/>
+      <w:numFmt w:val="bullet"/>
+      <w:lvlText w:val="o"/>
+      <w:lvlJc w:val="left"/>
+      <w:pPr>
+        <w:ind w:left="5760" w:hanging="360"/>
+      </w:pPr>
+      <w:rPr>
+        <w:rFonts w:ascii="Courier New" w:hAnsi="Courier New" w:cs="Courier New" w:hint="default"/>
+      </w:rPr>
+    </w:lvl>
+    <w:lvl w:ilvl="8" w:tplc="580A0005" w:tentative="1">
+      <w:start w:val="1"/>
+      <w:numFmt w:val="bullet"/>
+      <w:lvlText w:val=""/>
+      <w:lvlJc w:val="left"/>
+      <w:pPr>
+        <w:ind w:left="6480" w:hanging="360"/>
+      </w:pPr>
+      <w:rPr>
+        <w:rFonts w:ascii="Wingdings" w:hAnsi="Wingdings" w:hint="default"/>
+      </w:rPr>
+    </w:lvl>
+  </w:abstractNum>
+  <w:abstractNum w:abstractNumId="4" w15:restartNumberingAfterBreak="0">
+    <w:nsid w:val="5EE12BC6"/>
+    <w:multiLevelType w:val="hybridMultilevel"/>
+    <w:tmpl w:val="10F8395E"/>
+    <w:lvl w:ilvl="0" w:tplc="580A0005">
+      <w:start w:val="1"/>
+      <w:numFmt w:val="bullet"/>
+      <w:lvlText w:val=""/>
+      <w:lvlJc w:val="left"/>
+      <w:pPr>
+        <w:ind w:left="720" w:hanging="360"/>
+      </w:pPr>
+      <w:rPr>
+        <w:rFonts w:ascii="Wingdings" w:hAnsi="Wingdings" w:hint="default"/>
+      </w:rPr>
+    </w:lvl>
+    <w:lvl w:ilvl="1" w:tplc="580A0003" w:tentative="1">
+      <w:start w:val="1"/>
+      <w:numFmt w:val="bullet"/>
+      <w:lvlText w:val="o"/>
+      <w:lvlJc w:val="left"/>
+      <w:pPr>
+        <w:ind w:left="1440" w:hanging="360"/>
+      </w:pPr>
+      <w:rPr>
+        <w:rFonts w:ascii="Courier New" w:hAnsi="Courier New" w:cs="Courier New" w:hint="default"/>
+      </w:rPr>
+    </w:lvl>
+    <w:lvl w:ilvl="2" w:tplc="580A0005" w:tentative="1">
+      <w:start w:val="1"/>
+      <w:numFmt w:val="bullet"/>
+      <w:lvlText w:val=""/>
+      <w:lvlJc w:val="left"/>
+      <w:pPr>
+        <w:ind w:left="2160" w:hanging="360"/>
+      </w:pPr>
+      <w:rPr>
+        <w:rFonts w:ascii="Wingdings" w:hAnsi="Wingdings" w:hint="default"/>
+      </w:rPr>
+    </w:lvl>
+    <w:lvl w:ilvl="3" w:tplc="580A0001" w:tentative="1">
+      <w:start w:val="1"/>
+      <w:numFmt w:val="bullet"/>
+      <w:lvlText w:val=""/>
+      <w:lvlJc w:val="left"/>
+      <w:pPr>
+        <w:ind w:left="2880" w:hanging="360"/>
+      </w:pPr>
+      <w:rPr>
+        <w:rFonts w:ascii="Symbol" w:hAnsi="Symbol" w:hint="default"/>
+      </w:rPr>
+    </w:lvl>
+    <w:lvl w:ilvl="4" w:tplc="580A0003" w:tentative="1">
+      <w:start w:val="1"/>
+      <w:numFmt w:val="bullet"/>
+      <w:lvlText w:val="o"/>
+      <w:lvlJc w:val="left"/>
+      <w:pPr>
+        <w:ind w:left="3600" w:hanging="360"/>
+      </w:pPr>
+      <w:rPr>
+        <w:rFonts w:ascii="Courier New" w:hAnsi="Courier New" w:cs="Courier New" w:hint="default"/>
+      </w:rPr>
+    </w:lvl>
+    <w:lvl w:ilvl="5" w:tplc="580A0005" w:tentative="1">
+      <w:start w:val="1"/>
+      <w:numFmt w:val="bullet"/>
+      <w:lvlText w:val=""/>
+      <w:lvlJc w:val="left"/>
+      <w:pPr>
+        <w:ind w:left="4320" w:hanging="360"/>
+      </w:pPr>
+      <w:rPr>
+        <w:rFonts w:ascii="Wingdings" w:hAnsi="Wingdings" w:hint="default"/>
+      </w:rPr>
+    </w:lvl>
+    <w:lvl w:ilvl="6" w:tplc="580A0001" w:tentative="1">
+      <w:start w:val="1"/>
+      <w:numFmt w:val="bullet"/>
+      <w:lvlText w:val=""/>
+      <w:lvlJc w:val="left"/>
+      <w:pPr>
+        <w:ind w:left="5040" w:hanging="360"/>
+      </w:pPr>
+      <w:rPr>
+        <w:rFonts w:ascii="Symbol" w:hAnsi="Symbol" w:hint="default"/>
+      </w:rPr>
+    </w:lvl>
+    <w:lvl w:ilvl="7" w:tplc="580A0003" w:tentative="1">
+      <w:start w:val="1"/>
+      <w:numFmt w:val="bullet"/>
+      <w:lvlText w:val="o"/>
+      <w:lvlJc w:val="left"/>
+      <w:pPr>
+        <w:ind w:left="5760" w:hanging="360"/>
+      </w:pPr>
+      <w:rPr>
+        <w:rFonts w:ascii="Courier New" w:hAnsi="Courier New" w:cs="Courier New" w:hint="default"/>
+      </w:rPr>
+    </w:lvl>
+    <w:lvl w:ilvl="8" w:tplc="580A0005" w:tentative="1">
+      <w:start w:val="1"/>
+      <w:numFmt w:val="bullet"/>
+      <w:lvlText w:val=""/>
+      <w:lvlJc w:val="left"/>
+      <w:pPr>
+        <w:ind w:left="6480" w:hanging="360"/>
+      </w:pPr>
+      <w:rPr>
+        <w:rFonts w:ascii="Wingdings" w:hAnsi="Wingdings" w:hint="default"/>
+      </w:rPr>
+    </w:lvl>
+  </w:abstractNum>
+  <w:abstractNum w:abstractNumId="5" w15:restartNumberingAfterBreak="0">
+    <w:nsid w:val="697F6E79"/>
+    <w:multiLevelType w:val="hybridMultilevel"/>
+    <w:tmpl w:val="7472D042"/>
+    <w:lvl w:ilvl="0" w:tplc="FFFFFFFF">
+      <w:start w:val="1"/>
+      <w:numFmt w:val="bullet"/>
+      <w:lvlText w:val=""/>
+      <w:lvlJc w:val="left"/>
+      <w:pPr>
+        <w:ind w:left="720" w:hanging="360"/>
+      </w:pPr>
+      <w:rPr>
+        <w:rFonts w:ascii="Wingdings" w:hAnsi="Wingdings" w:hint="default"/>
+      </w:rPr>
+    </w:lvl>
+    <w:lvl w:ilvl="1" w:tplc="FFFFFFFF">
+      <w:start w:val="1"/>
+      <w:numFmt w:val="bullet"/>
+      <w:lvlText w:val="o"/>
+      <w:lvlJc w:val="left"/>
+      <w:pPr>
+        <w:ind w:left="1440" w:hanging="360"/>
+      </w:pPr>
+      <w:rPr>
+        <w:rFonts w:ascii="Courier New" w:hAnsi="Courier New" w:cs="Courier New" w:hint="default"/>
+      </w:rPr>
+    </w:lvl>
+    <w:lvl w:ilvl="2" w:tplc="580A0005">
+      <w:start w:val="1"/>
+      <w:numFmt w:val="bullet"/>
+      <w:lvlText w:val=""/>
+      <w:lvlJc w:val="left"/>
+      <w:pPr>
+        <w:ind w:left="2160" w:hanging="360"/>
+      </w:pPr>
+      <w:rPr>
+        <w:rFonts w:ascii="Wingdings" w:hAnsi="Wingdings" w:hint="default"/>
+      </w:rPr>
+    </w:lvl>
+    <w:lvl w:ilvl="3" w:tplc="FFFFFFFF" w:tentative="1">
+      <w:start w:val="1"/>
+      <w:numFmt w:val="bullet"/>
+      <w:lvlText w:val=""/>
+      <w:lvlJc w:val="left"/>
+      <w:pPr>
+        <w:ind w:left="2880" w:hanging="360"/>
+      </w:pPr>
+      <w:rPr>
+        <w:rFonts w:ascii="Symbol" w:hAnsi="Symbol" w:hint="default"/>
+      </w:rPr>
+    </w:lvl>
+    <w:lvl w:ilvl="4" w:tplc="FFFFFFFF" w:tentative="1">
+      <w:start w:val="1"/>
+      <w:numFmt w:val="bullet"/>
+      <w:lvlText w:val="o"/>
+      <w:lvlJc w:val="left"/>
+      <w:pPr>
+        <w:ind w:left="3600" w:hanging="360"/>
+      </w:pPr>
+      <w:rPr>
+        <w:rFonts w:ascii="Courier New" w:hAnsi="Courier New" w:cs="Courier New" w:hint="default"/>
+      </w:rPr>
+    </w:lvl>
+    <w:lvl w:ilvl="5" w:tplc="FFFFFFFF" w:tentative="1">
+      <w:start w:val="1"/>
+      <w:numFmt w:val="bullet"/>
+      <w:lvlText w:val=""/>
+      <w:lvlJc w:val="left"/>
+      <w:pPr>
+        <w:ind w:left="4320" w:hanging="360"/>
+      </w:pPr>
+      <w:rPr>
+        <w:rFonts w:ascii="Wingdings" w:hAnsi="Wingdings" w:hint="default"/>
+      </w:rPr>
+    </w:lvl>
+    <w:lvl w:ilvl="6" w:tplc="FFFFFFFF" w:tentative="1">
+      <w:start w:val="1"/>
+      <w:numFmt w:val="bullet"/>
+      <w:lvlText w:val=""/>
+      <w:lvlJc w:val="left"/>
+      <w:pPr>
+        <w:ind w:left="5040" w:hanging="360"/>
+      </w:pPr>
+      <w:rPr>
+        <w:rFonts w:ascii="Symbol" w:hAnsi="Symbol" w:hint="default"/>
+      </w:rPr>
+    </w:lvl>
+    <w:lvl w:ilvl="7" w:tplc="FFFFFFFF" w:tentative="1">
+      <w:start w:val="1"/>
+      <w:numFmt w:val="bullet"/>
+      <w:lvlText w:val="o"/>
+      <w:lvlJc w:val="left"/>
+      <w:pPr>
+        <w:ind w:left="5760" w:hanging="360"/>
+      </w:pPr>
+      <w:rPr>
+        <w:rFonts w:ascii="Courier New" w:hAnsi="Courier New" w:cs="Courier New" w:hint="default"/>
+      </w:rPr>
+    </w:lvl>
+    <w:lvl w:ilvl="8" w:tplc="FFFFFFFF" w:tentative="1">
+      <w:start w:val="1"/>
+      <w:numFmt w:val="bullet"/>
+      <w:lvlText w:val=""/>
+      <w:lvlJc w:val="left"/>
+      <w:pPr>
+        <w:ind w:left="6480" w:hanging="360"/>
+      </w:pPr>
+      <w:rPr>
+        <w:rFonts w:ascii="Wingdings" w:hAnsi="Wingdings" w:hint="default"/>
+      </w:rPr>
+    </w:lvl>
+  </w:abstractNum>
+  <w:abstractNum w:abstractNumId="6" w15:restartNumberingAfterBreak="0">
+    <w:nsid w:val="6B2D7120"/>
+    <w:multiLevelType w:val="hybridMultilevel"/>
+    <w:tmpl w:val="5896C830"/>
+    <w:lvl w:ilvl="0" w:tplc="621A0870">
+      <w:start w:val="1"/>
+      <w:numFmt w:val="decimal"/>
+      <w:lvlText w:val="%1."/>
+      <w:lvlJc w:val="left"/>
+      <w:pPr>
+        <w:ind w:left="720" w:hanging="360"/>
+      </w:pPr>
+    </w:lvl>
+    <w:lvl w:ilvl="1" w:tplc="FE28DC94">
+      <w:numFmt w:val="decimal"/>
+      <w:lvlText w:val=""/>
+      <w:lvlJc w:val="left"/>
+    </w:lvl>
+    <w:lvl w:ilvl="2" w:tplc="C944AB64">
+      <w:numFmt w:val="decimal"/>
+      <w:lvlText w:val=""/>
+      <w:lvlJc w:val="left"/>
+    </w:lvl>
+    <w:lvl w:ilvl="3" w:tplc="ACD4E4E2">
+      <w:numFmt w:val="decimal"/>
+      <w:lvlText w:val=""/>
+      <w:lvlJc w:val="left"/>
+    </w:lvl>
+    <w:lvl w:ilvl="4" w:tplc="3C8AFB84">
+      <w:numFmt w:val="decimal"/>
+      <w:lvlText w:val=""/>
+      <w:lvlJc w:val="left"/>
+    </w:lvl>
+    <w:lvl w:ilvl="5" w:tplc="C0C28344">
+      <w:numFmt w:val="decimal"/>
+      <w:lvlText w:val=""/>
+      <w:lvlJc w:val="left"/>
+    </w:lvl>
+    <w:lvl w:ilvl="6" w:tplc="3C061CA8">
+      <w:numFmt w:val="decimal"/>
+      <w:lvlText w:val=""/>
+      <w:lvlJc w:val="left"/>
+    </w:lvl>
+    <w:lvl w:ilvl="7" w:tplc="C75A72D4">
+      <w:numFmt w:val="decimal"/>
+      <w:lvlText w:val=""/>
+      <w:lvlJc w:val="left"/>
+    </w:lvl>
+    <w:lvl w:ilvl="8" w:tplc="929861D6">
+      <w:numFmt w:val="decimal"/>
+      <w:lvlText w:val=""/>
+      <w:lvlJc w:val="left"/>
+    </w:lvl>
+  </w:abstractNum>
+  <w:abstractNum w:abstractNumId="7" w15:restartNumberingAfterBreak="0">
+    <w:nsid w:val="738344F2"/>
+    <w:multiLevelType w:val="hybridMultilevel"/>
+    <w:tmpl w:val="C4E037F2"/>
+    <w:lvl w:ilvl="0" w:tplc="BEFA2C86">
+      <w:start w:val="1"/>
+      <w:numFmt w:val="bullet"/>
+      <w:lvlText w:val=""/>
+      <w:lvlJc w:val="left"/>
+      <w:pPr>
+        <w:ind w:left="284" w:hanging="360"/>
+      </w:pPr>
+      <w:rPr>
+        <w:rFonts w:ascii="Symbol" w:hAnsi="Symbol" w:hint="default"/>
+        <w:sz w:val="24"/>
+        <w:szCs w:val="24"/>
+      </w:rPr>
+    </w:lvl>
+    <w:lvl w:ilvl="1" w:tplc="300A0003" w:tentative="1">
+      <w:start w:val="1"/>
+      <w:numFmt w:val="bullet"/>
+      <w:lvlText w:val="o"/>
+      <w:lvlJc w:val="left"/>
+      <w:pPr>
+        <w:ind w:left="1004" w:hanging="360"/>
+      </w:pPr>
+      <w:rPr>
+        <w:rFonts w:ascii="Courier New" w:hAnsi="Courier New" w:cs="Courier New" w:hint="default"/>
+      </w:rPr>
+    </w:lvl>
+    <w:lvl w:ilvl="2" w:tplc="300A0005" w:tentative="1">
+      <w:start w:val="1"/>
+      <w:numFmt w:val="bullet"/>
+      <w:lvlText w:val=""/>
+      <w:lvlJc w:val="left"/>
+      <w:pPr>
+        <w:ind w:left="1724" w:hanging="360"/>
+      </w:pPr>
+      <w:rPr>
+        <w:rFonts w:ascii="Wingdings" w:hAnsi="Wingdings" w:hint="default"/>
+      </w:rPr>
+    </w:lvl>
+    <w:lvl w:ilvl="3" w:tplc="300A0001" w:tentative="1">
+      <w:start w:val="1"/>
+      <w:numFmt w:val="bullet"/>
+      <w:lvlText w:val=""/>
+      <w:lvlJc w:val="left"/>
+      <w:pPr>
+        <w:ind w:left="2444" w:hanging="360"/>
+      </w:pPr>
+      <w:rPr>
+        <w:rFonts w:ascii="Symbol" w:hAnsi="Symbol" w:hint="default"/>
+      </w:rPr>
+    </w:lvl>
+    <w:lvl w:ilvl="4" w:tplc="300A0003" w:tentative="1">
+      <w:start w:val="1"/>
+      <w:numFmt w:val="bullet"/>
+      <w:lvlText w:val="o"/>
+      <w:lvlJc w:val="left"/>
+      <w:pPr>
+        <w:ind w:left="3164" w:hanging="360"/>
+      </w:pPr>
+      <w:rPr>
+        <w:rFonts w:ascii="Courier New" w:hAnsi="Courier New" w:cs="Courier New" w:hint="default"/>
+      </w:rPr>
+    </w:lvl>
+    <w:lvl w:ilvl="5" w:tplc="300A0005" w:tentative="1">
+      <w:start w:val="1"/>
+      <w:numFmt w:val="bullet"/>
+      <w:lvlText w:val=""/>
+      <w:lvlJc w:val="left"/>
+      <w:pPr>
+        <w:ind w:left="3884" w:hanging="360"/>
+      </w:pPr>
+      <w:rPr>
+        <w:rFonts w:ascii="Wingdings" w:hAnsi="Wingdings" w:hint="default"/>
+      </w:rPr>
+    </w:lvl>
+    <w:lvl w:ilvl="6" w:tplc="300A0001" w:tentative="1">
+      <w:start w:val="1"/>
+      <w:numFmt w:val="bullet"/>
+      <w:lvlText w:val=""/>
+      <w:lvlJc w:val="left"/>
+      <w:pPr>
+        <w:ind w:left="4604" w:hanging="360"/>
+      </w:pPr>
+      <w:rPr>
+        <w:rFonts w:ascii="Symbol" w:hAnsi="Symbol" w:hint="default"/>
+      </w:rPr>
+    </w:lvl>
+    <w:lvl w:ilvl="7" w:tplc="300A0003" w:tentative="1">
+      <w:start w:val="1"/>
+      <w:numFmt w:val="bullet"/>
+      <w:lvlText w:val="o"/>
+      <w:lvlJc w:val="left"/>
+      <w:pPr>
+        <w:ind w:left="5324" w:hanging="360"/>
+      </w:pPr>
+      <w:rPr>
+        <w:rFonts w:ascii="Courier New" w:hAnsi="Courier New" w:cs="Courier New" w:hint="default"/>
+      </w:rPr>
+    </w:lvl>
+    <w:lvl w:ilvl="8" w:tplc="300A0005" w:tentative="1">
+      <w:start w:val="1"/>
+      <w:numFmt w:val="bullet"/>
+      <w:lvlText w:val=""/>
+      <w:lvlJc w:val="left"/>
+      <w:pPr>
+        <w:ind w:left="6044" w:hanging="360"/>
+      </w:pPr>
+      <w:rPr>
+        <w:rFonts w:ascii="Wingdings" w:hAnsi="Wingdings" w:hint="default"/>
+      </w:rPr>
+    </w:lvl>
+  </w:abstractNum>
+  <w:abstractNum w:abstractNumId="8" w15:restartNumberingAfterBreak="0">
+    <w:nsid w:val="776E177F"/>
+    <w:multiLevelType w:val="hybridMultilevel"/>
+    <w:tmpl w:val="E7926038"/>
+    <w:lvl w:ilvl="0" w:tplc="580A0005">
+      <w:start w:val="1"/>
+      <w:numFmt w:val="bullet"/>
+      <w:lvlText w:val=""/>
+      <w:lvlJc w:val="left"/>
+      <w:pPr>
+        <w:ind w:left="720" w:hanging="360"/>
+      </w:pPr>
+      <w:rPr>
+        <w:rFonts w:ascii="Wingdings" w:hAnsi="Wingdings" w:hint="default"/>
+      </w:rPr>
+    </w:lvl>
+    <w:lvl w:ilvl="1" w:tplc="FFFFFFFF" w:tentative="1">
+      <w:start w:val="1"/>
+      <w:numFmt w:val="bullet"/>
+      <w:lvlText w:val="o"/>
+      <w:lvlJc w:val="left"/>
+      <w:pPr>
+        <w:ind w:left="1440" w:hanging="360"/>
+      </w:pPr>
+      <w:rPr>
+        <w:rFonts w:ascii="Courier New" w:hAnsi="Courier New" w:cs="Courier New" w:hint="default"/>
+      </w:rPr>
+    </w:lvl>
+    <w:lvl w:ilvl="2" w:tplc="580A0005">
+      <w:start w:val="1"/>
+      <w:numFmt w:val="bullet"/>
+      <w:lvlText w:val=""/>
+      <w:lvlJc w:val="left"/>
+      <w:pPr>
+        <w:ind w:left="2160" w:hanging="360"/>
+      </w:pPr>
+      <w:rPr>
+        <w:rFonts w:ascii="Wingdings" w:hAnsi="Wingdings" w:hint="default"/>
+      </w:rPr>
+    </w:lvl>
+    <w:lvl w:ilvl="3" w:tplc="FFFFFFFF" w:tentative="1">
+      <w:start w:val="1"/>
+      <w:numFmt w:val="bullet"/>
+      <w:lvlText w:val=""/>
+      <w:lvlJc w:val="left"/>
+      <w:pPr>
+        <w:ind w:left="2880" w:hanging="360"/>
+      </w:pPr>
+      <w:rPr>
+        <w:rFonts w:ascii="Symbol" w:hAnsi="Symbol" w:hint="default"/>
+      </w:rPr>
+    </w:lvl>
+    <w:lvl w:ilvl="4" w:tplc="FFFFFFFF" w:tentative="1">
+      <w:start w:val="1"/>
+      <w:numFmt w:val="bullet"/>
+      <w:lvlText w:val="o"/>
+      <w:lvlJc w:val="left"/>
+      <w:pPr>
+        <w:ind w:left="3600" w:hanging="360"/>
+      </w:pPr>
+      <w:rPr>
+        <w:rFonts w:ascii="Courier New" w:hAnsi="Courier New" w:cs="Courier New" w:hint="default"/>
+      </w:rPr>
+    </w:lvl>
+    <w:lvl w:ilvl="5" w:tplc="FFFFFFFF" w:tentative="1">
+      <w:start w:val="1"/>
+      <w:numFmt w:val="bullet"/>
+      <w:lvlText w:val=""/>
+      <w:lvlJc w:val="left"/>
+      <w:pPr>
+        <w:ind w:left="4320" w:hanging="360"/>
+      </w:pPr>
+      <w:rPr>
+        <w:rFonts w:ascii="Wingdings" w:hAnsi="Wingdings" w:hint="default"/>
+      </w:rPr>
+    </w:lvl>
+    <w:lvl w:ilvl="6" w:tplc="FFFFFFFF" w:tentative="1">
+      <w:start w:val="1"/>
+      <w:numFmt w:val="bullet"/>
+      <w:lvlText w:val=""/>
+      <w:lvlJc w:val="left"/>
+      <w:pPr>
+        <w:ind w:left="5040" w:hanging="360"/>
+      </w:pPr>
+      <w:rPr>
+        <w:rFonts w:ascii="Symbol" w:hAnsi="Symbol" w:hint="default"/>
+      </w:rPr>
+    </w:lvl>
+    <w:lvl w:ilvl="7" w:tplc="FFFFFFFF" w:tentative="1">
+      <w:start w:val="1"/>
+      <w:numFmt w:val="bullet"/>
+      <w:lvlText w:val="o"/>
+      <w:lvlJc w:val="left"/>
+      <w:pPr>
+        <w:ind w:left="5760" w:hanging="360"/>
+      </w:pPr>
+      <w:rPr>
+        <w:rFonts w:ascii="Courier New" w:hAnsi="Courier New" w:cs="Courier New" w:hint="default"/>
+      </w:rPr>
+    </w:lvl>
+    <w:lvl w:ilvl="8" w:tplc="FFFFFFFF" w:tentative="1">
+      <w:start w:val="1"/>
+      <w:numFmt w:val="bullet"/>
+      <w:lvlText w:val=""/>
+      <w:lvlJc w:val="left"/>
+      <w:pPr>
+        <w:ind w:left="6480" w:hanging="360"/>
+      </w:pPr>
+      <w:rPr>
+        <w:rFonts w:ascii="Wingdings" w:hAnsi="Wingdings" w:hint="default"/>
+      </w:rPr>
+    </w:lvl>
+  </w:abstractNum>
+  <w:num w:numId="1" w16cid:durableId="563640236">
+    <w:abstractNumId w:val="7"/>
+  </w:num>
+  <w:num w:numId="2" w16cid:durableId="1830321748">
+    <w:abstractNumId w:val="1"/>
+    <w:lvlOverride w:ilvl="0">
+      <w:startOverride w:val="1"/>
+    </w:lvlOverride>
+  </w:num>
+  <w:num w:numId="3" w16cid:durableId="1097210053">
+    <w:abstractNumId w:val="0"/>
+    <w:lvlOverride w:ilvl="0">
+      <w:startOverride w:val="1"/>
+    </w:lvlOverride>
+  </w:num>
+  <w:num w:numId="4" w16cid:durableId="1236821290">
+    <w:abstractNumId w:val="2"/>
+  </w:num>
+  <w:num w:numId="5" w16cid:durableId="296374149">
+    <w:abstractNumId w:val="8"/>
+  </w:num>
+  <w:num w:numId="6" w16cid:durableId="1694112507">
+    <w:abstractNumId w:val="5"/>
+  </w:num>
+  <w:num w:numId="7" w16cid:durableId="703822468">
+    <w:abstractNumId w:val="4"/>
+  </w:num>
+  <w:num w:numId="8" w16cid:durableId="1653408379">
+    <w:abstractNumId w:val="3"/>
+  </w:num>
+  <w:num w:numId="9" w16cid:durableId="725837642">
+    <w:abstractNumId w:val="6"/>
+    <w:lvlOverride w:ilvl="0">
+      <w:startOverride w:val="1"/>
+    </w:lvlOverride>
+  </w:num>
+</w:numbering>
 </file>
 
 <file path=word/styles.xml><?xml version="1.0" encoding="utf-8"?>
@@ -219,7 +8323,7 @@
     <w:lsdException w:name="Medium Shading 2 Accent 1" w:uiPriority="64"/>
     <w:lsdException w:name="Medium List 1 Accent 1" w:uiPriority="65"/>
     <w:lsdException w:name="Revision" w:semiHidden="1"/>
-    <w:lsdException w:name="List Paragraph" w:uiPriority="34" w:qFormat="1"/>
+    <w:lsdException w:name="List Paragraph" w:uiPriority="0" w:qFormat="1"/>
     <w:lsdException w:name="Quote" w:uiPriority="29" w:qFormat="1"/>
     <w:lsdException w:name="Intense Quote" w:uiPriority="30" w:qFormat="1"/>
     <w:lsdException w:name="Medium List 2 Accent 1" w:uiPriority="66"/>
@@ -420,9 +8524,9 @@
   <w:style w:type="paragraph" w:default="1" w:styleId="Normal">
     <w:name w:val="Normal"/>
     <w:qFormat/>
-    <w:rsid w:val="001345E2"/>
+    <w:rsid w:val="00270CEC"/>
     <w:pPr>
-      <w:spacing w:after="0" w:line="480" w:lineRule="auto"/>
+      <w:spacing w:after="0" w:line="360" w:lineRule="auto"/>
     </w:pPr>
     <w:rPr>
       <w:rFonts w:ascii="Times New Roman" w:hAnsi="Times New Roman"/>
@@ -874,7 +8978,6 @@
   <w:style w:type="paragraph" w:styleId="Prrafodelista">
     <w:name w:val="List Paragraph"/>
     <w:basedOn w:val="Normal"/>
-    <w:uiPriority w:val="34"/>
     <w:qFormat/>
     <w:rsid w:val="001345E2"/>
     <w:pPr>
@@ -941,6 +9044,162 @@
       <w:smallCaps/>
       <w:color w:val="2F5496" w:themeColor="accent1" w:themeShade="BF"/>
       <w:spacing w:val="5"/>
+    </w:rPr>
+  </w:style>
+  <w:style w:type="paragraph" w:styleId="Encabezado">
+    <w:name w:val="header"/>
+    <w:basedOn w:val="Normal"/>
+    <w:link w:val="EncabezadoCar"/>
+    <w:uiPriority w:val="99"/>
+    <w:unhideWhenUsed/>
+    <w:rsid w:val="0048383F"/>
+    <w:pPr>
+      <w:tabs>
+        <w:tab w:val="center" w:pos="4513"/>
+        <w:tab w:val="right" w:pos="9026"/>
+      </w:tabs>
+      <w:spacing w:line="240" w:lineRule="auto"/>
+    </w:pPr>
+  </w:style>
+  <w:style w:type="character" w:customStyle="1" w:styleId="EncabezadoCar">
+    <w:name w:val="Encabezado Car"/>
+    <w:basedOn w:val="Fuentedeprrafopredeter"/>
+    <w:link w:val="Encabezado"/>
+    <w:uiPriority w:val="99"/>
+    <w:rsid w:val="0048383F"/>
+    <w:rPr>
+      <w:rFonts w:ascii="Times New Roman" w:hAnsi="Times New Roman"/>
+      <w:sz w:val="24"/>
+    </w:rPr>
+  </w:style>
+  <w:style w:type="paragraph" w:styleId="Piedepgina">
+    <w:name w:val="footer"/>
+    <w:basedOn w:val="Normal"/>
+    <w:link w:val="PiedepginaCar"/>
+    <w:uiPriority w:val="99"/>
+    <w:unhideWhenUsed/>
+    <w:rsid w:val="0048383F"/>
+    <w:pPr>
+      <w:tabs>
+        <w:tab w:val="center" w:pos="4513"/>
+        <w:tab w:val="right" w:pos="9026"/>
+      </w:tabs>
+      <w:spacing w:line="240" w:lineRule="auto"/>
+    </w:pPr>
+  </w:style>
+  <w:style w:type="character" w:customStyle="1" w:styleId="PiedepginaCar">
+    <w:name w:val="Pie de página Car"/>
+    <w:basedOn w:val="Fuentedeprrafopredeter"/>
+    <w:link w:val="Piedepgina"/>
+    <w:uiPriority w:val="99"/>
+    <w:rsid w:val="0048383F"/>
+    <w:rPr>
+      <w:rFonts w:ascii="Times New Roman" w:hAnsi="Times New Roman"/>
+      <w:sz w:val="24"/>
+    </w:rPr>
+  </w:style>
+  <w:style w:type="table" w:styleId="Tablaconcuadrcula">
+    <w:name w:val="Table Grid"/>
+    <w:basedOn w:val="Tablanormal"/>
+    <w:uiPriority w:val="39"/>
+    <w:rsid w:val="0048383F"/>
+    <w:pPr>
+      <w:spacing w:after="0" w:line="240" w:lineRule="auto"/>
+    </w:pPr>
+    <w:rPr>
+      <w:kern w:val="0"/>
+      <w:lang w:val="es-EC" w:eastAsia="es-EC"/>
+      <w14:ligatures w14:val="none"/>
+    </w:rPr>
+    <w:tblPr>
+      <w:tblBorders>
+        <w:top w:val="single" w:sz="4" w:space="0" w:color="auto"/>
+        <w:left w:val="single" w:sz="4" w:space="0" w:color="auto"/>
+        <w:bottom w:val="single" w:sz="4" w:space="0" w:color="auto"/>
+        <w:right w:val="single" w:sz="4" w:space="0" w:color="auto"/>
+        <w:insideH w:val="single" w:sz="4" w:space="0" w:color="auto"/>
+        <w:insideV w:val="single" w:sz="4" w:space="0" w:color="auto"/>
+      </w:tblBorders>
+    </w:tblPr>
+  </w:style>
+  <w:style w:type="table" w:styleId="Tablaconcuadrcula1clara-nfasis6">
+    <w:name w:val="Grid Table 1 Light Accent 6"/>
+    <w:basedOn w:val="Tablanormal"/>
+    <w:uiPriority w:val="46"/>
+    <w:rsid w:val="001C68C6"/>
+    <w:pPr>
+      <w:spacing w:after="0" w:line="240" w:lineRule="auto"/>
+    </w:pPr>
+    <w:tblPr>
+      <w:tblStyleRowBandSize w:val="1"/>
+      <w:tblStyleColBandSize w:val="1"/>
+      <w:tblBorders>
+        <w:top w:val="single" w:sz="4" w:space="0" w:color="C5E0B3" w:themeColor="accent6" w:themeTint="66"/>
+        <w:left w:val="single" w:sz="4" w:space="0" w:color="C5E0B3" w:themeColor="accent6" w:themeTint="66"/>
+        <w:bottom w:val="single" w:sz="4" w:space="0" w:color="C5E0B3" w:themeColor="accent6" w:themeTint="66"/>
+        <w:right w:val="single" w:sz="4" w:space="0" w:color="C5E0B3" w:themeColor="accent6" w:themeTint="66"/>
+        <w:insideH w:val="single" w:sz="4" w:space="0" w:color="C5E0B3" w:themeColor="accent6" w:themeTint="66"/>
+        <w:insideV w:val="single" w:sz="4" w:space="0" w:color="C5E0B3" w:themeColor="accent6" w:themeTint="66"/>
+      </w:tblBorders>
+    </w:tblPr>
+    <w:tblStylePr w:type="firstRow">
+      <w:rPr>
+        <w:b/>
+        <w:bCs/>
+      </w:rPr>
+      <w:tblPr/>
+      <w:tcPr>
+        <w:tcBorders>
+          <w:bottom w:val="single" w:sz="12" w:space="0" w:color="A8D08D" w:themeColor="accent6" w:themeTint="99"/>
+        </w:tcBorders>
+      </w:tcPr>
+    </w:tblStylePr>
+    <w:tblStylePr w:type="lastRow">
+      <w:rPr>
+        <w:b/>
+        <w:bCs/>
+      </w:rPr>
+      <w:tblPr/>
+      <w:tcPr>
+        <w:tcBorders>
+          <w:top w:val="double" w:sz="2" w:space="0" w:color="A8D08D" w:themeColor="accent6" w:themeTint="99"/>
+        </w:tcBorders>
+      </w:tcPr>
+    </w:tblStylePr>
+    <w:tblStylePr w:type="firstCol">
+      <w:rPr>
+        <w:b/>
+        <w:bCs/>
+      </w:rPr>
+    </w:tblStylePr>
+    <w:tblStylePr w:type="lastCol">
+      <w:rPr>
+        <w:b/>
+        <w:bCs/>
+      </w:rPr>
+    </w:tblStylePr>
+  </w:style>
+  <w:style w:type="character" w:styleId="Hipervnculo">
+    <w:name w:val="Hyperlink"/>
+    <w:basedOn w:val="Fuentedeprrafopredeter"/>
+    <w:uiPriority w:val="99"/>
+    <w:unhideWhenUsed/>
+    <w:rsid w:val="00B7588D"/>
+    <w:rPr>
+      <w:color w:val="0563C1" w:themeColor="hyperlink"/>
+      <w:u w:val="single"/>
+    </w:rPr>
+  </w:style>
+  <w:style w:type="character" w:styleId="Mencinsinresolver">
+    <w:name w:val="Unresolved Mention"/>
+    <w:basedOn w:val="Fuentedeprrafopredeter"/>
+    <w:uiPriority w:val="99"/>
+    <w:semiHidden/>
+    <w:unhideWhenUsed/>
+    <w:rsid w:val="00B7588D"/>
+    <w:rPr>
+      <w:color w:val="605E5C"/>
+      <w:shd w:val="clear" w:color="auto" w:fill="E1DFDD"/>
     </w:rPr>
   </w:style>
 </w:styles>
